--- a/.scratch/soc-builder/dev/_draft-1.docx
+++ b/.scratch/soc-builder/dev/_draft-1.docx
@@ -697,16 +697,85 @@
           <w:p>
             <w:r>
               <w:t xml:space="preserve">ผู้ยื่นข้อเสนอที่ยื่นข้อเสนอในรูปแบบของ "กิจการร่วมค้า" ต้องมีคุณสมบัติ ดังนี้</w:t>
-              <w:br/>
-              <w:t xml:space="preserve">(๑) การกำหนดสัดส่วนในการเข้าร่วมค้าของคู่สัญญา</w:t>
+            </w:r>
+          </w:p>
+        </w:tc>
+        <w:tc>
+          <w:p/>
+        </w:tc>
+        <w:tc>
+          <w:p/>
+        </w:tc>
+        <w:tc>
+          <w:p/>
+        </w:tc>
+      </w:tr>
+      <w:tr>
+        <w:tc>
+          <w:p>
+            <w:r>
+              <w:t xml:space="preserve">(๑)</w:t>
+            </w:r>
+          </w:p>
+        </w:tc>
+        <w:tc>
+          <w:p>
+            <w:r>
+              <w:t xml:space="preserve">การกำหนดสัดส่วนในการเข้าร่วมค้าของคู่สัญญา</w:t>
               <w:br/>
               <w:t xml:space="preserve">กรณีที่ข้อตกลงฯ กำหนดให้ผู้เข้าร่วมค้ารายใดรายหนึ่งเป็นผู้เข้าร่วมค้าหลักข้อตกลงฯ จะต้องมีการกำหนดสัดส่วนหน้าที่และความรับผิดชอบในปริมาณงาน สิ่งของหรือมูลค่าตามสัญญาของ ผู้เข้าร่วมค้าหลักมากกว่าผู้เข้าร่วมค้ารายอื่นทุกราย</w:t>
-              <w:br/>
-              <w:t xml:space="preserve">(๒) กรณีที่ข้อตกลงฯ กำหนดให้ผู้เข้าร่วมค้ารายใดรายหนึ่งเป็นผู้เข้าร่วมค้าหลักกิจการ ร่วมค้านั้นต้องใช้ผลงานของผู้เข้าร่วมค้าหลักรายเดียวเป็นผลงานของกิจการร่วมค้าที่ยื่นข้อเสนอ</w:t>
+            </w:r>
+          </w:p>
+        </w:tc>
+        <w:tc>
+          <w:p/>
+        </w:tc>
+        <w:tc>
+          <w:p/>
+        </w:tc>
+        <w:tc>
+          <w:p/>
+        </w:tc>
+      </w:tr>
+      <w:tr>
+        <w:tc>
+          <w:p>
+            <w:r>
+              <w:t xml:space="preserve">(๒)</w:t>
+            </w:r>
+          </w:p>
+        </w:tc>
+        <w:tc>
+          <w:p>
+            <w:r>
+              <w:t xml:space="preserve">กรณีที่ข้อตกลงฯ กำหนดให้ผู้เข้าร่วมค้ารายใดรายหนึ่งเป็นผู้เข้าร่วมค้าหลักกิจการ ร่วมค้านั้นต้องใช้ผลงานของผู้เข้าร่วมค้าหลักรายเดียวเป็นผลงานของกิจการร่วมค้าที่ยื่นข้อเสนอ</w:t>
               <w:br/>
               <w:t xml:space="preserve">สำหรับข้อตกลงฯ ที่ไม่ได้กำหนดให้ผู้เข้าร่วมค้ารายใดเป็นผู้เข้าร่วมค้าหลัก ผู้เข้าร่วมค้าทุกราย จะต้องมีคุณสมบัติครบถ้วนตามเงื่อนไขที่กำหนดไว้ในเอกสารเชิญชวน</w:t>
-              <w:br/>
-              <w:t xml:space="preserve">(๓) การยื่นข้อเสนอของกิจการร่วมค้า</w:t>
+            </w:r>
+          </w:p>
+        </w:tc>
+        <w:tc>
+          <w:p/>
+        </w:tc>
+        <w:tc>
+          <w:p/>
+        </w:tc>
+        <w:tc>
+          <w:p/>
+        </w:tc>
+      </w:tr>
+      <w:tr>
+        <w:tc>
+          <w:p>
+            <w:r>
+              <w:t xml:space="preserve">(๓)</w:t>
+            </w:r>
+          </w:p>
+        </w:tc>
+        <w:tc>
+          <w:p>
+            <w:r>
+              <w:t xml:space="preserve">การยื่นข้อเสนอของกิจการร่วมค้า</w:t>
               <w:br/>
               <w:t xml:space="preserve">(๓.๑) กรณีที่ข้อตกลงฯ กำหนดให้มีการมอบหมายผู้เข้าร่วมค้ารายใดรายหนึ่งเป็นผู้ยื่นข้อเสนอในนามกิจการร่วมค้าการยื่นข้อเสนอดังกล่าวไม่ต้องมีหนังสือมอบอำนาจ</w:t>
               <w:br/>
@@ -763,26 +832,164 @@
           <w:p>
             <w:r>
               <w:t xml:space="preserve">ผู้ยื่นข้อเสนอต้องมีมูลค่าสุทธิของกิจการ ดังนี้</w:t>
-              <w:br/>
-              <w:t xml:space="preserve">(๑) กรณีผู้ยื่นข้อเสนอที่เป็นนิติบุคคลที่จัดตั้งขึ้นตามกฎหมายไทยหรือต่างประเทศ ซึ่งได้จดทะเบียนเกินกว่า ๑ ปี ต้องมีมูลค่าสุทธิของกิจการ จากผลต่างระหว่างสินทรัพย์สุทธิหักด้วยหนี้สินสุทธิที่ปรากฏในงบแสดงฐานะการเงินที่มีการตรวจรับรองแล้ว ซึ่งจะต้องแสดงค่าเป็นบวก ๑ ปีสุดท้ายก่อนวันยื่นข้อเสนอ งบแสดงฐานะการเงิน ๑ ปีสุดท้ายก่อนวันยื่นข้อเสนอ หมายถึง งบแสดงฐานะการเงินย้อนไปก่อนวันที่หน่วยงานของรัฐกำหนดให้เป็นวันยื่นข้อเสนอ ๑ ปีปฏิทิน เว้นแต่กรณีนิติบุคคลที่จัดตั้งขึ้นตามกฎหมายไทย หากวันยื่นข้อเสนอเป็นช่วงระยะเวลาที่กรมพัฒนาธุรกิจการค้ากำหนดให้นิติบุคคลยื่นงบแสดงฐานะการเงินกับกรมพัฒนาธุรกิจการค้า ซึ่งจะอยู่ในช่วงเดือนมกราคม - เดือนพฤษภาคม ของทุกปี โดยนิติบุคคลที่เป็นผู้ยื่นข้อเสนอนั้นยังอยู่ในช่วงของการยื่นงบแสดงฐานะการเงินกับกรมพัฒนาธุรกิจการค้า คือ ช่วงเดือนมกราคม - เดือนพฤษภาคม กรณีนี้ให้สามารถยื่นงบแสดงฐานะการเงินย้อนไปอีก ๑ ปี ได้ โดยแสดงสำเนาเอกสารหรือหลักฐานมาพร้อมการยื่นข้อเสนอทางระบบจัดซื้อจัดจ้างภาครัฐด้วยอิเล็กทรอนิกส์</w:t>
-              <w:br/>
-              <w:t xml:space="preserve">(๒) กรณีผู้ยื่นข้อเสนอที่เป็นนิติบุคคลที่จัดตั้งขึ้นตามกฎหมายไทย ซึ่งยังไม่มีการรายงานงบแสดงฐานะการเงินกับกรมพัฒนาธุรกิจการค้า หรือกรณีผู้ยื่นข้อเสนอเป็นนิติบุคคลที่จัดตั้งขึ้น ตามกฎหมายต่างประเทศซึ่งยังไม่มีการรายงานงบแสดงฐานะการเงิน ให้พิจารณาการกำหนดมูลค่าของทุนจดทะเบียนโดยผู้ยื่นข้อเสนอจะต้องมีทุนจดทะเบียนที่เรียกชำระมูลค่าหุ้นแล้ว ณ วันที่ยื่นข้อเสนอ ไม่ต่ำกว่า ๓ ล้านบาท โดยแสดงสำเนาเอกสารหรือหลักฐานมาพร้อมการยื่นข้อเสนอทางระบบจัดซื้อจัดจ้างภาครัฐด้วยอิเล็กทรอนิกส์</w:t>
-              <w:br/>
-              <w:t xml:space="preserve">(๓) สำหรับการจัดซื้อจัดจ้างครั้งหนึ่งที่มีวงเงินเกิน ๕๐๐,๐๐๐ บาทขึ้นไป กรณีที่ผู้ยื่นข้อเสนอเป็นบุคคลธรรมดาให้พิจารณาจากหนังสือรับรองบัญชีเงินฝากไม่เกิน ๙๐ วัน ก่อนวันยื่นข้อเสนอ โดยต้องมีเงินฝากคงเหลือในบัญชีธนาคารเป็นมูลค่า ๑ ใน ๔ ของมูลค่างบประมาณของโครงการหรือรายการที่ยื่นข้อเสนอในแต่ละครั้ง และหากเป็นผู้ชนะการจัดซื้อจัดจ้างหรือเป็นผู้ได้รับการคัดเลือกจะต้องแสดงหนังสือรับรองเงินฝากที่มีมูลค่าดังกล่าวอีกครั้งหนึ่งในวันลงนามในสัญญา</w:t>
-              <w:br/>
-              <w:t xml:space="preserve">(๔) กรณีที่ผู้ยื่นข้อเสนอไม่มีมูลค่าสุทธิของกิจการหรือทุนจดทะเบียน หรือมีแต่ไม่เพียงพอที่จะเข้ายื่นข้อเสนอ สามารถดำเนินการได้ดังนี้</w:t>
+            </w:r>
+          </w:p>
+        </w:tc>
+        <w:tc>
+          <w:p/>
+        </w:tc>
+        <w:tc>
+          <w:p/>
+        </w:tc>
+        <w:tc>
+          <w:p/>
+        </w:tc>
+      </w:tr>
+      <w:tr>
+        <w:tc>
+          <w:p>
+            <w:r>
+              <w:t xml:space="preserve">(๑)</w:t>
+            </w:r>
+          </w:p>
+        </w:tc>
+        <w:tc>
+          <w:p>
+            <w:r>
+              <w:t xml:space="preserve">กรณีผู้ยื่นข้อเสนอที่เป็นนิติบุคคลที่จัดตั้งขึ้นตามกฎหมายไทยหรือต่างประเทศ ซึ่งได้จดทะเบียนเกินกว่า ๑ ปี ต้องมีมูลค่าสุทธิของกิจการ จากผลต่างระหว่างสินทรัพย์สุทธิหักด้วยหนี้สินสุทธิที่ปรากฏในงบแสดงฐานะการเงินที่มีการตรวจรับรองแล้ว ซึ่งจะต้องแสดงค่าเป็นบวก ๑ ปีสุดท้ายก่อนวันยื่นข้อเสนอ งบแสดงฐานะการเงิน ๑ ปีสุดท้ายก่อนวันยื่นข้อเสนอ หมายถึง งบแสดงฐานะการเงินย้อนไปก่อนวันที่หน่วยงานของรัฐกำหนดให้เป็นวันยื่นข้อเสนอ ๑ ปีปฏิทิน เว้นแต่กรณีนิติบุคคลที่จัดตั้งขึ้นตามกฎหมายไทย หากวันยื่นข้อเสนอเป็นช่วงระยะเวลาที่กรมพัฒนาธุรกิจการค้ากำหนดให้นิติบุคคลยื่นงบแสดงฐานะการเงินกับกรมพัฒนาธุรกิจการค้า ซึ่งจะอยู่ในช่วงเดือนมกราคม - เดือนพฤษภาคม ของทุกปี โดยนิติบุคคลที่เป็นผู้ยื่นข้อเสนอนั้นยังอยู่ในช่วงของการยื่นงบแสดงฐานะการเงินกับกรมพัฒนาธุรกิจการค้า คือ ช่วงเดือนมกราคม - เดือนพฤษภาคม กรณีนี้ให้สามารถยื่นงบแสดงฐานะการเงินย้อนไปอีก ๑ ปี ได้ โดยแสดงสำเนาเอกสารหรือหลักฐานมาพร้อมการยื่นข้อเสนอทางระบบจัดซื้อจัดจ้างภาครัฐด้วยอิเล็กทรอนิกส์</w:t>
+            </w:r>
+          </w:p>
+        </w:tc>
+        <w:tc>
+          <w:p/>
+        </w:tc>
+        <w:tc>
+          <w:p/>
+        </w:tc>
+        <w:tc>
+          <w:p/>
+        </w:tc>
+      </w:tr>
+      <w:tr>
+        <w:tc>
+          <w:p>
+            <w:r>
+              <w:t xml:space="preserve">(๒)</w:t>
+            </w:r>
+          </w:p>
+        </w:tc>
+        <w:tc>
+          <w:p>
+            <w:r>
+              <w:t xml:space="preserve">กรณีผู้ยื่นข้อเสนอที่เป็นนิติบุคคลที่จัดตั้งขึ้นตามกฎหมายไทย ซึ่งยังไม่มีการรายงานงบแสดงฐานะการเงินกับกรมพัฒนาธุรกิจการค้า หรือกรณีผู้ยื่นข้อเสนอเป็นนิติบุคคลที่จัดตั้งขึ้น ตามกฎหมายต่างประเทศซึ่งยังไม่มีการรายงานงบแสดงฐานะการเงิน ให้พิจารณาการกำหนดมูลค่าของทุนจดทะเบียนโดยผู้ยื่นข้อเสนอจะต้องมีทุนจดทะเบียนที่เรียกชำระมูลค่าหุ้นแล้ว ณ วันที่ยื่นข้อเสนอ ไม่ต่ำกว่า ๓ ล้านบาท โดยแสดงสำเนาเอกสารหรือหลักฐานมาพร้อมการยื่นข้อเสนอทางระบบจัดซื้อจัดจ้างภาครัฐด้วยอิเล็กทรอนิกส์</w:t>
+            </w:r>
+          </w:p>
+        </w:tc>
+        <w:tc>
+          <w:p/>
+        </w:tc>
+        <w:tc>
+          <w:p/>
+        </w:tc>
+        <w:tc>
+          <w:p/>
+        </w:tc>
+      </w:tr>
+      <w:tr>
+        <w:tc>
+          <w:p>
+            <w:r>
+              <w:t xml:space="preserve">(๓)</w:t>
+            </w:r>
+          </w:p>
+        </w:tc>
+        <w:tc>
+          <w:p>
+            <w:r>
+              <w:t xml:space="preserve">สำหรับการจัดซื้อจัดจ้างครั้งหนึ่งที่มีวงเงินเกิน ๕๐๐,๐๐๐ บาทขึ้นไป กรณีที่ผู้ยื่นข้อเสนอเป็นบุคคลธรรมดาให้พิจารณาจากหนังสือรับรองบัญชีเงินฝากไม่เกิน ๙๐ วัน ก่อนวันยื่นข้อเสนอ โดยต้องมีเงินฝากคงเหลือในบัญชีธนาคารเป็นมูลค่า ๑ ใน ๔ ของมูลค่างบประมาณของโครงการหรือรายการที่ยื่นข้อเสนอในแต่ละครั้ง และหากเป็นผู้ชนะการจัดซื้อจัดจ้างหรือเป็นผู้ได้รับการคัดเลือกจะต้องแสดงหนังสือรับรองเงินฝากที่มีมูลค่าดังกล่าวอีกครั้งหนึ่งในวันลงนามในสัญญา</w:t>
+            </w:r>
+          </w:p>
+        </w:tc>
+        <w:tc>
+          <w:p/>
+        </w:tc>
+        <w:tc>
+          <w:p/>
+        </w:tc>
+        <w:tc>
+          <w:p/>
+        </w:tc>
+      </w:tr>
+      <w:tr>
+        <w:tc>
+          <w:p>
+            <w:r>
+              <w:t xml:space="preserve">(๔)</w:t>
+            </w:r>
+          </w:p>
+        </w:tc>
+        <w:tc>
+          <w:p>
+            <w:r>
+              <w:t xml:space="preserve">กรณีที่ผู้ยื่นข้อเสนอไม่มีมูลค่าสุทธิของกิจการหรือทุนจดทะเบียน หรือมีแต่ไม่เพียงพอที่จะเข้ายื่นข้อเสนอ สามารถดำเนินการได้ดังนี้</w:t>
               <w:br/>
               <w:t xml:space="preserve">(๔.๑) กรณีผู้ยื่นข้อเสนอเป็นนิติบุคคลที่จัดตั้งขึ้นตามกฎหมายไทย หรือบุคคลธรรมดาที่ถือสัญชาติไทย ผู้ยื่นข้อเสนอสามารถขอวงเงินสินเชื่อ โดยต้องมีวงเงินสินเชื่อ ๑ ใน ๔ ของมูลค่างบประมาณของโครงการหรือรายการที่ยื่นข้อเสนอในแต่ละครั้ง จะเป็นสินเชื่อที่ธนาคารภายในประเทศ หรือบริษัทเงินทุน หรือบริษัทเงินทุนหลักทรัพย์ที่ได้รับอนุญาตให้ประกอบกิจการเงินทุนเพื่อการพาณิชย์และประกอบธุรกิจ ผู้ประกันตามประกาศของธนาคารแห่งประเทศไทย ตามรายชื่อบริษัทเงินทุนที่ธนาคารแห่งประเทศไทยแจ้งเวียนให้ทราบ โดยพิจารณาจากยอดเงินรวมของวงเงินสินเชื่อที่สำนักงานใหญ่รับรอง หรือที่สำนักงานสาขา</w:t>
               <w:br/>
               <w:t xml:space="preserve">รับรอง (กรณีได้รับมอบอำนาจจากสำนักงานใหญ่) ซึ่งออกให้แก่ผู้ยื่นข้อเสนอ นับถึงวันยื่นข้อเสนอไม่เกิน ๙๐ วัน โดยแสดงสำเนาแบบหนังสือรับรองวงเงินสินเชื่อ (ตามแบบที่กรมบัญชีกลางกำหนด) มาพร้อมการยื่นข้อเสนอ ทางระบบจัดซื้อจัดจ้างภาครัฐด้วยอิเล็กทรอนิกส์</w:t>
               <w:br/>
               <w:t xml:space="preserve">(๔.๒) กรณีผู้ยื่นข้อเสนอเป็นนิติบุคคลที่จัดตั้งขึ้นตามกฎหมายต่างประเทศ หรือบุคคล ธรรมดาที่มิได้ถือสัญชาติไทย ผู้ยื่นข้อเสนอสามารถขอวงเงินสินเชื่อ โดยต้องมีวงเงินสินเชื่อ ๑ ใน ๔ ของมูลค่า งบประมาณของโครงการหรือรายการที่ยื่นข้อเสนอในแต่ละครั้ง จะเป็นสินเชื่อที่ธนาคารต่างประเทศหรือ บริษัทเงินทุนหรือบริษัทเงินทุนหลักทรัพย์ที่ได้รับอนุญาตให้ประกอบกิจการเงินทุนเพื่อการพาณิชย์และ ประกอบธุรกิจผู้ประกันตามประกาศของธนาคารกลางต่างประเทศนั้น ตามรายชื่อบริษัทที่ธนาคารกลาง ต่างประเทศนั้นแจ้งเวียนให้ทราบ โดยพิจารณาจากยอดเงินรวมของวงเงินสินเชื่อที่สำนักงานใหญ่รับรอง หรือที่สำนักงานสาขารับรอง (กรณีได้รับมอบอำนาจจากสำนักงานใหญ่) ซึ่งออกให้แก่ผู้ยื่นข้อเสนอ นับถึง วันยื่นข้อเสนอไม่เกิน ๙๐ วัน โดยแสดงสำเนาแบบหนังสือรับรองวงเงินสินเชื่อ (ตามแบบที่กรมบัญชีกลางกำหนด) มาพร้อมการยื่นข้อเสนอทางระบบจัดซื้อจัดจ้างภาครัฐด้วยอิเล็กทรอนิกส์</w:t>
-              <w:br/>
-              <w:t xml:space="preserve">(๕) กรณีผู้ยื่นข้อเสนอเป็นนิติบุคคลที่จัดตั้งขึ้นตามกฎหมายต่างประเทศ หรือบุคคลธรรมดา ที่มิได้ถือสัญชาติไทยตามข้อ (๒) ข้อ (๓) และข้อ (๔) (๔.๒) มูลค่าจะต้องเป็นไปตามอัตราแลกเปลี่ยนเงินตรา ตามประกาศที่ธนาคารแห่งประเทศไทยกำหนด ในช่วงระหว่างวันที่เผยแพร่ประกาศและเอกสารประกวดราคา ในระบบจัดซื้อจัดจ้างภาครัฐด้วยอิเล็กทรอนิกส์ (e - GP) จนถึงวันเสนอราคา</w:t>
+            </w:r>
+          </w:p>
+        </w:tc>
+        <w:tc>
+          <w:p/>
+        </w:tc>
+        <w:tc>
+          <w:p/>
+        </w:tc>
+        <w:tc>
+          <w:p/>
+        </w:tc>
+      </w:tr>
+      <w:tr>
+        <w:tc>
+          <w:p>
+            <w:r>
+              <w:t xml:space="preserve">(๕)</w:t>
+            </w:r>
+          </w:p>
+        </w:tc>
+        <w:tc>
+          <w:p>
+            <w:r>
+              <w:t xml:space="preserve">กรณีผู้ยื่นข้อเสนอเป็นนิติบุคคลที่จัดตั้งขึ้นตามกฎหมายต่างประเทศ หรือบุคคลธรรมดา ที่มิได้ถือสัญชาติไทยตามข้อ (๒) ข้อ (๓) และข้อ (๔) (๔.๒) มูลค่าจะต้องเป็นไปตามอัตราแลกเปลี่ยนเงินตรา ตามประกาศที่ธนาคารแห่งประเทศไทยกำหนด ในช่วงระหว่างวันที่เผยแพร่ประกาศและเอกสารประกวดราคา ในระบบจัดซื้อจัดจ้างภาครัฐด้วยอิเล็กทรอนิกส์ (e - GP) จนถึงวันเสนอราคา</w:t>
               <w:br/>
               <w:t xml:space="preserve">ทั้งนี้ ผู้ยื่นข้อเสนอจะต้องยื่นเอกสารที่แสดงให้เห็นถึงข้อมูลเกี่ยวกับมูลค่าสุทธิของ กิจการแล้วแต่กรณี ประกอบกับเอกสารดังกล่าวจะต้องผ่านการรับรองตามระเบียบกระทรวงการต่างประเทศ ว่าด้วยการรับรองเอกสาร พ.ศ. ๒๕๓๙ และที่แก้ไขเพิ่มเติม กำหนด โดยจะต้องยื่นเอกสารดังกล่าว ในวันยื่น ข้อเสนอ หากผู้ยื่นข้อเสนอมิได้มีการยื่นเอกสารดังกล่าวมาพร้อมกับการยื่นข้อเสนอให้ถือว่าผู้ยื่นข้อเสนอรายนั้น ยื่นเอกสารไม่ครบถ้วนตามเงื่อนไขที่กำหนดไว้ในเอกสารประกวดราคา</w:t>
-              <w:br/>
-              <w:t xml:space="preserve">(๖) กรณีตามข้อ (๑) - (๕) ไม่ใช้บังคับกับกรณีดังต่อไปนี้</w:t>
+            </w:r>
+          </w:p>
+        </w:tc>
+        <w:tc>
+          <w:p/>
+        </w:tc>
+        <w:tc>
+          <w:p/>
+        </w:tc>
+        <w:tc>
+          <w:p/>
+        </w:tc>
+      </w:tr>
+      <w:tr>
+        <w:tc>
+          <w:p>
+            <w:r>
+              <w:t xml:space="preserve">(๖)</w:t>
+            </w:r>
+          </w:p>
+        </w:tc>
+        <w:tc>
+          <w:p>
+            <w:r>
+              <w:t xml:space="preserve">กรณีตามข้อ (๑) - (๕) ไม่ใช้บังคับกับกรณีดังต่อไปนี้</w:t>
               <w:br/>
               <w:t xml:space="preserve">(๖.๑) กรณีที่ผู้ยื่นข้อเสนอเป็นหน่วยงานของรัฐภายในประเทศ</w:t>
               <w:br/>
@@ -932,22 +1139,206 @@
           <w:p>
             <w:r>
               <w:t xml:space="preserve">เครื่องคอมพิวเตอร์แม่ข่าย (Server) แบบ On premise จำนวน ๑ ชุด โดยมีคุณลักษณะเฉพาะอย่างน้อย ดังนี้</w:t>
-              <w:br/>
-              <w:t xml:space="preserve">๑) มีหน่วยประมวลผลกลาง (CPU) แบบ ๑๐ แกนหลัก (๑๐ core) หรือดีกว่า สำหรับคอมพิวเตอร์แม่ข่าย (Server) โดยเฉพาะและมีความเร็วสัญญาณนาฬิกาพื้นฐานไม่น้อยกว่า ๒.๒ GHZ จำนวนไม่น้อยกว่า ๑ หน่วย</w:t>
-              <w:br/>
-              <w:t xml:space="preserve">๒) หน่วยประมวลผลกลาง (CPU) รองรับการประมวลผลแบบ ๖๔ bit มีหน่วยความจำแบบ Cache Memory รวมในระดับ (Level) เดียวกันไม่น้อยกว่า ๑๓ MB</w:t>
-              <w:br/>
-              <w:t xml:space="preserve">๓) มีหน่วยความจำหลัก (RAM) ชนิด ECC DDR๔ หรือดีกว่า มีขนาดไม่น้อยกว่า ๑๖ GB</w:t>
-              <w:br/>
-              <w:t xml:space="preserve">๔) สนับสนุนการทำงาน RAID ไม่น้อยกว่า RAID ๐ , ๑, ๕</w:t>
-              <w:br/>
-              <w:t xml:space="preserve">๕) มีหน่วยจัดเก็บข้อมูลชนิด SAS หรือ SATA ที่มีความเร็วรอบไม่น้อยกว่า ๑๐,๐๐๐ รอบต่อนาที ขนาดความจุไม่น้อยกว่า ๑ TB หรือ ชนิด Solid State Drive หรือดีกว่า ขนาดความจุไม่น้อยกว่า ๔๘๐ GB จำนวนไม่น้อยกว่า ๒ หน่วย</w:t>
-              <w:br/>
-              <w:t xml:space="preserve">๖) มีช่องเชื่อมต่อระบบเครือข่าย (Network Interface) แบบ ๑๐/๑๐๐/๑๐๐๐ Base-T หรือดีกว่า จำนวนไม่น้อยกว่า ๒ ช่อง</w:t>
-              <w:br/>
-              <w:t xml:space="preserve">๗) มี Power Supply แบบ Redundant หรือ Hot Swap จำนวน ๒ หน่วย</w:t>
-              <w:br/>
-              <w:t xml:space="preserve">๘) มีชุดโปรแกรมระบบปฏิบัติการสำหรับเครื่องคอมพิวเตอร์แม่ข่าย (Server) สำหรับรองรับหน่วยประมวลผลกลาง (CPU) ไม่น้อยกว่า ๑๖ แกนหลัก (๑๖ core) ที่มีลิขสิทธิ์ถูกต้องตามกฎหมาย</w:t>
+            </w:r>
+          </w:p>
+        </w:tc>
+        <w:tc>
+          <w:p/>
+        </w:tc>
+        <w:tc>
+          <w:p/>
+        </w:tc>
+        <w:tc>
+          <w:p/>
+        </w:tc>
+      </w:tr>
+      <w:tr>
+        <w:tc>
+          <w:p>
+            <w:r>
+              <w:t xml:space="preserve">๑)</w:t>
+            </w:r>
+          </w:p>
+        </w:tc>
+        <w:tc>
+          <w:p>
+            <w:r>
+              <w:t xml:space="preserve">มีหน่วยประมวลผลกลาง (CPU) แบบ ๑๐ แกนหลัก (๑๐ core) หรือดีกว่า สำหรับคอมพิวเตอร์แม่ข่าย (Server) โดยเฉพาะและมีความเร็วสัญญาณนาฬิกาพื้นฐานไม่น้อยกว่า ๒.๒ GHZ จำนวนไม่น้อยกว่า ๑ หน่วย</w:t>
+            </w:r>
+          </w:p>
+        </w:tc>
+        <w:tc>
+          <w:p/>
+        </w:tc>
+        <w:tc>
+          <w:p/>
+        </w:tc>
+        <w:tc>
+          <w:p/>
+        </w:tc>
+      </w:tr>
+      <w:tr>
+        <w:tc>
+          <w:p>
+            <w:r>
+              <w:t xml:space="preserve">๒)</w:t>
+            </w:r>
+          </w:p>
+        </w:tc>
+        <w:tc>
+          <w:p>
+            <w:r>
+              <w:t xml:space="preserve">หน่วยประมวลผลกลาง (CPU) รองรับการประมวลผลแบบ ๖๔ bit มีหน่วยความจำแบบ Cache Memory รวมในระดับ (Level) เดียวกันไม่น้อยกว่า ๑๓ MB</w:t>
+            </w:r>
+          </w:p>
+        </w:tc>
+        <w:tc>
+          <w:p/>
+        </w:tc>
+        <w:tc>
+          <w:p/>
+        </w:tc>
+        <w:tc>
+          <w:p/>
+        </w:tc>
+      </w:tr>
+      <w:tr>
+        <w:tc>
+          <w:p>
+            <w:r>
+              <w:t xml:space="preserve">๓)</w:t>
+            </w:r>
+          </w:p>
+        </w:tc>
+        <w:tc>
+          <w:p>
+            <w:r>
+              <w:t xml:space="preserve">มีหน่วยความจำหลัก (RAM) ชนิด ECC DDR๔ หรือดีกว่า มีขนาดไม่น้อยกว่า ๑๖ GB</w:t>
+            </w:r>
+          </w:p>
+        </w:tc>
+        <w:tc>
+          <w:p/>
+        </w:tc>
+        <w:tc>
+          <w:p/>
+        </w:tc>
+        <w:tc>
+          <w:p/>
+        </w:tc>
+      </w:tr>
+      <w:tr>
+        <w:tc>
+          <w:p>
+            <w:r>
+              <w:t xml:space="preserve">๔)</w:t>
+            </w:r>
+          </w:p>
+        </w:tc>
+        <w:tc>
+          <w:p>
+            <w:r>
+              <w:t xml:space="preserve">สนับสนุนการทำงาน RAID ไม่น้อยกว่า RAID ๐ , ๑, ๕</w:t>
+            </w:r>
+          </w:p>
+        </w:tc>
+        <w:tc>
+          <w:p/>
+        </w:tc>
+        <w:tc>
+          <w:p/>
+        </w:tc>
+        <w:tc>
+          <w:p/>
+        </w:tc>
+      </w:tr>
+      <w:tr>
+        <w:tc>
+          <w:p>
+            <w:r>
+              <w:t xml:space="preserve">๕)</w:t>
+            </w:r>
+          </w:p>
+        </w:tc>
+        <w:tc>
+          <w:p>
+            <w:r>
+              <w:t xml:space="preserve">มีหน่วยจัดเก็บข้อมูลชนิด SAS หรือ SATA ที่มีความเร็วรอบไม่น้อยกว่า ๑๐,๐๐๐ รอบต่อนาที ขนาดความจุไม่น้อยกว่า ๑ TB หรือ ชนิด Solid State Drive หรือดีกว่า ขนาดความจุไม่น้อยกว่า ๔๘๐ GB จำนวนไม่น้อยกว่า ๒ หน่วย</w:t>
+            </w:r>
+          </w:p>
+        </w:tc>
+        <w:tc>
+          <w:p/>
+        </w:tc>
+        <w:tc>
+          <w:p/>
+        </w:tc>
+        <w:tc>
+          <w:p/>
+        </w:tc>
+      </w:tr>
+      <w:tr>
+        <w:tc>
+          <w:p>
+            <w:r>
+              <w:t xml:space="preserve">๖)</w:t>
+            </w:r>
+          </w:p>
+        </w:tc>
+        <w:tc>
+          <w:p>
+            <w:r>
+              <w:t xml:space="preserve">มีช่องเชื่อมต่อระบบเครือข่าย (Network Interface) แบบ ๑๐/๑๐๐/๑๐๐๐ Base-T หรือดีกว่า จำนวนไม่น้อยกว่า ๒ ช่อง</w:t>
+            </w:r>
+          </w:p>
+        </w:tc>
+        <w:tc>
+          <w:p/>
+        </w:tc>
+        <w:tc>
+          <w:p/>
+        </w:tc>
+        <w:tc>
+          <w:p/>
+        </w:tc>
+      </w:tr>
+      <w:tr>
+        <w:tc>
+          <w:p>
+            <w:r>
+              <w:t xml:space="preserve">๗)</w:t>
+            </w:r>
+          </w:p>
+        </w:tc>
+        <w:tc>
+          <w:p>
+            <w:r>
+              <w:t xml:space="preserve">มี Power Supply แบบ Redundant หรือ Hot Swap จำนวน ๒ หน่วย</w:t>
+            </w:r>
+          </w:p>
+        </w:tc>
+        <w:tc>
+          <w:p/>
+        </w:tc>
+        <w:tc>
+          <w:p/>
+        </w:tc>
+        <w:tc>
+          <w:p/>
+        </w:tc>
+      </w:tr>
+      <w:tr>
+        <w:tc>
+          <w:p>
+            <w:r>
+              <w:t xml:space="preserve">๘)</w:t>
+            </w:r>
+          </w:p>
+        </w:tc>
+        <w:tc>
+          <w:p>
+            <w:r>
+              <w:t xml:space="preserve">มีชุดโปรแกรมระบบปฏิบัติการสำหรับเครื่องคอมพิวเตอร์แม่ข่าย (Server) สำหรับรองรับหน่วยประมวลผลกลาง (CPU) ไม่น้อยกว่า ๑๖ แกนหลัก (๑๖ core) ที่มีลิขสิทธิ์ถูกต้องตามกฎหมาย</w:t>
             </w:r>
           </w:p>
         </w:tc>
@@ -973,18 +1364,156 @@
           <w:p>
             <w:r>
               <w:t xml:space="preserve">อุปกรณ์เสริม (แป้นพิมพ์/เมาส์) จำนวน ๑ ชุด โดยมีคุณลักษณะเฉพาะอย่างน้อย ดังนี้</w:t>
-              <w:br/>
-              <w:t xml:space="preserve">๑) มีแป้นพิมพ์มาตรฐาน ที่แป้นพิมพ์ของฟังก์ชันแยกออกจากแป้นพิมพ์ตัวอักษรอย่างชัดเจน โดยมีตัวอักษรภาษาไทย ภาษาอังกฤษ ติดอยู่บนเป็นพิมพ์อย่างถาวร จำนวน ๑ ชุด</w:t>
-              <w:br/>
-              <w:t xml:space="preserve">๒) มี Scroll Optical Mouse แบบ USB หรือดีกว่า จำนวน ๑ ชุด</w:t>
-              <w:br/>
-              <w:t xml:space="preserve">๓) มีโปรแกรมช่วยในการควบคุมระบบ (System Management) ซึ่งมีเครื่องหมายการค้าเดียวกับเครื่องคอมพิวเตอร์แม่ข่าย</w:t>
-              <w:br/>
-              <w:t xml:space="preserve">๔) วัสดุอุปกรณ์ทุกชิ้นเป็นของใหม่ สภาพสมบูรณ์ ยังไม่ผ่านการใช้งาน</w:t>
-              <w:br/>
-              <w:t xml:space="preserve">๕) ผลิตภัณฑ์ได้รับมาตรฐานการแผ่กระจายของแม่เหล็กไฟฟ้า เช่น FCC หรือ EN หรือ VCCI หรือ CISPR หรือ มอก. ๑๙๕๖ เป็นอย่างน้อย</w:t>
-              <w:br/>
-              <w:t xml:space="preserve">๖) ผลิตภัณฑ์ได้รับมาตรฐานความปลอดภัย เช่น UL หรือ CE หรือ TUV หรือ ETL หรือ มอก. ๑๕๖๑ เป็นอย่างน้อย</w:t>
+            </w:r>
+          </w:p>
+        </w:tc>
+        <w:tc>
+          <w:p/>
+        </w:tc>
+        <w:tc>
+          <w:p/>
+        </w:tc>
+        <w:tc>
+          <w:p/>
+        </w:tc>
+      </w:tr>
+      <w:tr>
+        <w:tc>
+          <w:p>
+            <w:r>
+              <w:t xml:space="preserve">๑)</w:t>
+            </w:r>
+          </w:p>
+        </w:tc>
+        <w:tc>
+          <w:p>
+            <w:r>
+              <w:t xml:space="preserve">มีแป้นพิมพ์มาตรฐาน ที่แป้นพิมพ์ของฟังก์ชันแยกออกจากแป้นพิมพ์ตัวอักษรอย่างชัดเจน โดยมีตัวอักษรภาษาไทย ภาษาอังกฤษ ติดอยู่บนเป็นพิมพ์อย่างถาวร จำนวน ๑ ชุด</w:t>
+            </w:r>
+          </w:p>
+        </w:tc>
+        <w:tc>
+          <w:p/>
+        </w:tc>
+        <w:tc>
+          <w:p/>
+        </w:tc>
+        <w:tc>
+          <w:p/>
+        </w:tc>
+      </w:tr>
+      <w:tr>
+        <w:tc>
+          <w:p>
+            <w:r>
+              <w:t xml:space="preserve">๒)</w:t>
+            </w:r>
+          </w:p>
+        </w:tc>
+        <w:tc>
+          <w:p>
+            <w:r>
+              <w:t xml:space="preserve">มี Scroll Optical Mouse แบบ USB หรือดีกว่า จำนวน ๑ ชุด</w:t>
+            </w:r>
+          </w:p>
+        </w:tc>
+        <w:tc>
+          <w:p/>
+        </w:tc>
+        <w:tc>
+          <w:p/>
+        </w:tc>
+        <w:tc>
+          <w:p/>
+        </w:tc>
+      </w:tr>
+      <w:tr>
+        <w:tc>
+          <w:p>
+            <w:r>
+              <w:t xml:space="preserve">๓)</w:t>
+            </w:r>
+          </w:p>
+        </w:tc>
+        <w:tc>
+          <w:p>
+            <w:r>
+              <w:t xml:space="preserve">มีโปรแกรมช่วยในการควบคุมระบบ (System Management) ซึ่งมีเครื่องหมายการค้าเดียวกับเครื่องคอมพิวเตอร์แม่ข่าย</w:t>
+            </w:r>
+          </w:p>
+        </w:tc>
+        <w:tc>
+          <w:p/>
+        </w:tc>
+        <w:tc>
+          <w:p/>
+        </w:tc>
+        <w:tc>
+          <w:p/>
+        </w:tc>
+      </w:tr>
+      <w:tr>
+        <w:tc>
+          <w:p>
+            <w:r>
+              <w:t xml:space="preserve">๔)</w:t>
+            </w:r>
+          </w:p>
+        </w:tc>
+        <w:tc>
+          <w:p>
+            <w:r>
+              <w:t xml:space="preserve">วัสดุอุปกรณ์ทุกชิ้นเป็นของใหม่ สภาพสมบูรณ์ ยังไม่ผ่านการใช้งาน</w:t>
+            </w:r>
+          </w:p>
+        </w:tc>
+        <w:tc>
+          <w:p/>
+        </w:tc>
+        <w:tc>
+          <w:p/>
+        </w:tc>
+        <w:tc>
+          <w:p/>
+        </w:tc>
+      </w:tr>
+      <w:tr>
+        <w:tc>
+          <w:p>
+            <w:r>
+              <w:t xml:space="preserve">๕)</w:t>
+            </w:r>
+          </w:p>
+        </w:tc>
+        <w:tc>
+          <w:p>
+            <w:r>
+              <w:t xml:space="preserve">ผลิตภัณฑ์ได้รับมาตรฐานการแผ่กระจายของแม่เหล็กไฟฟ้า เช่น FCC หรือ EN หรือ VCCI หรือ CISPR หรือ มอก. ๑๙๕๖ เป็นอย่างน้อย</w:t>
+            </w:r>
+          </w:p>
+        </w:tc>
+        <w:tc>
+          <w:p/>
+        </w:tc>
+        <w:tc>
+          <w:p/>
+        </w:tc>
+        <w:tc>
+          <w:p/>
+        </w:tc>
+      </w:tr>
+      <w:tr>
+        <w:tc>
+          <w:p>
+            <w:r>
+              <w:t xml:space="preserve">๖)</w:t>
+            </w:r>
+          </w:p>
+        </w:tc>
+        <w:tc>
+          <w:p>
+            <w:r>
+              <w:t xml:space="preserve">ผลิตภัณฑ์ได้รับมาตรฐานความปลอดภัย เช่น UL หรือ CE หรือ TUV หรือ ETL หรือ มอก. ๑๕๖๑ เป็นอย่างน้อย</w:t>
             </w:r>
           </w:p>
         </w:tc>
@@ -1010,14 +1539,106 @@
           <w:p>
             <w:r>
               <w:t xml:space="preserve">จอแสดงภาพ จำนวน ๑ ชุด โดยมีคุณลักษณะเฉพาะอย่างน้อย ดังนี้</w:t>
-              <w:br/>
-              <w:t xml:space="preserve">๑) จอแสดงภาพ แบบ LED หรือดีกว่า มีขนาดไม่น้อยกว่า ๒๓ นิ้ว</w:t>
-              <w:br/>
-              <w:t xml:space="preserve">๒) รองรับความละเอียดการแสดงผลไม่น้อยกว่า ๑,๙๒๐x๑,๐๘๐ pixel</w:t>
-              <w:br/>
-              <w:t xml:space="preserve">๓) มี Refresh Rate ไม่น้อยกว่า ๗๕ Hz</w:t>
-              <w:br/>
-              <w:t xml:space="preserve">๔) มี Contrast Ratio ไม่น้อยกว่า ๑,๐๐๐ : ๑</w:t>
+            </w:r>
+          </w:p>
+        </w:tc>
+        <w:tc>
+          <w:p/>
+        </w:tc>
+        <w:tc>
+          <w:p/>
+        </w:tc>
+        <w:tc>
+          <w:p/>
+        </w:tc>
+      </w:tr>
+      <w:tr>
+        <w:tc>
+          <w:p>
+            <w:r>
+              <w:t xml:space="preserve">๑)</w:t>
+            </w:r>
+          </w:p>
+        </w:tc>
+        <w:tc>
+          <w:p>
+            <w:r>
+              <w:t xml:space="preserve">จอแสดงภาพ แบบ LED หรือดีกว่า มีขนาดไม่น้อยกว่า ๒๓ นิ้ว</w:t>
+            </w:r>
+          </w:p>
+        </w:tc>
+        <w:tc>
+          <w:p/>
+        </w:tc>
+        <w:tc>
+          <w:p/>
+        </w:tc>
+        <w:tc>
+          <w:p/>
+        </w:tc>
+      </w:tr>
+      <w:tr>
+        <w:tc>
+          <w:p>
+            <w:r>
+              <w:t xml:space="preserve">๒)</w:t>
+            </w:r>
+          </w:p>
+        </w:tc>
+        <w:tc>
+          <w:p>
+            <w:r>
+              <w:t xml:space="preserve">รองรับความละเอียดการแสดงผลไม่น้อยกว่า ๑,๙๒๐x๑,๐๘๐ pixel</w:t>
+            </w:r>
+          </w:p>
+        </w:tc>
+        <w:tc>
+          <w:p/>
+        </w:tc>
+        <w:tc>
+          <w:p/>
+        </w:tc>
+        <w:tc>
+          <w:p/>
+        </w:tc>
+      </w:tr>
+      <w:tr>
+        <w:tc>
+          <w:p>
+            <w:r>
+              <w:t xml:space="preserve">๓)</w:t>
+            </w:r>
+          </w:p>
+        </w:tc>
+        <w:tc>
+          <w:p>
+            <w:r>
+              <w:t xml:space="preserve">มี Refresh Rate ไม่น้อยกว่า ๗๕ Hz</w:t>
+            </w:r>
+          </w:p>
+        </w:tc>
+        <w:tc>
+          <w:p/>
+        </w:tc>
+        <w:tc>
+          <w:p/>
+        </w:tc>
+        <w:tc>
+          <w:p/>
+        </w:tc>
+      </w:tr>
+      <w:tr>
+        <w:tc>
+          <w:p>
+            <w:r>
+              <w:t xml:space="preserve">๔)</w:t>
+            </w:r>
+          </w:p>
+        </w:tc>
+        <w:tc>
+          <w:p>
+            <w:r>
+              <w:t xml:space="preserve">มี Contrast Ratio ไม่น้อยกว่า ๑,๐๐๐ : ๑</w:t>
             </w:r>
           </w:p>
         </w:tc>
@@ -1043,18 +1664,156 @@
           <w:p>
             <w:r>
               <w:t xml:space="preserve">เครื่องสำรองไฟฟ้า (UPS) จำนวน ๑ เครื่อง โดยมีคุณลักษณะเฉพาะอย่างน้อย ดังนี้</w:t>
-              <w:br/>
-              <w:t xml:space="preserve">๑) มีกำลังไฟฟ้าขาออก (Output) ไม่น้อยกว่า ๑.๕ KVA (๖๐๐ Watts)</w:t>
-              <w:br/>
-              <w:t xml:space="preserve">๒) สามารถสำรองไฟฟ้าได้ไม่น้อยกว่า ๑๕ นาที</w:t>
-              <w:br/>
-              <w:t xml:space="preserve">๓) วัสดุอุปกรณ์ทุกชิ้นเป็นของใหม่ สภาพสมบูรณ์ ยังไม่ผ่านการใช้งาน</w:t>
-              <w:br/>
-              <w:t xml:space="preserve">๔) ผลิตภัณฑ์ผลิตจากโรงงานได้มาตรฐานด้านระบบบริหารงานคุณภาพ ISO ๙๐๐๑ หรือ มอก. ๙๐๐๑</w:t>
-              <w:br/>
-              <w:t xml:space="preserve">๕) ผลิตภัณฑ์ได้รับมาตรฐานด้านระบบกำลังไฟฟ้าต่อเนื่อง มอก. ๑๒๙๑</w:t>
-              <w:br/>
-              <w:t xml:space="preserve">๖) ผลิตภัณฑ์ได้รับมาตรฐานความปลอดภัย เช่น UL หรือ CE หรือ TUV หรือ ETL หรือ มอก. ๑๕๖๑ เป็นอย่างน้อย</w:t>
+            </w:r>
+          </w:p>
+        </w:tc>
+        <w:tc>
+          <w:p/>
+        </w:tc>
+        <w:tc>
+          <w:p/>
+        </w:tc>
+        <w:tc>
+          <w:p/>
+        </w:tc>
+      </w:tr>
+      <w:tr>
+        <w:tc>
+          <w:p>
+            <w:r>
+              <w:t xml:space="preserve">๑)</w:t>
+            </w:r>
+          </w:p>
+        </w:tc>
+        <w:tc>
+          <w:p>
+            <w:r>
+              <w:t xml:space="preserve">มีกำลังไฟฟ้าขาออก (Output) ไม่น้อยกว่า ๑.๕ KVA (๖๐๐ Watts)</w:t>
+            </w:r>
+          </w:p>
+        </w:tc>
+        <w:tc>
+          <w:p/>
+        </w:tc>
+        <w:tc>
+          <w:p/>
+        </w:tc>
+        <w:tc>
+          <w:p/>
+        </w:tc>
+      </w:tr>
+      <w:tr>
+        <w:tc>
+          <w:p>
+            <w:r>
+              <w:t xml:space="preserve">๒)</w:t>
+            </w:r>
+          </w:p>
+        </w:tc>
+        <w:tc>
+          <w:p>
+            <w:r>
+              <w:t xml:space="preserve">สามารถสำรองไฟฟ้าได้ไม่น้อยกว่า ๑๕ นาที</w:t>
+            </w:r>
+          </w:p>
+        </w:tc>
+        <w:tc>
+          <w:p/>
+        </w:tc>
+        <w:tc>
+          <w:p/>
+        </w:tc>
+        <w:tc>
+          <w:p/>
+        </w:tc>
+      </w:tr>
+      <w:tr>
+        <w:tc>
+          <w:p>
+            <w:r>
+              <w:t xml:space="preserve">๓)</w:t>
+            </w:r>
+          </w:p>
+        </w:tc>
+        <w:tc>
+          <w:p>
+            <w:r>
+              <w:t xml:space="preserve">วัสดุอุปกรณ์ทุกชิ้นเป็นของใหม่ สภาพสมบูรณ์ ยังไม่ผ่านการใช้งาน</w:t>
+            </w:r>
+          </w:p>
+        </w:tc>
+        <w:tc>
+          <w:p/>
+        </w:tc>
+        <w:tc>
+          <w:p/>
+        </w:tc>
+        <w:tc>
+          <w:p/>
+        </w:tc>
+      </w:tr>
+      <w:tr>
+        <w:tc>
+          <w:p>
+            <w:r>
+              <w:t xml:space="preserve">๔)</w:t>
+            </w:r>
+          </w:p>
+        </w:tc>
+        <w:tc>
+          <w:p>
+            <w:r>
+              <w:t xml:space="preserve">ผลิตภัณฑ์ผลิตจากโรงงานได้มาตรฐานด้านระบบบริหารงานคุณภาพ ISO ๙๐๐๑ หรือ มอก. ๙๐๐๑</w:t>
+            </w:r>
+          </w:p>
+        </w:tc>
+        <w:tc>
+          <w:p/>
+        </w:tc>
+        <w:tc>
+          <w:p/>
+        </w:tc>
+        <w:tc>
+          <w:p/>
+        </w:tc>
+      </w:tr>
+      <w:tr>
+        <w:tc>
+          <w:p>
+            <w:r>
+              <w:t xml:space="preserve">๕)</w:t>
+            </w:r>
+          </w:p>
+        </w:tc>
+        <w:tc>
+          <w:p>
+            <w:r>
+              <w:t xml:space="preserve">ผลิตภัณฑ์ได้รับมาตรฐานด้านระบบกำลังไฟฟ้าต่อเนื่อง มอก. ๑๒๙๑</w:t>
+            </w:r>
+          </w:p>
+        </w:tc>
+        <w:tc>
+          <w:p/>
+        </w:tc>
+        <w:tc>
+          <w:p/>
+        </w:tc>
+        <w:tc>
+          <w:p/>
+        </w:tc>
+      </w:tr>
+      <w:tr>
+        <w:tc>
+          <w:p>
+            <w:r>
+              <w:t xml:space="preserve">๖)</w:t>
+            </w:r>
+          </w:p>
+        </w:tc>
+        <w:tc>
+          <w:p>
+            <w:r>
+              <w:t xml:space="preserve">ผลิตภัณฑ์ได้รับมาตรฐานความปลอดภัย เช่น UL หรือ CE หรือ TUV หรือ ETL หรือ มอก. ๑๕๖๑ เป็นอย่างน้อย</w:t>
             </w:r>
           </w:p>
         </w:tc>
@@ -1080,8 +1839,31 @@
           <w:p>
             <w:r>
               <w:t xml:space="preserve">เครื่องอ่านสัญญาณ RFID แบบพกพา (Mobile Computer with RFID Reader) จำนวน ๓ ชุด โดยแต่ละชุด มีคุณลักษณะเฉพาะอย่างน้อย ดังนี้</w:t>
-              <w:br/>
-              <w:t xml:space="preserve">๑) เครื่องอ่านแบบคอมพิวเตอร์พกพา (Mobile Computers) มีคุณลักษณะเฉพาะอย่างน้อย ดังนี้</w:t>
+            </w:r>
+          </w:p>
+        </w:tc>
+        <w:tc>
+          <w:p/>
+        </w:tc>
+        <w:tc>
+          <w:p/>
+        </w:tc>
+        <w:tc>
+          <w:p/>
+        </w:tc>
+      </w:tr>
+      <w:tr>
+        <w:tc>
+          <w:p>
+            <w:r>
+              <w:t xml:space="preserve">๑)</w:t>
+            </w:r>
+          </w:p>
+        </w:tc>
+        <w:tc>
+          <w:p>
+            <w:r>
+              <w:t xml:space="preserve">เครื่องอ่านแบบคอมพิวเตอร์พกพา (Mobile Computers) มีคุณลักษณะเฉพาะอย่างน้อย ดังนี้</w:t>
               <w:br/>
               <w:t xml:space="preserve">๑.๑) รองรับอุปกรณ์เสริมสำหรับอ่าน RFID (RFID Reader)</w:t>
               <w:br/>
@@ -1102,8 +1884,31 @@
               <w:t xml:space="preserve">๑.๙) รองรับ USB-C สำหรับการชาร์จและเชื่อมต่อข้อมูล</w:t>
               <w:br/>
               <w:t xml:space="preserve">๑.๑๐) รองรับระบบปฏิบัติการ Android ได้ถึง Android ๑๖</w:t>
-              <w:br/>
-              <w:t xml:space="preserve">๒) อุปกรณ์เสริมสำหรับอ่าน RFID (RFID Reader) โดยมีคุณลักษณะเฉพาะอย่างน้อย ดังนี้</w:t>
+            </w:r>
+          </w:p>
+        </w:tc>
+        <w:tc>
+          <w:p/>
+        </w:tc>
+        <w:tc>
+          <w:p/>
+        </w:tc>
+        <w:tc>
+          <w:p/>
+        </w:tc>
+      </w:tr>
+      <w:tr>
+        <w:tc>
+          <w:p>
+            <w:r>
+              <w:t xml:space="preserve">๒)</w:t>
+            </w:r>
+          </w:p>
+        </w:tc>
+        <w:tc>
+          <w:p>
+            <w:r>
+              <w:t xml:space="preserve">อุปกรณ์เสริมสำหรับอ่าน RFID (RFID Reader) โดยมีคุณลักษณะเฉพาะอย่างน้อย ดังนี้</w:t>
               <w:br/>
               <w:t xml:space="preserve">๒.๑) รองรับเทคโนโลยีการเชื่อมต่อ แบบใหม่ที่ช่วยให้สามารถจับคู่อุปกรณ์ได้อย่างรวดเร็ว นอกจากนี้ยังสามารถเชื่อมต่อไร้สายผ่าน Bluetooth ๕.๓ และ NFC tap-to-pair กับ Mobile Computer หรือ สมาร์ทโฟนยี่ห้ออื่น ๆ ได้ด้วย</w:t>
               <w:br/>
@@ -1155,30 +1960,306 @@
           <w:p>
             <w:r>
               <w:t xml:space="preserve">เครื่องอ่านบัตรประจำตัวเจ้าหน้าที่แบบไร้สัมผัส (Smart Card Reader) จำนวน ๑ เครื่อง โดยมีคุณลักษณะเฉพาะอย่างน้อย ดังนี้</w:t>
-              <w:br/>
-              <w:t xml:space="preserve">๑) เป็นเครื่องอ่านบัตรพนักงานประเภท RFID ที่มีย่านความถี่ ๑๓.๕๖ MHz</w:t>
-              <w:br/>
-              <w:t xml:space="preserve">๒) มีพอร์ตการเชื่อมต่อกับคอมพิวเตอร์แบบ USB ๒.๐ หรือดีกว่า</w:t>
-              <w:br/>
-              <w:t xml:space="preserve">๓) รองรับการใช้งานแบบ Keyboard Wedge จะแสดงเลขบัตรไปยังตำแหน่งที่มีเคอเซอร์อยู่</w:t>
-              <w:br/>
-              <w:t xml:space="preserve">๔) เครื่องอ่านจะต้องรองรับ Protocol standard CCID โดยที่สามารถ Plug and Play ได้ ไม่ต้องมีการ Install Driver เพิ่มเติม บน Windows, Linux และ Mac เป็นอย่างน้อย</w:t>
-              <w:br/>
-              <w:t xml:space="preserve">๕) รองรับการใช้งาน Windows ๑๑/๑๐/๘.๑/๘/๗/, Server ๒๐๑๖/Server ๒๐๑๒ Linux, Ubuntu, Mac OS, Android เป็นอย่างน้อย</w:t>
-              <w:br/>
-              <w:t xml:space="preserve">๖) ตัวเครื่องอ่านจะต้องมี Web Interface สำหรับ Setting ภายในเครื่องอ่าน</w:t>
-              <w:br/>
-              <w:t xml:space="preserve">๗) เครื่องอ่านจะต้องรองรับการอ่านได้ทั้งความถี่ที่เป็น LF และ HF เป็นอย่างน้อย</w:t>
-              <w:br/>
-              <w:t xml:space="preserve">๘) รองรับการอ่านบัตร iCLASS, iCLASS SE/SR, iCLASS Seos,MIFARE Classic , MIFARE DESFire, HID Prox ได้เป็นอย่างน้อย</w:t>
-              <w:br/>
-              <w:t xml:space="preserve">๙) เครื่องอ่านจะต้องรองรับ PC/SC - API และ SAM - API ได้</w:t>
-              <w:br/>
-              <w:t xml:space="preserve">๑๐) เครื่องอ่านจะต้องมี Led แสดงสถานะของเครื่องอ่าน</w:t>
-              <w:br/>
-              <w:t xml:space="preserve">๑๑) เครื่องจะต้องรองรับการทำงานที่อุณหภูมิ ๐-๕๕ องศาเซลเซียส</w:t>
-              <w:br/>
-              <w:t xml:space="preserve">๑๒) เครื่องอ่านจะต้องได้มาตรฐาน CE, FCC, และ UL</w:t>
+            </w:r>
+          </w:p>
+        </w:tc>
+        <w:tc>
+          <w:p/>
+        </w:tc>
+        <w:tc>
+          <w:p/>
+        </w:tc>
+        <w:tc>
+          <w:p/>
+        </w:tc>
+      </w:tr>
+      <w:tr>
+        <w:tc>
+          <w:p>
+            <w:r>
+              <w:t xml:space="preserve">๑)</w:t>
+            </w:r>
+          </w:p>
+        </w:tc>
+        <w:tc>
+          <w:p>
+            <w:r>
+              <w:t xml:space="preserve">เป็นเครื่องอ่านบัตรพนักงานประเภท RFID ที่มีย่านความถี่ ๑๓.๕๖ MHz</w:t>
+            </w:r>
+          </w:p>
+        </w:tc>
+        <w:tc>
+          <w:p/>
+        </w:tc>
+        <w:tc>
+          <w:p/>
+        </w:tc>
+        <w:tc>
+          <w:p/>
+        </w:tc>
+      </w:tr>
+      <w:tr>
+        <w:tc>
+          <w:p>
+            <w:r>
+              <w:t xml:space="preserve">๒)</w:t>
+            </w:r>
+          </w:p>
+        </w:tc>
+        <w:tc>
+          <w:p>
+            <w:r>
+              <w:t xml:space="preserve">มีพอร์ตการเชื่อมต่อกับคอมพิวเตอร์แบบ USB ๒.๐ หรือดีกว่า</w:t>
+            </w:r>
+          </w:p>
+        </w:tc>
+        <w:tc>
+          <w:p/>
+        </w:tc>
+        <w:tc>
+          <w:p/>
+        </w:tc>
+        <w:tc>
+          <w:p/>
+        </w:tc>
+      </w:tr>
+      <w:tr>
+        <w:tc>
+          <w:p>
+            <w:r>
+              <w:t xml:space="preserve">๓)</w:t>
+            </w:r>
+          </w:p>
+        </w:tc>
+        <w:tc>
+          <w:p>
+            <w:r>
+              <w:t xml:space="preserve">รองรับการใช้งานแบบ Keyboard Wedge จะแสดงเลขบัตรไปยังตำแหน่งที่มีเคอเซอร์อยู่</w:t>
+            </w:r>
+          </w:p>
+        </w:tc>
+        <w:tc>
+          <w:p/>
+        </w:tc>
+        <w:tc>
+          <w:p/>
+        </w:tc>
+        <w:tc>
+          <w:p/>
+        </w:tc>
+      </w:tr>
+      <w:tr>
+        <w:tc>
+          <w:p>
+            <w:r>
+              <w:t xml:space="preserve">๔)</w:t>
+            </w:r>
+          </w:p>
+        </w:tc>
+        <w:tc>
+          <w:p>
+            <w:r>
+              <w:t xml:space="preserve">เครื่องอ่านจะต้องรองรับ Protocol standard CCID โดยที่สามารถ Plug and Play ได้ ไม่ต้องมีการ Install Driver เพิ่มเติม บน Windows, Linux และ Mac เป็นอย่างน้อย</w:t>
+            </w:r>
+          </w:p>
+        </w:tc>
+        <w:tc>
+          <w:p/>
+        </w:tc>
+        <w:tc>
+          <w:p/>
+        </w:tc>
+        <w:tc>
+          <w:p/>
+        </w:tc>
+      </w:tr>
+      <w:tr>
+        <w:tc>
+          <w:p>
+            <w:r>
+              <w:t xml:space="preserve">๕)</w:t>
+            </w:r>
+          </w:p>
+        </w:tc>
+        <w:tc>
+          <w:p>
+            <w:r>
+              <w:t xml:space="preserve">รองรับการใช้งาน Windows ๑๑/๑๐/๘.๑/๘/๗/, Server ๒๐๑๖/Server ๒๐๑๒ Linux, Ubuntu, Mac OS, Android เป็นอย่างน้อย</w:t>
+            </w:r>
+          </w:p>
+        </w:tc>
+        <w:tc>
+          <w:p/>
+        </w:tc>
+        <w:tc>
+          <w:p/>
+        </w:tc>
+        <w:tc>
+          <w:p/>
+        </w:tc>
+      </w:tr>
+      <w:tr>
+        <w:tc>
+          <w:p>
+            <w:r>
+              <w:t xml:space="preserve">๖)</w:t>
+            </w:r>
+          </w:p>
+        </w:tc>
+        <w:tc>
+          <w:p>
+            <w:r>
+              <w:t xml:space="preserve">ตัวเครื่องอ่านจะต้องมี Web Interface สำหรับ Setting ภายในเครื่องอ่าน</w:t>
+            </w:r>
+          </w:p>
+        </w:tc>
+        <w:tc>
+          <w:p/>
+        </w:tc>
+        <w:tc>
+          <w:p/>
+        </w:tc>
+        <w:tc>
+          <w:p/>
+        </w:tc>
+      </w:tr>
+      <w:tr>
+        <w:tc>
+          <w:p>
+            <w:r>
+              <w:t xml:space="preserve">๗)</w:t>
+            </w:r>
+          </w:p>
+        </w:tc>
+        <w:tc>
+          <w:p>
+            <w:r>
+              <w:t xml:space="preserve">เครื่องอ่านจะต้องรองรับการอ่านได้ทั้งความถี่ที่เป็น LF และ HF เป็นอย่างน้อย</w:t>
+            </w:r>
+          </w:p>
+        </w:tc>
+        <w:tc>
+          <w:p/>
+        </w:tc>
+        <w:tc>
+          <w:p/>
+        </w:tc>
+        <w:tc>
+          <w:p/>
+        </w:tc>
+      </w:tr>
+      <w:tr>
+        <w:tc>
+          <w:p>
+            <w:r>
+              <w:t xml:space="preserve">๘)</w:t>
+            </w:r>
+          </w:p>
+        </w:tc>
+        <w:tc>
+          <w:p>
+            <w:r>
+              <w:t xml:space="preserve">รองรับการอ่านบัตร iCLASS, iCLASS SE/SR, iCLASS Seos,MIFARE Classic , MIFARE DESFire, HID Prox ได้เป็นอย่างน้อย</w:t>
+            </w:r>
+          </w:p>
+        </w:tc>
+        <w:tc>
+          <w:p/>
+        </w:tc>
+        <w:tc>
+          <w:p/>
+        </w:tc>
+        <w:tc>
+          <w:p/>
+        </w:tc>
+      </w:tr>
+      <w:tr>
+        <w:tc>
+          <w:p>
+            <w:r>
+              <w:t xml:space="preserve">๙)</w:t>
+            </w:r>
+          </w:p>
+        </w:tc>
+        <w:tc>
+          <w:p>
+            <w:r>
+              <w:t xml:space="preserve">เครื่องอ่านจะต้องรองรับ PC/SC - API และ SAM - API ได้</w:t>
+            </w:r>
+          </w:p>
+        </w:tc>
+        <w:tc>
+          <w:p/>
+        </w:tc>
+        <w:tc>
+          <w:p/>
+        </w:tc>
+        <w:tc>
+          <w:p/>
+        </w:tc>
+      </w:tr>
+      <w:tr>
+        <w:tc>
+          <w:p>
+            <w:r>
+              <w:t xml:space="preserve">๑๐)</w:t>
+            </w:r>
+          </w:p>
+        </w:tc>
+        <w:tc>
+          <w:p>
+            <w:r>
+              <w:t xml:space="preserve">เครื่องอ่านจะต้องมี Led แสดงสถานะของเครื่องอ่าน</w:t>
+            </w:r>
+          </w:p>
+        </w:tc>
+        <w:tc>
+          <w:p/>
+        </w:tc>
+        <w:tc>
+          <w:p/>
+        </w:tc>
+        <w:tc>
+          <w:p/>
+        </w:tc>
+      </w:tr>
+      <w:tr>
+        <w:tc>
+          <w:p>
+            <w:r>
+              <w:t xml:space="preserve">๑๑)</w:t>
+            </w:r>
+          </w:p>
+        </w:tc>
+        <w:tc>
+          <w:p>
+            <w:r>
+              <w:t xml:space="preserve">เครื่องจะต้องรองรับการทำงานที่อุณหภูมิ ๐-๕๕ องศาเซลเซียส</w:t>
+            </w:r>
+          </w:p>
+        </w:tc>
+        <w:tc>
+          <w:p/>
+        </w:tc>
+        <w:tc>
+          <w:p/>
+        </w:tc>
+        <w:tc>
+          <w:p/>
+        </w:tc>
+      </w:tr>
+      <w:tr>
+        <w:tc>
+          <w:p>
+            <w:r>
+              <w:t xml:space="preserve">๑๒)</w:t>
+            </w:r>
+          </w:p>
+        </w:tc>
+        <w:tc>
+          <w:p>
+            <w:r>
+              <w:t xml:space="preserve">เครื่องอ่านจะต้องได้มาตรฐาน CE, FCC, และ UL</w:t>
             </w:r>
           </w:p>
         </w:tc>
@@ -1204,40 +2285,431 @@
           <w:p>
             <w:r>
               <w:t xml:space="preserve">เครื่องพิมพ์ RFID Printers จำนวน ๑ เครื่อง โดยมีคุณลักษณะเฉพาะอย่างน้อย ดังนี้</w:t>
-              <w:br/>
-              <w:t xml:space="preserve">๑) รองรับทั้งการพิมพ์แบบถ่ายโอนความร้อนผ่านผ้าหมึก (Thermal Transfer) และการพิมพ์แบบความร้อนโดยตรง (Direct Thermal)</w:t>
-              <w:br/>
-              <w:t xml:space="preserve">๒) มีความละเอียดในการพิมพ์ อย่างน้อย ๒๐๐ dpi (dots per inch) ๘ dots per mm</w:t>
-              <w:br/>
-              <w:t xml:space="preserve">๓) มีความเร็วในการพิมพ์สูงสุด ๑๒ ips (๓๐๕ มม./วินาที)</w:t>
-              <w:br/>
-              <w:t xml:space="preserve">๔) รองรับความกว้างในการพิมพ์ไม่น้อยกว่า ๔ นิ้ว (๑๐๐ mm) หรือที่เหมาะสมกับขนาดแท็กที่ใช้งานได้</w:t>
-              <w:br/>
-              <w:t xml:space="preserve">๕) มีระบบ RFID แบบรวมในตัว (Integrated RFID system) ที่สามารถติดตั้งหรืออัปเกรดภายหลังได้</w:t>
-              <w:br/>
-              <w:t xml:space="preserve">๖) มีเครื่องมือตรวจสอบสถานะการทำงานของ RFID (RFID job-monitoring tools)</w:t>
-              <w:br/>
-              <w:t xml:space="preserve">๗) รองรับมาตรฐาน EPC Global UHF Class ๑ Gen ๒ Vb (ISO/IEC ๑๘๐๐๐-๖๓) และ RAIN RFID protocols หรือสูงกว่า</w:t>
-              <w:br/>
-              <w:t xml:space="preserve">๘) มีเทคโนโลยี Adaptive Encoding Technology เพื่อการเข้ารหัสที่แม่นยำและลดการสูญเสียแท็ก และช่วยลดความซับซ้อนในการกำหนดตำแหน่งการวางแท็ก</w:t>
-              <w:br/>
-              <w:t xml:space="preserve">๙) สามารถเข้ารหัสแท็ก RFID ได้พร้อมกับการพิมพ์ Barcode และข้อมูลอื่น ๆ บนฉลากเดียวกัน</w:t>
-              <w:br/>
-              <w:t xml:space="preserve">๑๐) รองรับ Ethernet, USB ๒.๐, Serial RS-๒๓๒, และ Bluetooth ๔.๑ หรือสูงกว่า</w:t>
-              <w:br/>
-              <w:t xml:space="preserve">๑๑) รองรับ Wi-Fi (๘๐๒.๑๑ac)</w:t>
-              <w:br/>
-              <w:t xml:space="preserve">๑๒) มีหน่วยความจำ RAM/SDRAM มากกว่า ๒๕๐ MB และหน่วยความจำ Flash Memory มากกว่า ๕๐๐ MB</w:t>
-              <w:br/>
-              <w:t xml:space="preserve">๑๓) มีหน้าจอแสดงผล ระบบสัมผัสขนาดไม่น้อยกว่า ๔ นิ้ว พร้อมเมนูไอคอนที่ใช้งานง่าย เพื่อการตั้งค่า และตรวจสอบสถานะที่ง่าย รวมถึงมีไฟ LED แสดงสถานะแบบสองสี เพื่อแจ้งสถานะการทำงานของเครื่องได้อย่างรวดเร็ว</w:t>
-              <w:br/>
-              <w:t xml:space="preserve">๑๔) มีซอฟต์แวร์ออกแบบฉลากและจัดการการพิมพ์</w:t>
-              <w:br/>
-              <w:t xml:space="preserve">๑๕) รองรับเทคโนโลยีเพื่อจับคู่กับอุปกรณ์ที่รองรับ NFC ได้ง่ายด้วยการแตะเพียงครั้งเดียว</w:t>
-              <w:br/>
-              <w:t xml:space="preserve">๑๖) มีช่องสำหรับโหลดวัสดุพิมพ์จากด้านข้าง (Side-loading supplies path) พร้อมเส้นทางที่กำหนดสีไว้ (color-coded) เพื่อให้ง่ายต่อการใส่กระดาษและผ้าหมึก</w:t>
-              <w:br/>
-              <w:t xml:space="preserve">๑๗) ได้รับการรับรองมาตรฐาน ENERGY STAR®</w:t>
+            </w:r>
+          </w:p>
+        </w:tc>
+        <w:tc>
+          <w:p/>
+        </w:tc>
+        <w:tc>
+          <w:p/>
+        </w:tc>
+        <w:tc>
+          <w:p/>
+        </w:tc>
+      </w:tr>
+      <w:tr>
+        <w:tc>
+          <w:p>
+            <w:r>
+              <w:t xml:space="preserve">๑)</w:t>
+            </w:r>
+          </w:p>
+        </w:tc>
+        <w:tc>
+          <w:p>
+            <w:r>
+              <w:t xml:space="preserve">รองรับทั้งการพิมพ์แบบถ่ายโอนความร้อนผ่านผ้าหมึก (Thermal Transfer) และการพิมพ์แบบความร้อนโดยตรง (Direct Thermal)</w:t>
+            </w:r>
+          </w:p>
+        </w:tc>
+        <w:tc>
+          <w:p/>
+        </w:tc>
+        <w:tc>
+          <w:p/>
+        </w:tc>
+        <w:tc>
+          <w:p/>
+        </w:tc>
+      </w:tr>
+      <w:tr>
+        <w:tc>
+          <w:p>
+            <w:r>
+              <w:t xml:space="preserve">๒)</w:t>
+            </w:r>
+          </w:p>
+        </w:tc>
+        <w:tc>
+          <w:p>
+            <w:r>
+              <w:t xml:space="preserve">มีความละเอียดในการพิมพ์ อย่างน้อย ๒๐๐ dpi (dots per inch) ๘ dots per mm</w:t>
+            </w:r>
+          </w:p>
+        </w:tc>
+        <w:tc>
+          <w:p/>
+        </w:tc>
+        <w:tc>
+          <w:p/>
+        </w:tc>
+        <w:tc>
+          <w:p/>
+        </w:tc>
+      </w:tr>
+      <w:tr>
+        <w:tc>
+          <w:p>
+            <w:r>
+              <w:t xml:space="preserve">๓)</w:t>
+            </w:r>
+          </w:p>
+        </w:tc>
+        <w:tc>
+          <w:p>
+            <w:r>
+              <w:t xml:space="preserve">มีความเร็วในการพิมพ์สูงสุด ๑๒ ips (๓๐๕ มม./วินาที)</w:t>
+            </w:r>
+          </w:p>
+        </w:tc>
+        <w:tc>
+          <w:p/>
+        </w:tc>
+        <w:tc>
+          <w:p/>
+        </w:tc>
+        <w:tc>
+          <w:p/>
+        </w:tc>
+      </w:tr>
+      <w:tr>
+        <w:tc>
+          <w:p>
+            <w:r>
+              <w:t xml:space="preserve">๔)</w:t>
+            </w:r>
+          </w:p>
+        </w:tc>
+        <w:tc>
+          <w:p>
+            <w:r>
+              <w:t xml:space="preserve">รองรับความกว้างในการพิมพ์ไม่น้อยกว่า ๔ นิ้ว (๑๐๐ mm) หรือที่เหมาะสมกับขนาดแท็กที่ใช้งานได้</w:t>
+            </w:r>
+          </w:p>
+        </w:tc>
+        <w:tc>
+          <w:p/>
+        </w:tc>
+        <w:tc>
+          <w:p/>
+        </w:tc>
+        <w:tc>
+          <w:p/>
+        </w:tc>
+      </w:tr>
+      <w:tr>
+        <w:tc>
+          <w:p>
+            <w:r>
+              <w:t xml:space="preserve">๕)</w:t>
+            </w:r>
+          </w:p>
+        </w:tc>
+        <w:tc>
+          <w:p>
+            <w:r>
+              <w:t xml:space="preserve">มีระบบ RFID แบบรวมในตัว (Integrated RFID system) ที่สามารถติดตั้งหรืออัปเกรดภายหลังได้</w:t>
+            </w:r>
+          </w:p>
+        </w:tc>
+        <w:tc>
+          <w:p/>
+        </w:tc>
+        <w:tc>
+          <w:p/>
+        </w:tc>
+        <w:tc>
+          <w:p/>
+        </w:tc>
+      </w:tr>
+      <w:tr>
+        <w:tc>
+          <w:p>
+            <w:r>
+              <w:t xml:space="preserve">๖)</w:t>
+            </w:r>
+          </w:p>
+        </w:tc>
+        <w:tc>
+          <w:p>
+            <w:r>
+              <w:t xml:space="preserve">มีเครื่องมือตรวจสอบสถานะการทำงานของ RFID (RFID job-monitoring tools)</w:t>
+            </w:r>
+          </w:p>
+        </w:tc>
+        <w:tc>
+          <w:p/>
+        </w:tc>
+        <w:tc>
+          <w:p/>
+        </w:tc>
+        <w:tc>
+          <w:p/>
+        </w:tc>
+      </w:tr>
+      <w:tr>
+        <w:tc>
+          <w:p>
+            <w:r>
+              <w:t xml:space="preserve">๗)</w:t>
+            </w:r>
+          </w:p>
+        </w:tc>
+        <w:tc>
+          <w:p>
+            <w:r>
+              <w:t xml:space="preserve">รองรับมาตรฐาน EPC Global UHF Class ๑ Gen ๒ Vb (ISO/IEC ๑๘๐๐๐-๖๓) และ RAIN RFID protocols หรือสูงกว่า</w:t>
+            </w:r>
+          </w:p>
+        </w:tc>
+        <w:tc>
+          <w:p/>
+        </w:tc>
+        <w:tc>
+          <w:p/>
+        </w:tc>
+        <w:tc>
+          <w:p/>
+        </w:tc>
+      </w:tr>
+      <w:tr>
+        <w:tc>
+          <w:p>
+            <w:r>
+              <w:t xml:space="preserve">๘)</w:t>
+            </w:r>
+          </w:p>
+        </w:tc>
+        <w:tc>
+          <w:p>
+            <w:r>
+              <w:t xml:space="preserve">มีเทคโนโลยี Adaptive Encoding Technology เพื่อการเข้ารหัสที่แม่นยำและลดการสูญเสียแท็ก และช่วยลดความซับซ้อนในการกำหนดตำแหน่งการวางแท็ก</w:t>
+            </w:r>
+          </w:p>
+        </w:tc>
+        <w:tc>
+          <w:p/>
+        </w:tc>
+        <w:tc>
+          <w:p/>
+        </w:tc>
+        <w:tc>
+          <w:p/>
+        </w:tc>
+      </w:tr>
+      <w:tr>
+        <w:tc>
+          <w:p>
+            <w:r>
+              <w:t xml:space="preserve">๙)</w:t>
+            </w:r>
+          </w:p>
+        </w:tc>
+        <w:tc>
+          <w:p>
+            <w:r>
+              <w:t xml:space="preserve">สามารถเข้ารหัสแท็ก RFID ได้พร้อมกับการพิมพ์ Barcode และข้อมูลอื่น ๆ บนฉลากเดียวกัน</w:t>
+            </w:r>
+          </w:p>
+        </w:tc>
+        <w:tc>
+          <w:p/>
+        </w:tc>
+        <w:tc>
+          <w:p/>
+        </w:tc>
+        <w:tc>
+          <w:p/>
+        </w:tc>
+      </w:tr>
+      <w:tr>
+        <w:tc>
+          <w:p>
+            <w:r>
+              <w:t xml:space="preserve">๑๐)</w:t>
+            </w:r>
+          </w:p>
+        </w:tc>
+        <w:tc>
+          <w:p>
+            <w:r>
+              <w:t xml:space="preserve">รองรับ Ethernet, USB ๒.๐, Serial RS-๒๓๒, และ Bluetooth ๔.๑ หรือสูงกว่า</w:t>
+            </w:r>
+          </w:p>
+        </w:tc>
+        <w:tc>
+          <w:p/>
+        </w:tc>
+        <w:tc>
+          <w:p/>
+        </w:tc>
+        <w:tc>
+          <w:p/>
+        </w:tc>
+      </w:tr>
+      <w:tr>
+        <w:tc>
+          <w:p>
+            <w:r>
+              <w:t xml:space="preserve">๑๑)</w:t>
+            </w:r>
+          </w:p>
+        </w:tc>
+        <w:tc>
+          <w:p>
+            <w:r>
+              <w:t xml:space="preserve">รองรับ Wi-Fi (๘๐๒.๑๑ac)</w:t>
+            </w:r>
+          </w:p>
+        </w:tc>
+        <w:tc>
+          <w:p/>
+        </w:tc>
+        <w:tc>
+          <w:p/>
+        </w:tc>
+        <w:tc>
+          <w:p/>
+        </w:tc>
+      </w:tr>
+      <w:tr>
+        <w:tc>
+          <w:p>
+            <w:r>
+              <w:t xml:space="preserve">๑๒)</w:t>
+            </w:r>
+          </w:p>
+        </w:tc>
+        <w:tc>
+          <w:p>
+            <w:r>
+              <w:t xml:space="preserve">มีหน่วยความจำ RAM/SDRAM มากกว่า ๒๕๐ MB และหน่วยความจำ Flash Memory มากกว่า ๕๐๐ MB</w:t>
+            </w:r>
+          </w:p>
+        </w:tc>
+        <w:tc>
+          <w:p/>
+        </w:tc>
+        <w:tc>
+          <w:p/>
+        </w:tc>
+        <w:tc>
+          <w:p/>
+        </w:tc>
+      </w:tr>
+      <w:tr>
+        <w:tc>
+          <w:p>
+            <w:r>
+              <w:t xml:space="preserve">๑๓)</w:t>
+            </w:r>
+          </w:p>
+        </w:tc>
+        <w:tc>
+          <w:p>
+            <w:r>
+              <w:t xml:space="preserve">มีหน้าจอแสดงผล ระบบสัมผัสขนาดไม่น้อยกว่า ๔ นิ้ว พร้อมเมนูไอคอนที่ใช้งานง่าย เพื่อการตั้งค่า และตรวจสอบสถานะที่ง่าย รวมถึงมีไฟ LED แสดงสถานะแบบสองสี เพื่อแจ้งสถานะการทำงานของเครื่องได้อย่างรวดเร็ว</w:t>
+            </w:r>
+          </w:p>
+        </w:tc>
+        <w:tc>
+          <w:p/>
+        </w:tc>
+        <w:tc>
+          <w:p/>
+        </w:tc>
+        <w:tc>
+          <w:p/>
+        </w:tc>
+      </w:tr>
+      <w:tr>
+        <w:tc>
+          <w:p>
+            <w:r>
+              <w:t xml:space="preserve">๑๔)</w:t>
+            </w:r>
+          </w:p>
+        </w:tc>
+        <w:tc>
+          <w:p>
+            <w:r>
+              <w:t xml:space="preserve">มีซอฟต์แวร์ออกแบบฉลากและจัดการการพิมพ์</w:t>
+            </w:r>
+          </w:p>
+        </w:tc>
+        <w:tc>
+          <w:p/>
+        </w:tc>
+        <w:tc>
+          <w:p/>
+        </w:tc>
+        <w:tc>
+          <w:p/>
+        </w:tc>
+      </w:tr>
+      <w:tr>
+        <w:tc>
+          <w:p>
+            <w:r>
+              <w:t xml:space="preserve">๑๕)</w:t>
+            </w:r>
+          </w:p>
+        </w:tc>
+        <w:tc>
+          <w:p>
+            <w:r>
+              <w:t xml:space="preserve">รองรับเทคโนโลยีเพื่อจับคู่กับอุปกรณ์ที่รองรับ NFC ได้ง่ายด้วยการแตะเพียงครั้งเดียว</w:t>
+            </w:r>
+          </w:p>
+        </w:tc>
+        <w:tc>
+          <w:p/>
+        </w:tc>
+        <w:tc>
+          <w:p/>
+        </w:tc>
+        <w:tc>
+          <w:p/>
+        </w:tc>
+      </w:tr>
+      <w:tr>
+        <w:tc>
+          <w:p>
+            <w:r>
+              <w:t xml:space="preserve">๑๖)</w:t>
+            </w:r>
+          </w:p>
+        </w:tc>
+        <w:tc>
+          <w:p>
+            <w:r>
+              <w:t xml:space="preserve">มีช่องสำหรับโหลดวัสดุพิมพ์จากด้านข้าง (Side-loading supplies path) พร้อมเส้นทางที่กำหนดสีไว้ (color-coded) เพื่อให้ง่ายต่อการใส่กระดาษและผ้าหมึก</w:t>
+            </w:r>
+          </w:p>
+        </w:tc>
+        <w:tc>
+          <w:p/>
+        </w:tc>
+        <w:tc>
+          <w:p/>
+        </w:tc>
+        <w:tc>
+          <w:p/>
+        </w:tc>
+      </w:tr>
+      <w:tr>
+        <w:tc>
+          <w:p>
+            <w:r>
+              <w:t xml:space="preserve">๑๗)</w:t>
+            </w:r>
+          </w:p>
+        </w:tc>
+        <w:tc>
+          <w:p>
+            <w:r>
+              <w:t xml:space="preserve">ได้รับการรับรองมาตรฐาน ENERGY STAR®</w:t>
             </w:r>
           </w:p>
         </w:tc>
@@ -1263,8 +2735,31 @@
           <w:p>
             <w:r>
               <w:t xml:space="preserve">ซอฟต์แวร์การจัดการและติดตามทรัพย์สินระดับองค์กร จำนวน ๑ ชุด โดยมีคุณลักษณะเฉพาะอย่างน้อย ดังนี้</w:t>
-              <w:br/>
-              <w:t xml:space="preserve">๑) ระบบการกำหนดข้อมูลพื้นฐาน (Master Data) ต้องสามารถกำหนดข้อมูลต่าง ๆ ได้ ดังนี้</w:t>
+            </w:r>
+          </w:p>
+        </w:tc>
+        <w:tc>
+          <w:p/>
+        </w:tc>
+        <w:tc>
+          <w:p/>
+        </w:tc>
+        <w:tc>
+          <w:p/>
+        </w:tc>
+      </w:tr>
+      <w:tr>
+        <w:tc>
+          <w:p>
+            <w:r>
+              <w:t xml:space="preserve">๑)</w:t>
+            </w:r>
+          </w:p>
+        </w:tc>
+        <w:tc>
+          <w:p>
+            <w:r>
+              <w:t xml:space="preserve">ระบบการกำหนดข้อมูลพื้นฐาน (Master Data) ต้องสามารถกำหนดข้อมูลต่าง ๆ ได้ ดังนี้</w:t>
               <w:br/>
               <w:t xml:space="preserve">๑.๑) สามารถระบุข้อมูลบริษัทหรือองค์กร สามารถกำหนดชื่อ ที่อยู่ และอัปโหลด หรือลบรูปโลโก้ของบริษัทได้</w:t>
               <w:br/>
@@ -1275,28 +2770,235 @@
               <w:t xml:space="preserve">๑.๔) สามารถกำหนดผู้ใช้งานที่มีสิทธิ์ในการอนุมัติ ในกระบวนการอนุมัติได้</w:t>
               <w:br/>
               <w:t xml:space="preserve">๑.๕) สามารถกำหนดข้อมูลทรัพย์สิน ครุภัณฑ์ (Asset Information) ได้ดังนี้</w:t>
-              <w:br/>
-              <w:t xml:space="preserve">๑) กำหนดหมวดหมู่ของครุภัณฑ์</w:t>
-              <w:br/>
-              <w:t xml:space="preserve">๒) กำหนดกลุ่มของครุภัณฑ์</w:t>
-              <w:br/>
-              <w:t xml:space="preserve">๓) กำหนดกลุ่มครุภัณฑ์ย่อย</w:t>
-              <w:br/>
-              <w:t xml:space="preserve">๔) กำหนดหน่วยนับ</w:t>
-              <w:br/>
-              <w:t xml:space="preserve">๕) กำหนดผู้ดูแล</w:t>
-              <w:br/>
-              <w:t xml:space="preserve">๖) กำหนดหมายเลข ใบสั่งซื้อ/ใบกำกับภาษี</w:t>
-              <w:br/>
-              <w:t xml:space="preserve">๒) สามารถนำเข้าข้อมูลทรัพย์สินได้อย่างน้อย ๒ วิธี ดังนี้</w:t>
+            </w:r>
+          </w:p>
+        </w:tc>
+        <w:tc>
+          <w:p/>
+        </w:tc>
+        <w:tc>
+          <w:p/>
+        </w:tc>
+        <w:tc>
+          <w:p/>
+        </w:tc>
+      </w:tr>
+      <w:tr>
+        <w:tc>
+          <w:p>
+            <w:r>
+              <w:t xml:space="preserve">๑)</w:t>
+            </w:r>
+          </w:p>
+        </w:tc>
+        <w:tc>
+          <w:p>
+            <w:r>
+              <w:t xml:space="preserve">กำหนดหมวดหมู่ของครุภัณฑ์</w:t>
+            </w:r>
+          </w:p>
+        </w:tc>
+        <w:tc>
+          <w:p/>
+        </w:tc>
+        <w:tc>
+          <w:p/>
+        </w:tc>
+        <w:tc>
+          <w:p/>
+        </w:tc>
+      </w:tr>
+      <w:tr>
+        <w:tc>
+          <w:p>
+            <w:r>
+              <w:t xml:space="preserve">๒)</w:t>
+            </w:r>
+          </w:p>
+        </w:tc>
+        <w:tc>
+          <w:p>
+            <w:r>
+              <w:t xml:space="preserve">กำหนดกลุ่มของครุภัณฑ์</w:t>
+            </w:r>
+          </w:p>
+        </w:tc>
+        <w:tc>
+          <w:p/>
+        </w:tc>
+        <w:tc>
+          <w:p/>
+        </w:tc>
+        <w:tc>
+          <w:p/>
+        </w:tc>
+      </w:tr>
+      <w:tr>
+        <w:tc>
+          <w:p>
+            <w:r>
+              <w:t xml:space="preserve">๓)</w:t>
+            </w:r>
+          </w:p>
+        </w:tc>
+        <w:tc>
+          <w:p>
+            <w:r>
+              <w:t xml:space="preserve">กำหนดกลุ่มครุภัณฑ์ย่อย</w:t>
+            </w:r>
+          </w:p>
+        </w:tc>
+        <w:tc>
+          <w:p/>
+        </w:tc>
+        <w:tc>
+          <w:p/>
+        </w:tc>
+        <w:tc>
+          <w:p/>
+        </w:tc>
+      </w:tr>
+      <w:tr>
+        <w:tc>
+          <w:p>
+            <w:r>
+              <w:t xml:space="preserve">๔)</w:t>
+            </w:r>
+          </w:p>
+        </w:tc>
+        <w:tc>
+          <w:p>
+            <w:r>
+              <w:t xml:space="preserve">กำหนดหน่วยนับ</w:t>
+            </w:r>
+          </w:p>
+        </w:tc>
+        <w:tc>
+          <w:p/>
+        </w:tc>
+        <w:tc>
+          <w:p/>
+        </w:tc>
+        <w:tc>
+          <w:p/>
+        </w:tc>
+      </w:tr>
+      <w:tr>
+        <w:tc>
+          <w:p>
+            <w:r>
+              <w:t xml:space="preserve">๕)</w:t>
+            </w:r>
+          </w:p>
+        </w:tc>
+        <w:tc>
+          <w:p>
+            <w:r>
+              <w:t xml:space="preserve">กำหนดผู้ดูแล</w:t>
+            </w:r>
+          </w:p>
+        </w:tc>
+        <w:tc>
+          <w:p/>
+        </w:tc>
+        <w:tc>
+          <w:p/>
+        </w:tc>
+        <w:tc>
+          <w:p/>
+        </w:tc>
+      </w:tr>
+      <w:tr>
+        <w:tc>
+          <w:p>
+            <w:r>
+              <w:t xml:space="preserve">๖)</w:t>
+            </w:r>
+          </w:p>
+        </w:tc>
+        <w:tc>
+          <w:p>
+            <w:r>
+              <w:t xml:space="preserve">กำหนดหมายเลข ใบสั่งซื้อ/ใบกำกับภาษี</w:t>
+            </w:r>
+          </w:p>
+        </w:tc>
+        <w:tc>
+          <w:p/>
+        </w:tc>
+        <w:tc>
+          <w:p/>
+        </w:tc>
+        <w:tc>
+          <w:p/>
+        </w:tc>
+      </w:tr>
+      <w:tr>
+        <w:tc>
+          <w:p>
+            <w:r>
+              <w:t xml:space="preserve">๒)</w:t>
+            </w:r>
+          </w:p>
+        </w:tc>
+        <w:tc>
+          <w:p>
+            <w:r>
+              <w:t xml:space="preserve">สามารถนำเข้าข้อมูลทรัพย์สินได้อย่างน้อย ๒ วิธี ดังนี้</w:t>
               <w:br/>
               <w:t xml:space="preserve">๒.๑) คีย์ข้อมูลด้วยตนเอง</w:t>
               <w:br/>
               <w:t xml:space="preserve">๒.๒) นำเข้าข้อมูลครุภัณฑ์พร้อมจำนวน</w:t>
-              <w:br/>
-              <w:t xml:space="preserve">๓) สามารถเพิ่ม ลดจำนวนพัสดุขั้นต่ำ (Min) และสูงสุด (Max) ของครุภัณฑ์นั้น ๆ ได้</w:t>
-              <w:br/>
-              <w:t xml:space="preserve">๔) สามารถกำหนดข้อมูลพนักงานหรือบุคลากร (Employee Information) ได้ดังนี้</w:t>
+            </w:r>
+          </w:p>
+        </w:tc>
+        <w:tc>
+          <w:p/>
+        </w:tc>
+        <w:tc>
+          <w:p/>
+        </w:tc>
+        <w:tc>
+          <w:p/>
+        </w:tc>
+      </w:tr>
+      <w:tr>
+        <w:tc>
+          <w:p>
+            <w:r>
+              <w:t xml:space="preserve">๓)</w:t>
+            </w:r>
+          </w:p>
+        </w:tc>
+        <w:tc>
+          <w:p>
+            <w:r>
+              <w:t xml:space="preserve">สามารถเพิ่ม ลดจำนวนพัสดุขั้นต่ำ (Min) และสูงสุด (Max) ของครุภัณฑ์นั้น ๆ ได้</w:t>
+            </w:r>
+          </w:p>
+        </w:tc>
+        <w:tc>
+          <w:p/>
+        </w:tc>
+        <w:tc>
+          <w:p/>
+        </w:tc>
+        <w:tc>
+          <w:p/>
+        </w:tc>
+      </w:tr>
+      <w:tr>
+        <w:tc>
+          <w:p>
+            <w:r>
+              <w:t xml:space="preserve">๔)</w:t>
+            </w:r>
+          </w:p>
+        </w:tc>
+        <w:tc>
+          <w:p>
+            <w:r>
+              <w:t xml:space="preserve">สามารถกำหนดข้อมูลพนักงานหรือบุคลากร (Employee Information) ได้ดังนี้</w:t>
               <w:br/>
               <w:t xml:space="preserve">๔.๑) ฝ่าย</w:t>
               <w:br/>
@@ -1305,62 +3007,472 @@
               <w:t xml:space="preserve">๔.๓) หน่วยงาน</w:t>
               <w:br/>
               <w:t xml:space="preserve">๔.๔) ข้อมูลตำแหน่งของพนักงานหรือบุคลากร</w:t>
-              <w:br/>
-              <w:t xml:space="preserve">๕) สามารถกำหนดตำแหน่งทรัพย์สิน (Asset Location Information) ได้ ดังนี้</w:t>
-              <w:br/>
-              <w:t xml:space="preserve">- สามารถกำหนดโซน พื้นที่จัดเก็บ ตำแหน่งจัดเก็บ (เชื่อมโยงคลัง, โซน, พื้นที่จัดเก็บ, พื้นที่จัดเก็บย่อย) ได้</w:t>
-              <w:br/>
-              <w:t xml:space="preserve">๖) สามารถพิมพ์บาร์โค้ดของทรัพย์สินได้</w:t>
-              <w:br/>
-              <w:t xml:space="preserve">๗) สามารถกำหนดประเภทรับเข้า/เบิกออก ได้โดยมีข้อมูลดังนี้</w:t>
+            </w:r>
+          </w:p>
+        </w:tc>
+        <w:tc>
+          <w:p/>
+        </w:tc>
+        <w:tc>
+          <w:p/>
+        </w:tc>
+        <w:tc>
+          <w:p/>
+        </w:tc>
+      </w:tr>
+      <w:tr>
+        <w:tc>
+          <w:p>
+            <w:r>
+              <w:t xml:space="preserve">๕)</w:t>
+            </w:r>
+          </w:p>
+        </w:tc>
+        <w:tc>
+          <w:p>
+            <w:r>
+              <w:t xml:space="preserve">สามารถกำหนดตำแหน่งทรัพย์สิน (Asset Location Information) ได้ ดังนี้</w:t>
+            </w:r>
+          </w:p>
+        </w:tc>
+        <w:tc>
+          <w:p/>
+        </w:tc>
+        <w:tc>
+          <w:p/>
+        </w:tc>
+        <w:tc>
+          <w:p/>
+        </w:tc>
+      </w:tr>
+      <w:tr>
+        <w:tc>
+          <w:p/>
+        </w:tc>
+        <w:tc>
+          <w:p>
+            <w:r>
+              <w:t xml:space="preserve">สามารถกำหนดโซน พื้นที่จัดเก็บ ตำแหน่งจัดเก็บ (เชื่อมโยงคลัง, โซน, พื้นที่จัดเก็บ, พื้นที่จัดเก็บย่อย) ได้</w:t>
+            </w:r>
+          </w:p>
+        </w:tc>
+        <w:tc>
+          <w:p/>
+        </w:tc>
+        <w:tc>
+          <w:p/>
+        </w:tc>
+        <w:tc>
+          <w:p/>
+        </w:tc>
+      </w:tr>
+      <w:tr>
+        <w:tc>
+          <w:p>
+            <w:r>
+              <w:t xml:space="preserve">๖)</w:t>
+            </w:r>
+          </w:p>
+        </w:tc>
+        <w:tc>
+          <w:p>
+            <w:r>
+              <w:t xml:space="preserve">สามารถพิมพ์บาร์โค้ดของทรัพย์สินได้</w:t>
+            </w:r>
+          </w:p>
+        </w:tc>
+        <w:tc>
+          <w:p/>
+        </w:tc>
+        <w:tc>
+          <w:p/>
+        </w:tc>
+        <w:tc>
+          <w:p/>
+        </w:tc>
+      </w:tr>
+      <w:tr>
+        <w:tc>
+          <w:p>
+            <w:r>
+              <w:t xml:space="preserve">๗)</w:t>
+            </w:r>
+          </w:p>
+        </w:tc>
+        <w:tc>
+          <w:p>
+            <w:r>
+              <w:t xml:space="preserve">สามารถกำหนดประเภทรับเข้า/เบิกออก ได้โดยมีข้อมูลดังนี้</w:t>
               <w:br/>
               <w:t xml:space="preserve">๗.๑) ข้อมูลผู้รับเข้าระบบ (Receiver Information)</w:t>
               <w:br/>
               <w:t xml:space="preserve">๗.๒) ข้อมูลผู้เบิกออกจากระบบ (Transfer/Carry/Picking Information)</w:t>
-              <w:br/>
-              <w:t xml:space="preserve">๘) การลงทะเบียนล็อตทรัพย์สิน (Lot Registration)</w:t>
-              <w:br/>
-              <w:t xml:space="preserve">๙) สามารถสร้างล็อตทรัพย์สินได้อย่างน้อย ๒ แบบ ดังนี้</w:t>
+            </w:r>
+          </w:p>
+        </w:tc>
+        <w:tc>
+          <w:p/>
+        </w:tc>
+        <w:tc>
+          <w:p/>
+        </w:tc>
+        <w:tc>
+          <w:p/>
+        </w:tc>
+      </w:tr>
+      <w:tr>
+        <w:tc>
+          <w:p>
+            <w:r>
+              <w:t xml:space="preserve">๘)</w:t>
+            </w:r>
+          </w:p>
+        </w:tc>
+        <w:tc>
+          <w:p>
+            <w:r>
+              <w:t xml:space="preserve">การลงทะเบียนล็อตทรัพย์สิน (Lot Registration)</w:t>
+            </w:r>
+          </w:p>
+        </w:tc>
+        <w:tc>
+          <w:p/>
+        </w:tc>
+        <w:tc>
+          <w:p/>
+        </w:tc>
+        <w:tc>
+          <w:p/>
+        </w:tc>
+      </w:tr>
+      <w:tr>
+        <w:tc>
+          <w:p>
+            <w:r>
+              <w:t xml:space="preserve">๙)</w:t>
+            </w:r>
+          </w:p>
+        </w:tc>
+        <w:tc>
+          <w:p>
+            <w:r>
+              <w:t xml:space="preserve">สามารถสร้างล็อตทรัพย์สินได้อย่างน้อย ๒ แบบ ดังนี้</w:t>
               <w:br/>
               <w:t xml:space="preserve">๙.๑) ตามใบสั่งซื้อ/ใบกำกับภาษี</w:t>
               <w:br/>
               <w:t xml:space="preserve">๙.๒) ตามรายการทรัพย์สิน</w:t>
-              <w:br/>
-              <w:t xml:space="preserve">๑๐) สามารถเช็คข้อมูลล็อตทรัพย์สินรับเข้าได้</w:t>
-              <w:br/>
-              <w:t xml:space="preserve">๑๑) สามารถเปลี่ยนข้อมูลล็อตทรัพย์สินรับเข้าได้</w:t>
-              <w:br/>
-              <w:t xml:space="preserve">๑๒) สามารถพิมพ์บาร์โค้ดทรัพย์สินเป็นล็อตได้</w:t>
-              <w:br/>
-              <w:t xml:space="preserve">๑๓) สามารถตัดจำนวนทรัพย์สินในกรณีชำรุดหรือจำหน่ายออกได้</w:t>
-              <w:br/>
-              <w:t xml:space="preserve">๑๔) สามารถกำหนดการโอนย้าย (Transfer) ได้ ดังนี้</w:t>
+            </w:r>
+          </w:p>
+        </w:tc>
+        <w:tc>
+          <w:p/>
+        </w:tc>
+        <w:tc>
+          <w:p/>
+        </w:tc>
+        <w:tc>
+          <w:p/>
+        </w:tc>
+      </w:tr>
+      <w:tr>
+        <w:tc>
+          <w:p>
+            <w:r>
+              <w:t xml:space="preserve">๑๐)</w:t>
+            </w:r>
+          </w:p>
+        </w:tc>
+        <w:tc>
+          <w:p>
+            <w:r>
+              <w:t xml:space="preserve">สามารถเช็คข้อมูลล็อตทรัพย์สินรับเข้าได้</w:t>
+            </w:r>
+          </w:p>
+        </w:tc>
+        <w:tc>
+          <w:p/>
+        </w:tc>
+        <w:tc>
+          <w:p/>
+        </w:tc>
+        <w:tc>
+          <w:p/>
+        </w:tc>
+      </w:tr>
+      <w:tr>
+        <w:tc>
+          <w:p>
+            <w:r>
+              <w:t xml:space="preserve">๑๑)</w:t>
+            </w:r>
+          </w:p>
+        </w:tc>
+        <w:tc>
+          <w:p>
+            <w:r>
+              <w:t xml:space="preserve">สามารถเปลี่ยนข้อมูลล็อตทรัพย์สินรับเข้าได้</w:t>
+            </w:r>
+          </w:p>
+        </w:tc>
+        <w:tc>
+          <w:p/>
+        </w:tc>
+        <w:tc>
+          <w:p/>
+        </w:tc>
+        <w:tc>
+          <w:p/>
+        </w:tc>
+      </w:tr>
+      <w:tr>
+        <w:tc>
+          <w:p>
+            <w:r>
+              <w:t xml:space="preserve">๑๒)</w:t>
+            </w:r>
+          </w:p>
+        </w:tc>
+        <w:tc>
+          <w:p>
+            <w:r>
+              <w:t xml:space="preserve">สามารถพิมพ์บาร์โค้ดทรัพย์สินเป็นล็อตได้</w:t>
+            </w:r>
+          </w:p>
+        </w:tc>
+        <w:tc>
+          <w:p/>
+        </w:tc>
+        <w:tc>
+          <w:p/>
+        </w:tc>
+        <w:tc>
+          <w:p/>
+        </w:tc>
+      </w:tr>
+      <w:tr>
+        <w:tc>
+          <w:p>
+            <w:r>
+              <w:t xml:space="preserve">๑๓)</w:t>
+            </w:r>
+          </w:p>
+        </w:tc>
+        <w:tc>
+          <w:p>
+            <w:r>
+              <w:t xml:space="preserve">สามารถตัดจำนวนทรัพย์สินในกรณีชำรุดหรือจำหน่ายออกได้</w:t>
+            </w:r>
+          </w:p>
+        </w:tc>
+        <w:tc>
+          <w:p/>
+        </w:tc>
+        <w:tc>
+          <w:p/>
+        </w:tc>
+        <w:tc>
+          <w:p/>
+        </w:tc>
+      </w:tr>
+      <w:tr>
+        <w:tc>
+          <w:p>
+            <w:r>
+              <w:t xml:space="preserve">๑๔)</w:t>
+            </w:r>
+          </w:p>
+        </w:tc>
+        <w:tc>
+          <w:p>
+            <w:r>
+              <w:t xml:space="preserve">สามารถกำหนดการโอนย้าย (Transfer) ได้ ดังนี้</w:t>
               <w:br/>
               <w:t xml:space="preserve">๑๔.๑) สามารถโอนย้ายทรัพย์สินภายในพื้นที่ (Move Asset)</w:t>
               <w:br/>
               <w:t xml:space="preserve">๑๔.๒) สามารถย้ายทรัพย์สินจากพื้นที่คลังเดิมไปยังพื้นที่คลังใหม่โดยการ Scan Tag</w:t>
               <w:br/>
               <w:t xml:space="preserve">๑๔.๓) สามารถเลือกย้ายได้แบบ All Item (ย้ายทั้งหมด) หรือ By Item (ย้ายบางรายการโดย Scan Barcode)</w:t>
-              <w:br/>
-              <w:t xml:space="preserve">๑๕) สามารถตั้งค่าการตรวจสอบคลังทรัพย์สิน (Asset Check) ได้ ดังนี้</w:t>
+            </w:r>
+          </w:p>
+        </w:tc>
+        <w:tc>
+          <w:p/>
+        </w:tc>
+        <w:tc>
+          <w:p/>
+        </w:tc>
+        <w:tc>
+          <w:p/>
+        </w:tc>
+      </w:tr>
+      <w:tr>
+        <w:tc>
+          <w:p>
+            <w:r>
+              <w:t xml:space="preserve">๑๕)</w:t>
+            </w:r>
+          </w:p>
+        </w:tc>
+        <w:tc>
+          <w:p>
+            <w:r>
+              <w:t xml:space="preserve">สามารถตั้งค่าการตรวจสอบคลังทรัพย์สิน (Asset Check) ได้ ดังนี้</w:t>
               <w:br/>
               <w:t xml:space="preserve">๑๕.๑) สามารถตรวจสอบข้อมูลของ Tag โดยระบบจะแสดงข้อมูลทรัพย์สินและ Asset ID</w:t>
               <w:br/>
               <w:t xml:space="preserve">๑๕.๒) สามารถตรวจนับ/ปรับยอด (Counting Asset/Adjust Asset) ใช้ตรวจนับยอดทรัพย์สินคงเหลือที่มีอยู่ในคลังทรัพย์สิน</w:t>
               <w:br/>
               <w:t xml:space="preserve">๑๕.๓) สามารถตรวจนับแบบ Scan Tag หรือ All Item (Scan Barcode ทรัพย์สินเพื่อการนับยอด)</w:t>
-              <w:br/>
-              <w:t xml:space="preserve">๑๖) มีฟังก์ชั่นการค้นหา (Asset Search) สามารถค้นหาทรัพย์สิน เพื่อทราบข้อมูลพื้นที่จัดเก็บและจำนวนคงเหลือได้ ตรวจสอบประวัติตำแหน่งที่อยู่ของครุภัณฑ์/ทรัพย์สิน ย้อนหลังได้</w:t>
-              <w:br/>
-              <w:t xml:space="preserve">๑๗) มีฟังก์ชั่นรองรับการตรวจสอบพัสดุประจำรอบตรวจสอบ (รายปี หรือ ราย ๓ เดือน)</w:t>
-              <w:br/>
-              <w:t xml:space="preserve">๑๘) จะต้องสามารถนำเข้าข้อมูล (Import) ได้ในรูปแบบ Excel และ สามารถนำข้อมูลออก (Export) ได้ในรูปแบบ Excel หรือ PDF</w:t>
-              <w:br/>
-              <w:t xml:space="preserve">๑๙) มีโมดูลการแจ้งเตือนแอปพลิเคชันแบบกำหนดเอง สำหรับเชื่อมต่อ Line/Email SMTP</w:t>
-              <w:br/>
-              <w:t xml:space="preserve">๒๐) มีลิขสิทธิ์การใช้งานซอฟต์แวร์ทั้งหมด</w:t>
-              <w:br/>
-              <w:t xml:space="preserve">๒๑) ซอฟต์แวร์ระบบจัดการฐานข้อมูล จำนวน ๑ สิทธิการใช้งานประเภท Open Source หรือดีกว่า</w:t>
+            </w:r>
+          </w:p>
+        </w:tc>
+        <w:tc>
+          <w:p/>
+        </w:tc>
+        <w:tc>
+          <w:p/>
+        </w:tc>
+        <w:tc>
+          <w:p/>
+        </w:tc>
+      </w:tr>
+      <w:tr>
+        <w:tc>
+          <w:p>
+            <w:r>
+              <w:t xml:space="preserve">๑๖)</w:t>
+            </w:r>
+          </w:p>
+        </w:tc>
+        <w:tc>
+          <w:p>
+            <w:r>
+              <w:t xml:space="preserve">มีฟังก์ชั่นการค้นหา (Asset Search) สามารถค้นหาทรัพย์สิน เพื่อทราบข้อมูลพื้นที่จัดเก็บและจำนวนคงเหลือได้ ตรวจสอบประวัติตำแหน่งที่อยู่ของครุภัณฑ์/ทรัพย์สิน ย้อนหลังได้</w:t>
+            </w:r>
+          </w:p>
+        </w:tc>
+        <w:tc>
+          <w:p/>
+        </w:tc>
+        <w:tc>
+          <w:p/>
+        </w:tc>
+        <w:tc>
+          <w:p/>
+        </w:tc>
+      </w:tr>
+      <w:tr>
+        <w:tc>
+          <w:p>
+            <w:r>
+              <w:t xml:space="preserve">๑๗)</w:t>
+            </w:r>
+          </w:p>
+        </w:tc>
+        <w:tc>
+          <w:p>
+            <w:r>
+              <w:t xml:space="preserve">มีฟังก์ชั่นรองรับการตรวจสอบพัสดุประจำรอบตรวจสอบ (รายปี หรือ ราย ๓ เดือน)</w:t>
+            </w:r>
+          </w:p>
+        </w:tc>
+        <w:tc>
+          <w:p/>
+        </w:tc>
+        <w:tc>
+          <w:p/>
+        </w:tc>
+        <w:tc>
+          <w:p/>
+        </w:tc>
+      </w:tr>
+      <w:tr>
+        <w:tc>
+          <w:p>
+            <w:r>
+              <w:t xml:space="preserve">๑๘)</w:t>
+            </w:r>
+          </w:p>
+        </w:tc>
+        <w:tc>
+          <w:p>
+            <w:r>
+              <w:t xml:space="preserve">จะต้องสามารถนำเข้าข้อมูล (Import) ได้ในรูปแบบ Excel และ สามารถนำข้อมูลออก (Export) ได้ในรูปแบบ Excel หรือ PDF</w:t>
+            </w:r>
+          </w:p>
+        </w:tc>
+        <w:tc>
+          <w:p/>
+        </w:tc>
+        <w:tc>
+          <w:p/>
+        </w:tc>
+        <w:tc>
+          <w:p/>
+        </w:tc>
+      </w:tr>
+      <w:tr>
+        <w:tc>
+          <w:p>
+            <w:r>
+              <w:t xml:space="preserve">๑๙)</w:t>
+            </w:r>
+          </w:p>
+        </w:tc>
+        <w:tc>
+          <w:p>
+            <w:r>
+              <w:t xml:space="preserve">มีโมดูลการแจ้งเตือนแอปพลิเคชันแบบกำหนดเอง สำหรับเชื่อมต่อ Line/Email SMTP</w:t>
+            </w:r>
+          </w:p>
+        </w:tc>
+        <w:tc>
+          <w:p/>
+        </w:tc>
+        <w:tc>
+          <w:p/>
+        </w:tc>
+        <w:tc>
+          <w:p/>
+        </w:tc>
+      </w:tr>
+      <w:tr>
+        <w:tc>
+          <w:p>
+            <w:r>
+              <w:t xml:space="preserve">๒๐)</w:t>
+            </w:r>
+          </w:p>
+        </w:tc>
+        <w:tc>
+          <w:p>
+            <w:r>
+              <w:t xml:space="preserve">มีลิขสิทธิ์การใช้งานซอฟต์แวร์ทั้งหมด</w:t>
+            </w:r>
+          </w:p>
+        </w:tc>
+        <w:tc>
+          <w:p/>
+        </w:tc>
+        <w:tc>
+          <w:p/>
+        </w:tc>
+        <w:tc>
+          <w:p/>
+        </w:tc>
+      </w:tr>
+      <w:tr>
+        <w:tc>
+          <w:p>
+            <w:r>
+              <w:t xml:space="preserve">๒๑)</w:t>
+            </w:r>
+          </w:p>
+        </w:tc>
+        <w:tc>
+          <w:p>
+            <w:r>
+              <w:t xml:space="preserve">ซอฟต์แวร์ระบบจัดการฐานข้อมูล จำนวน ๑ สิทธิการใช้งานประเภท Open Source หรือดีกว่า</w:t>
             </w:r>
           </w:p>
         </w:tc>
@@ -1386,32 +3498,331 @@
           <w:p>
             <w:r>
               <w:t xml:space="preserve">เครื่องอ่านสัญญาณ RFID แบบติดตั้งสำหรับตรวจจับการเคลื่อนย้ายทรัพย์สิน จำนวน ๙ เครื่อง มีคุณลักษณะเฉพาะอย่างน้อย ดังนี้</w:t>
-              <w:br/>
-              <w:t xml:space="preserve">๑) รองรับการเชื่อมต่อกับชุดเสาอากาศ (RFID Antena) ได้อย่างน้อย ๒ ชุด</w:t>
-              <w:br/>
-              <w:t xml:space="preserve">๒) รองรับการใช้งานในช่วงความถี่ ๙๐๒-๙๒๘ MHz (US) และรองรับความถี่ ๘๖๕-๘๖๘ MHz (EU)</w:t>
-              <w:br/>
-              <w:t xml:space="preserve">๓) รองรับมาตรฐาน Protocol ISO ๑๘๐๐๐-๖๓ (EPC Class ๑ Gen ๒)</w:t>
-              <w:br/>
-              <w:t xml:space="preserve">๔) ได้รับการรองรับมาตรฐาน UL ๖๐๙๕๐-๐๑ และ UL ๒๐๔๓ และ IEC ๖๐๙๕๐-๑ และ EN ๖๐๙๕๐-๑</w:t>
-              <w:br/>
-              <w:t xml:space="preserve">๕) อุปกรณ์ที่เสนอต้องสามารถใช้งานร่วมกับซอฟต์แวร์บริหารจัดการที่เสนอได้</w:t>
-              <w:br/>
-              <w:t xml:space="preserve">๖) รองรับโปรโตคอลเครือข่าย IPv๔ และ IPv๖ และมีพอร์ต RJ๔๕ สำหรับการเชื่อมต่อกับเครือข่าย อีเทอร์เน็ต ๑๐/๑๐๐ Base T</w:t>
-              <w:br/>
-              <w:t xml:space="preserve">๗) มีพอร์ตรองรับช่องสัญญาณชุดเสาอากาศ ไม่น้อยกว่า ๒ พอร์ต เพื่อรองรับการขยายพื้นที่ และเพิ่มประสิทธิภาพในการค้นหาสัญญาณ</w:t>
-              <w:br/>
-              <w:t xml:space="preserve">๘) ตัวอุปกรณ์ทำจากอะลูมิเนียมหล่อขึ้นรูป (Die-cast aluminum) และได้รับมาตรฐานการป้องกันน้ำและฝุ่น IP๕๓ เป็นอย่างน้อย</w:t>
-              <w:br/>
-              <w:t xml:space="preserve">๙) มีไฟ LED แสดงสถานะ Power, Activity, และ Status ได้เป็นอย่างน้อย</w:t>
-              <w:br/>
-              <w:t xml:space="preserve">๑๐) สามารถส่งออกข้อมูลในรูปแบบ XML เป็นอย่างน้อย</w:t>
-              <w:br/>
-              <w:t xml:space="preserve">๑๑) มี SDK จากผู้ผลิตรองรับการพัฒนาซอฟต์แวร์ทั้งในรูปแบบภาษา .NET หรือ C หรือ Java สำหรับการพัฒนาแอปพลิเคชันฝังตัว (Embedded Applications) และแอปพลิเคชันโฮสต์ (Host Applications)</w:t>
-              <w:br/>
-              <w:t xml:space="preserve">๑๒) มีอุปกรณ์เสริมในการส่งสัญญาณไฟแจ้งเตือน (Stroke light) และเสียงแจ้งเตือน (Silen)</w:t>
-              <w:br/>
-              <w:t xml:space="preserve">๑๓) มีชุดเสาอากาศ RFID (RFID Antennas) สำหรับใช้กับเครื่องอ่านสัญญาณ RFID แต่ละเครื่อง จำนวน ๒ ชุด มีคุณลักษณะเฉพาะอย่างน้อย ดังนี้</w:t>
+            </w:r>
+          </w:p>
+        </w:tc>
+        <w:tc>
+          <w:p/>
+        </w:tc>
+        <w:tc>
+          <w:p/>
+        </w:tc>
+        <w:tc>
+          <w:p/>
+        </w:tc>
+      </w:tr>
+      <w:tr>
+        <w:tc>
+          <w:p>
+            <w:r>
+              <w:t xml:space="preserve">๑)</w:t>
+            </w:r>
+          </w:p>
+        </w:tc>
+        <w:tc>
+          <w:p>
+            <w:r>
+              <w:t xml:space="preserve">รองรับการเชื่อมต่อกับชุดเสาอากาศ (RFID Antena) ได้อย่างน้อย ๒ ชุด</w:t>
+            </w:r>
+          </w:p>
+        </w:tc>
+        <w:tc>
+          <w:p/>
+        </w:tc>
+        <w:tc>
+          <w:p/>
+        </w:tc>
+        <w:tc>
+          <w:p/>
+        </w:tc>
+      </w:tr>
+      <w:tr>
+        <w:tc>
+          <w:p>
+            <w:r>
+              <w:t xml:space="preserve">๒)</w:t>
+            </w:r>
+          </w:p>
+        </w:tc>
+        <w:tc>
+          <w:p>
+            <w:r>
+              <w:t xml:space="preserve">รองรับการใช้งานในช่วงความถี่ ๙๐๒-๙๒๘ MHz (US) และรองรับความถี่ ๘๖๕-๘๖๘ MHz (EU)</w:t>
+            </w:r>
+          </w:p>
+        </w:tc>
+        <w:tc>
+          <w:p/>
+        </w:tc>
+        <w:tc>
+          <w:p/>
+        </w:tc>
+        <w:tc>
+          <w:p/>
+        </w:tc>
+      </w:tr>
+      <w:tr>
+        <w:tc>
+          <w:p>
+            <w:r>
+              <w:t xml:space="preserve">๓)</w:t>
+            </w:r>
+          </w:p>
+        </w:tc>
+        <w:tc>
+          <w:p>
+            <w:r>
+              <w:t xml:space="preserve">รองรับมาตรฐาน Protocol ISO ๑๘๐๐๐-๖๓ (EPC Class ๑ Gen ๒)</w:t>
+            </w:r>
+          </w:p>
+        </w:tc>
+        <w:tc>
+          <w:p/>
+        </w:tc>
+        <w:tc>
+          <w:p/>
+        </w:tc>
+        <w:tc>
+          <w:p/>
+        </w:tc>
+      </w:tr>
+      <w:tr>
+        <w:tc>
+          <w:p>
+            <w:r>
+              <w:t xml:space="preserve">๔)</w:t>
+            </w:r>
+          </w:p>
+        </w:tc>
+        <w:tc>
+          <w:p>
+            <w:r>
+              <w:t xml:space="preserve">ได้รับการรองรับมาตรฐาน UL ๖๐๙๕๐-๐๑ และ UL ๒๐๔๓ และ IEC ๖๐๙๕๐-๑ และ EN ๖๐๙๕๐-๑</w:t>
+            </w:r>
+          </w:p>
+        </w:tc>
+        <w:tc>
+          <w:p/>
+        </w:tc>
+        <w:tc>
+          <w:p/>
+        </w:tc>
+        <w:tc>
+          <w:p/>
+        </w:tc>
+      </w:tr>
+      <w:tr>
+        <w:tc>
+          <w:p>
+            <w:r>
+              <w:t xml:space="preserve">๕)</w:t>
+            </w:r>
+          </w:p>
+        </w:tc>
+        <w:tc>
+          <w:p>
+            <w:r>
+              <w:t xml:space="preserve">อุปกรณ์ที่เสนอต้องสามารถใช้งานร่วมกับซอฟต์แวร์บริหารจัดการที่เสนอได้</w:t>
+            </w:r>
+          </w:p>
+        </w:tc>
+        <w:tc>
+          <w:p/>
+        </w:tc>
+        <w:tc>
+          <w:p/>
+        </w:tc>
+        <w:tc>
+          <w:p/>
+        </w:tc>
+      </w:tr>
+      <w:tr>
+        <w:tc>
+          <w:p>
+            <w:r>
+              <w:t xml:space="preserve">๖)</w:t>
+            </w:r>
+          </w:p>
+        </w:tc>
+        <w:tc>
+          <w:p>
+            <w:r>
+              <w:t xml:space="preserve">รองรับโปรโตคอลเครือข่าย IPv๔ และ IPv๖ และมีพอร์ต RJ๔๕ สำหรับการเชื่อมต่อกับเครือข่าย อีเทอร์เน็ต ๑๐/๑๐๐ Base T</w:t>
+            </w:r>
+          </w:p>
+        </w:tc>
+        <w:tc>
+          <w:p/>
+        </w:tc>
+        <w:tc>
+          <w:p/>
+        </w:tc>
+        <w:tc>
+          <w:p/>
+        </w:tc>
+      </w:tr>
+      <w:tr>
+        <w:tc>
+          <w:p>
+            <w:r>
+              <w:t xml:space="preserve">๗)</w:t>
+            </w:r>
+          </w:p>
+        </w:tc>
+        <w:tc>
+          <w:p>
+            <w:r>
+              <w:t xml:space="preserve">มีพอร์ตรองรับช่องสัญญาณชุดเสาอากาศ ไม่น้อยกว่า ๒ พอร์ต เพื่อรองรับการขยายพื้นที่ และเพิ่มประสิทธิภาพในการค้นหาสัญญาณ</w:t>
+            </w:r>
+          </w:p>
+        </w:tc>
+        <w:tc>
+          <w:p/>
+        </w:tc>
+        <w:tc>
+          <w:p/>
+        </w:tc>
+        <w:tc>
+          <w:p/>
+        </w:tc>
+      </w:tr>
+      <w:tr>
+        <w:tc>
+          <w:p>
+            <w:r>
+              <w:t xml:space="preserve">๘)</w:t>
+            </w:r>
+          </w:p>
+        </w:tc>
+        <w:tc>
+          <w:p>
+            <w:r>
+              <w:t xml:space="preserve">ตัวอุปกรณ์ทำจากอะลูมิเนียมหล่อขึ้นรูป (Die-cast aluminum) และได้รับมาตรฐานการป้องกันน้ำและฝุ่น IP๕๓ เป็นอย่างน้อย</w:t>
+            </w:r>
+          </w:p>
+        </w:tc>
+        <w:tc>
+          <w:p/>
+        </w:tc>
+        <w:tc>
+          <w:p/>
+        </w:tc>
+        <w:tc>
+          <w:p/>
+        </w:tc>
+      </w:tr>
+      <w:tr>
+        <w:tc>
+          <w:p>
+            <w:r>
+              <w:t xml:space="preserve">๙)</w:t>
+            </w:r>
+          </w:p>
+        </w:tc>
+        <w:tc>
+          <w:p>
+            <w:r>
+              <w:t xml:space="preserve">มีไฟ LED แสดงสถานะ Power, Activity, และ Status ได้เป็นอย่างน้อย</w:t>
+            </w:r>
+          </w:p>
+        </w:tc>
+        <w:tc>
+          <w:p/>
+        </w:tc>
+        <w:tc>
+          <w:p/>
+        </w:tc>
+        <w:tc>
+          <w:p/>
+        </w:tc>
+      </w:tr>
+      <w:tr>
+        <w:tc>
+          <w:p>
+            <w:r>
+              <w:t xml:space="preserve">๑๐)</w:t>
+            </w:r>
+          </w:p>
+        </w:tc>
+        <w:tc>
+          <w:p>
+            <w:r>
+              <w:t xml:space="preserve">สามารถส่งออกข้อมูลในรูปแบบ XML เป็นอย่างน้อย</w:t>
+            </w:r>
+          </w:p>
+        </w:tc>
+        <w:tc>
+          <w:p/>
+        </w:tc>
+        <w:tc>
+          <w:p/>
+        </w:tc>
+        <w:tc>
+          <w:p/>
+        </w:tc>
+      </w:tr>
+      <w:tr>
+        <w:tc>
+          <w:p>
+            <w:r>
+              <w:t xml:space="preserve">๑๑)</w:t>
+            </w:r>
+          </w:p>
+        </w:tc>
+        <w:tc>
+          <w:p>
+            <w:r>
+              <w:t xml:space="preserve">มี SDK จากผู้ผลิตรองรับการพัฒนาซอฟต์แวร์ทั้งในรูปแบบภาษา .NET หรือ C หรือ Java สำหรับการพัฒนาแอปพลิเคชันฝังตัว (Embedded Applications) และแอปพลิเคชันโฮสต์ (Host Applications)</w:t>
+            </w:r>
+          </w:p>
+        </w:tc>
+        <w:tc>
+          <w:p/>
+        </w:tc>
+        <w:tc>
+          <w:p/>
+        </w:tc>
+        <w:tc>
+          <w:p/>
+        </w:tc>
+      </w:tr>
+      <w:tr>
+        <w:tc>
+          <w:p>
+            <w:r>
+              <w:t xml:space="preserve">๑๒)</w:t>
+            </w:r>
+          </w:p>
+        </w:tc>
+        <w:tc>
+          <w:p>
+            <w:r>
+              <w:t xml:space="preserve">มีอุปกรณ์เสริมในการส่งสัญญาณไฟแจ้งเตือน (Stroke light) และเสียงแจ้งเตือน (Silen)</w:t>
+            </w:r>
+          </w:p>
+        </w:tc>
+        <w:tc>
+          <w:p/>
+        </w:tc>
+        <w:tc>
+          <w:p/>
+        </w:tc>
+        <w:tc>
+          <w:p/>
+        </w:tc>
+      </w:tr>
+      <w:tr>
+        <w:tc>
+          <w:p>
+            <w:r>
+              <w:t xml:space="preserve">๑๓)</w:t>
+            </w:r>
+          </w:p>
+        </w:tc>
+        <w:tc>
+          <w:p>
+            <w:r>
+              <w:t xml:space="preserve">มีชุดเสาอากาศ RFID (RFID Antennas) สำหรับใช้กับเครื่องอ่านสัญญาณ RFID แต่ละเครื่อง จำนวน ๒ ชุด มีคุณลักษณะเฉพาะอย่างน้อย ดังนี้</w:t>
               <w:br/>
               <w:t xml:space="preserve">๑๓.๑) มีมาตรฐานการป้องกัน IP๖๗ เหมาะสำหรับการใช้งานในสภาพแวดล้อมที่หลากหลาย</w:t>
               <w:br/>
@@ -1443,14 +3854,106 @@
           <w:p>
             <w:r>
               <w:t xml:space="preserve">ป้ายอิเล็กทรอนิกส์ (Asset RFID Tags) สำหรับติดบนทรัพย์สินเพื่อระบุข้อมูลเฉพาะ จำนวน ๓๐,๐๐๐ ชิ้น มีคุณลักษณะเฉพาะอย่างน้อย ดังนี้</w:t>
-              <w:br/>
-              <w:t xml:space="preserve">๑) ได้รับมาตรฐาน/โปรโตคอล EPC GEN๑ CLASS๑, ISO ๑๘๐๐๐</w:t>
-              <w:br/>
-              <w:t xml:space="preserve">๒) สามารถใช้บนความถี่ ๘๖๐ - ๙๖๐ เมกะเฮิร์ตซ์ได้</w:t>
-              <w:br/>
-              <w:t xml:space="preserve">๓) สามารถใช้งานได้ที่อุณหภูมิ -๒๐ - + ๔๐ (เซลเซียส)</w:t>
-              <w:br/>
-              <w:t xml:space="preserve">๔) มีหน่วยความจำ ๖๔ bit</w:t>
+            </w:r>
+          </w:p>
+        </w:tc>
+        <w:tc>
+          <w:p/>
+        </w:tc>
+        <w:tc>
+          <w:p/>
+        </w:tc>
+        <w:tc>
+          <w:p/>
+        </w:tc>
+      </w:tr>
+      <w:tr>
+        <w:tc>
+          <w:p>
+            <w:r>
+              <w:t xml:space="preserve">๑)</w:t>
+            </w:r>
+          </w:p>
+        </w:tc>
+        <w:tc>
+          <w:p>
+            <w:r>
+              <w:t xml:space="preserve">ได้รับมาตรฐาน/โปรโตคอล EPC GEN๑ CLASS๑, ISO ๑๘๐๐๐</w:t>
+            </w:r>
+          </w:p>
+        </w:tc>
+        <w:tc>
+          <w:p/>
+        </w:tc>
+        <w:tc>
+          <w:p/>
+        </w:tc>
+        <w:tc>
+          <w:p/>
+        </w:tc>
+      </w:tr>
+      <w:tr>
+        <w:tc>
+          <w:p>
+            <w:r>
+              <w:t xml:space="preserve">๒)</w:t>
+            </w:r>
+          </w:p>
+        </w:tc>
+        <w:tc>
+          <w:p>
+            <w:r>
+              <w:t xml:space="preserve">สามารถใช้บนความถี่ ๘๖๐ - ๙๖๐ เมกะเฮิร์ตซ์ได้</w:t>
+            </w:r>
+          </w:p>
+        </w:tc>
+        <w:tc>
+          <w:p/>
+        </w:tc>
+        <w:tc>
+          <w:p/>
+        </w:tc>
+        <w:tc>
+          <w:p/>
+        </w:tc>
+      </w:tr>
+      <w:tr>
+        <w:tc>
+          <w:p>
+            <w:r>
+              <w:t xml:space="preserve">๓)</w:t>
+            </w:r>
+          </w:p>
+        </w:tc>
+        <w:tc>
+          <w:p>
+            <w:r>
+              <w:t xml:space="preserve">สามารถใช้งานได้ที่อุณหภูมิ -๒๐ - + ๔๐ (เซลเซียส)</w:t>
+            </w:r>
+          </w:p>
+        </w:tc>
+        <w:tc>
+          <w:p/>
+        </w:tc>
+        <w:tc>
+          <w:p/>
+        </w:tc>
+        <w:tc>
+          <w:p/>
+        </w:tc>
+      </w:tr>
+      <w:tr>
+        <w:tc>
+          <w:p>
+            <w:r>
+              <w:t xml:space="preserve">๔)</w:t>
+            </w:r>
+          </w:p>
+        </w:tc>
+        <w:tc>
+          <w:p>
+            <w:r>
+              <w:t xml:space="preserve">มีหน่วยความจำ ๖๔ bit</w:t>
               <w:br/>
               <w:t xml:space="preserve">๑๑</w:t>
             </w:r>
@@ -1478,14 +3981,106 @@
           <w:p>
             <w:r>
               <w:t xml:space="preserve">ป้ายอิเล็กทรอนิกส์สำหรับระบุทรัพย์สินแบบติดบนพื้นผิวกระจก (Windshield Tag) จำนวน ๕๐ ชิ้น มีคุณลักษณะเฉพาะอย่างน้อย ดังนี้</w:t>
-              <w:br/>
-              <w:t xml:space="preserve">๑) รองรับมาตรฐาน/โปรโตคอล EPC GEN๑ CLASS๑, ISO ๑๘๐๐๐ หรือดีกว่า</w:t>
-              <w:br/>
-              <w:t xml:space="preserve">๒) รองรับความถี่ ๘๖๐ - ๙๖๐ เมกะเฮิร์ตซ์</w:t>
-              <w:br/>
-              <w:t xml:space="preserve">๓) สามารถใช้งานได้ที่อุณหภูมิ -๒๐ - + ๔๐ (เซลเซียส)</w:t>
-              <w:br/>
-              <w:t xml:space="preserve">๔) มีหน่วยความจำ ๖๔ bit</w:t>
+            </w:r>
+          </w:p>
+        </w:tc>
+        <w:tc>
+          <w:p/>
+        </w:tc>
+        <w:tc>
+          <w:p/>
+        </w:tc>
+        <w:tc>
+          <w:p/>
+        </w:tc>
+      </w:tr>
+      <w:tr>
+        <w:tc>
+          <w:p>
+            <w:r>
+              <w:t xml:space="preserve">๑)</w:t>
+            </w:r>
+          </w:p>
+        </w:tc>
+        <w:tc>
+          <w:p>
+            <w:r>
+              <w:t xml:space="preserve">รองรับมาตรฐาน/โปรโตคอล EPC GEN๑ CLASS๑, ISO ๑๘๐๐๐ หรือดีกว่า</w:t>
+            </w:r>
+          </w:p>
+        </w:tc>
+        <w:tc>
+          <w:p/>
+        </w:tc>
+        <w:tc>
+          <w:p/>
+        </w:tc>
+        <w:tc>
+          <w:p/>
+        </w:tc>
+      </w:tr>
+      <w:tr>
+        <w:tc>
+          <w:p>
+            <w:r>
+              <w:t xml:space="preserve">๒)</w:t>
+            </w:r>
+          </w:p>
+        </w:tc>
+        <w:tc>
+          <w:p>
+            <w:r>
+              <w:t xml:space="preserve">รองรับความถี่ ๘๖๐ - ๙๖๐ เมกะเฮิร์ตซ์</w:t>
+            </w:r>
+          </w:p>
+        </w:tc>
+        <w:tc>
+          <w:p/>
+        </w:tc>
+        <w:tc>
+          <w:p/>
+        </w:tc>
+        <w:tc>
+          <w:p/>
+        </w:tc>
+      </w:tr>
+      <w:tr>
+        <w:tc>
+          <w:p>
+            <w:r>
+              <w:t xml:space="preserve">๓)</w:t>
+            </w:r>
+          </w:p>
+        </w:tc>
+        <w:tc>
+          <w:p>
+            <w:r>
+              <w:t xml:space="preserve">สามารถใช้งานได้ที่อุณหภูมิ -๒๐ - + ๔๐ (เซลเซียส)</w:t>
+            </w:r>
+          </w:p>
+        </w:tc>
+        <w:tc>
+          <w:p/>
+        </w:tc>
+        <w:tc>
+          <w:p/>
+        </w:tc>
+        <w:tc>
+          <w:p/>
+        </w:tc>
+      </w:tr>
+      <w:tr>
+        <w:tc>
+          <w:p>
+            <w:r>
+              <w:t xml:space="preserve">๔)</w:t>
+            </w:r>
+          </w:p>
+        </w:tc>
+        <w:tc>
+          <w:p>
+            <w:r>
+              <w:t xml:space="preserve">มีหน่วยความจำ ๖๔ bit</w:t>
             </w:r>
           </w:p>
         </w:tc>
@@ -1511,8 +4106,31 @@
           <w:p>
             <w:r>
               <w:t xml:space="preserve">งานติดตั้งอุปกรณ์และบริการนำเข้าข้อมูล จำนวน ๑ งาน มีคุณลักษณะเฉพาะอย่างน้อย ดังนี้</w:t>
-              <w:br/>
-              <w:t xml:space="preserve">๑) ผู้ขายต้องดำเนินการสำรวจพื้นที่ เพื่อคำนวณ ออกแบบ จุดติดตั้ง การเชื่อมต่อ อุปกรณ์ต่าง ๆ และวัสดุที่เกี่ยวข้อง โดยผู้ขายต้องรับผิดชอบในการจัดหาวัสดุ อุปกรณ์ เครื่องมือต่าง ๆ เพื่อให้ การดำเนินงาน ในโครงการเสร็จสิ้นทั้งหมด โดยรายละเอียดงานติดตั้งเครื่องอ่านสัญญาณ RFID แบบติดตั้งอยู่กับที่ พร้อมชุดรับสัญญาณ มีดังนี้</w:t>
+            </w:r>
+          </w:p>
+        </w:tc>
+        <w:tc>
+          <w:p/>
+        </w:tc>
+        <w:tc>
+          <w:p/>
+        </w:tc>
+        <w:tc>
+          <w:p/>
+        </w:tc>
+      </w:tr>
+      <w:tr>
+        <w:tc>
+          <w:p>
+            <w:r>
+              <w:t xml:space="preserve">๑)</w:t>
+            </w:r>
+          </w:p>
+        </w:tc>
+        <w:tc>
+          <w:p>
+            <w:r>
+              <w:t xml:space="preserve">ผู้ขายต้องดำเนินการสำรวจพื้นที่ เพื่อคำนวณ ออกแบบ จุดติดตั้ง การเชื่อมต่อ อุปกรณ์ต่าง ๆ และวัสดุที่เกี่ยวข้อง โดยผู้ขายต้องรับผิดชอบในการจัดหาวัสดุ อุปกรณ์ เครื่องมือต่าง ๆ เพื่อให้ การดำเนินงาน ในโครงการเสร็จสิ้นทั้งหมด โดยรายละเอียดงานติดตั้งเครื่องอ่านสัญญาณ RFID แบบติดตั้งอยู่กับที่ พร้อมชุดรับสัญญาณ มีดังนี้</w:t>
               <w:br/>
               <w:t xml:space="preserve">๑.๑) ผู้ขายต้องจัดหาวัสดุอุปกรณ์ ตามรายการที่กำหนดตามขอบเขตงานที่กำหนดไว้</w:t>
               <w:br/>
@@ -1521,82 +4139,795 @@
               <w:t xml:space="preserve">๑.๓) ผู้ขายต้องศึกษาความเป็นไปได้และสำรวจพื้นที่เพื่อติดตั้งอุปกรณ์ฮาร์ดแวร์ให้มี ทรัพยากรเพียงพอ</w:t>
               <w:br/>
               <w:t xml:space="preserve">๑.๔) ผู้ขายต้องติดตั้งอุปกรณ์เครื่องอ่านสัญญาณ RFID แบบติดตั้งอยู่กับที่ (Fixed Reader) พร้อมชุดรับสัญญาณ (Antenna) และทดสอบระบบ ตามขอบเขตของงาน โดยที่ติดตั้ง หรือออกแบบให้เหมาะสมกับการใช้งาน โดยมีจำนวนอุปกรณ์ทั้งหมด ๙ ชุด ของเครื่อง อ่านสัญญาณ RFID และ ๑๘ ชุดของเสาอากาศ (Antenna) ซึ่งจุดติดตั้งเสาอากาศ (Antenna) มีรายละเอียด ดังนี้</w:t>
-              <w:br/>
-              <w:t xml:space="preserve">๑) ชั้น ๑๘ บริเวณช่องโถงลิฟต์หลัก HI ZONE จำนวน ๒ จุด</w:t>
-              <w:br/>
-              <w:t xml:space="preserve">๒) ชั้น ๑๘ บริเวณช่องบันไดหนีไฟ ST-๐๑ จำนวน ๒ จุด</w:t>
-              <w:br/>
-              <w:t xml:space="preserve">๓) ชั้น ๑๘ บริเวณช่องบันไดหนีไฟ ST-๐๒ จำนวน ๑ จุด</w:t>
-              <w:br/>
-              <w:t xml:space="preserve">๔) ชั้น ๑๘ บริเวณช่องโถงลิฟต์ขนของ จำนวน ๑ จุด</w:t>
-              <w:br/>
-              <w:t xml:space="preserve">๕) ชั้น ๑๙ บริเวณช่องโถงลิฟต์หลัก HI ZONE จำนวน ๒ จุด</w:t>
-              <w:br/>
-              <w:t xml:space="preserve">๖) ชั้น ๑๙ บริเวณช่องบันไดหนีไฟ ST-๐๑ จำนวน ๒ จุด</w:t>
-              <w:br/>
-              <w:t xml:space="preserve">๗) ชั้น ๑๙ บริเวณช่องบันไดหนีไฟ ST-๐๒ จำนวน ๑ จุด</w:t>
-              <w:br/>
-              <w:t xml:space="preserve">๘) ชั้น ๑๙ บริเวณช่องโถงลิฟต์ขนของ จำนวน ๑ จุด</w:t>
-              <w:br/>
-              <w:t xml:space="preserve">๙) ชั้น ๒๐ บริเวณช่องโถงลิฟต์หลัก HI ZONE จำนวน ๒ จุด</w:t>
-              <w:br/>
-              <w:t xml:space="preserve">๑๐) ชั้น ๒๐ บริเวณช่องบันไดหนีไฟ ST-๐๑ จำนวน ๒ จุด</w:t>
-              <w:br/>
-              <w:t xml:space="preserve">๑๑) ชั้น ๒๐ บริเวณช่องบันไดหนีไฟ ST-๐๒ จำนวน ๑ จุด</w:t>
-              <w:br/>
-              <w:t xml:space="preserve">๑๒) ชั้น ๒๐ บริเวณช่องโถงลิฟต์ขนของ จำนวน ๑ จุด</w:t>
+            </w:r>
+          </w:p>
+        </w:tc>
+        <w:tc>
+          <w:p/>
+        </w:tc>
+        <w:tc>
+          <w:p/>
+        </w:tc>
+        <w:tc>
+          <w:p/>
+        </w:tc>
+      </w:tr>
+      <w:tr>
+        <w:tc>
+          <w:p>
+            <w:r>
+              <w:t xml:space="preserve">๑)</w:t>
+            </w:r>
+          </w:p>
+        </w:tc>
+        <w:tc>
+          <w:p>
+            <w:r>
+              <w:t xml:space="preserve">ชั้น ๑๘ บริเวณช่องโถงลิฟต์หลัก HI ZONE จำนวน ๒ จุด</w:t>
+            </w:r>
+          </w:p>
+        </w:tc>
+        <w:tc>
+          <w:p/>
+        </w:tc>
+        <w:tc>
+          <w:p/>
+        </w:tc>
+        <w:tc>
+          <w:p/>
+        </w:tc>
+      </w:tr>
+      <w:tr>
+        <w:tc>
+          <w:p>
+            <w:r>
+              <w:t xml:space="preserve">๒)</w:t>
+            </w:r>
+          </w:p>
+        </w:tc>
+        <w:tc>
+          <w:p>
+            <w:r>
+              <w:t xml:space="preserve">ชั้น ๑๘ บริเวณช่องบันไดหนีไฟ ST-๐๑ จำนวน ๒ จุด</w:t>
+            </w:r>
+          </w:p>
+        </w:tc>
+        <w:tc>
+          <w:p/>
+        </w:tc>
+        <w:tc>
+          <w:p/>
+        </w:tc>
+        <w:tc>
+          <w:p/>
+        </w:tc>
+      </w:tr>
+      <w:tr>
+        <w:tc>
+          <w:p>
+            <w:r>
+              <w:t xml:space="preserve">๓)</w:t>
+            </w:r>
+          </w:p>
+        </w:tc>
+        <w:tc>
+          <w:p>
+            <w:r>
+              <w:t xml:space="preserve">ชั้น ๑๘ บริเวณช่องบันไดหนีไฟ ST-๐๒ จำนวน ๑ จุด</w:t>
+            </w:r>
+          </w:p>
+        </w:tc>
+        <w:tc>
+          <w:p/>
+        </w:tc>
+        <w:tc>
+          <w:p/>
+        </w:tc>
+        <w:tc>
+          <w:p/>
+        </w:tc>
+      </w:tr>
+      <w:tr>
+        <w:tc>
+          <w:p>
+            <w:r>
+              <w:t xml:space="preserve">๔)</w:t>
+            </w:r>
+          </w:p>
+        </w:tc>
+        <w:tc>
+          <w:p>
+            <w:r>
+              <w:t xml:space="preserve">ชั้น ๑๘ บริเวณช่องโถงลิฟต์ขนของ จำนวน ๑ จุด</w:t>
+            </w:r>
+          </w:p>
+        </w:tc>
+        <w:tc>
+          <w:p/>
+        </w:tc>
+        <w:tc>
+          <w:p/>
+        </w:tc>
+        <w:tc>
+          <w:p/>
+        </w:tc>
+      </w:tr>
+      <w:tr>
+        <w:tc>
+          <w:p>
+            <w:r>
+              <w:t xml:space="preserve">๕)</w:t>
+            </w:r>
+          </w:p>
+        </w:tc>
+        <w:tc>
+          <w:p>
+            <w:r>
+              <w:t xml:space="preserve">ชั้น ๑๙ บริเวณช่องโถงลิฟต์หลัก HI ZONE จำนวน ๒ จุด</w:t>
+            </w:r>
+          </w:p>
+        </w:tc>
+        <w:tc>
+          <w:p/>
+        </w:tc>
+        <w:tc>
+          <w:p/>
+        </w:tc>
+        <w:tc>
+          <w:p/>
+        </w:tc>
+      </w:tr>
+      <w:tr>
+        <w:tc>
+          <w:p>
+            <w:r>
+              <w:t xml:space="preserve">๖)</w:t>
+            </w:r>
+          </w:p>
+        </w:tc>
+        <w:tc>
+          <w:p>
+            <w:r>
+              <w:t xml:space="preserve">ชั้น ๑๙ บริเวณช่องบันไดหนีไฟ ST-๐๑ จำนวน ๒ จุด</w:t>
+            </w:r>
+          </w:p>
+        </w:tc>
+        <w:tc>
+          <w:p/>
+        </w:tc>
+        <w:tc>
+          <w:p/>
+        </w:tc>
+        <w:tc>
+          <w:p/>
+        </w:tc>
+      </w:tr>
+      <w:tr>
+        <w:tc>
+          <w:p>
+            <w:r>
+              <w:t xml:space="preserve">๗)</w:t>
+            </w:r>
+          </w:p>
+        </w:tc>
+        <w:tc>
+          <w:p>
+            <w:r>
+              <w:t xml:space="preserve">ชั้น ๑๙ บริเวณช่องบันไดหนีไฟ ST-๐๒ จำนวน ๑ จุด</w:t>
+            </w:r>
+          </w:p>
+        </w:tc>
+        <w:tc>
+          <w:p/>
+        </w:tc>
+        <w:tc>
+          <w:p/>
+        </w:tc>
+        <w:tc>
+          <w:p/>
+        </w:tc>
+      </w:tr>
+      <w:tr>
+        <w:tc>
+          <w:p>
+            <w:r>
+              <w:t xml:space="preserve">๘)</w:t>
+            </w:r>
+          </w:p>
+        </w:tc>
+        <w:tc>
+          <w:p>
+            <w:r>
+              <w:t xml:space="preserve">ชั้น ๑๙ บริเวณช่องโถงลิฟต์ขนของ จำนวน ๑ จุด</w:t>
+            </w:r>
+          </w:p>
+        </w:tc>
+        <w:tc>
+          <w:p/>
+        </w:tc>
+        <w:tc>
+          <w:p/>
+        </w:tc>
+        <w:tc>
+          <w:p/>
+        </w:tc>
+      </w:tr>
+      <w:tr>
+        <w:tc>
+          <w:p>
+            <w:r>
+              <w:t xml:space="preserve">๙)</w:t>
+            </w:r>
+          </w:p>
+        </w:tc>
+        <w:tc>
+          <w:p>
+            <w:r>
+              <w:t xml:space="preserve">ชั้น ๒๐ บริเวณช่องโถงลิฟต์หลัก HI ZONE จำนวน ๒ จุด</w:t>
+            </w:r>
+          </w:p>
+        </w:tc>
+        <w:tc>
+          <w:p/>
+        </w:tc>
+        <w:tc>
+          <w:p/>
+        </w:tc>
+        <w:tc>
+          <w:p/>
+        </w:tc>
+      </w:tr>
+      <w:tr>
+        <w:tc>
+          <w:p>
+            <w:r>
+              <w:t xml:space="preserve">๑๐)</w:t>
+            </w:r>
+          </w:p>
+        </w:tc>
+        <w:tc>
+          <w:p>
+            <w:r>
+              <w:t xml:space="preserve">ชั้น ๒๐ บริเวณช่องบันไดหนีไฟ ST-๐๑ จำนวน ๒ จุด</w:t>
+            </w:r>
+          </w:p>
+        </w:tc>
+        <w:tc>
+          <w:p/>
+        </w:tc>
+        <w:tc>
+          <w:p/>
+        </w:tc>
+        <w:tc>
+          <w:p/>
+        </w:tc>
+      </w:tr>
+      <w:tr>
+        <w:tc>
+          <w:p>
+            <w:r>
+              <w:t xml:space="preserve">๑๑)</w:t>
+            </w:r>
+          </w:p>
+        </w:tc>
+        <w:tc>
+          <w:p>
+            <w:r>
+              <w:t xml:space="preserve">ชั้น ๒๐ บริเวณช่องบันไดหนีไฟ ST-๐๒ จำนวน ๑ จุด</w:t>
+            </w:r>
+          </w:p>
+        </w:tc>
+        <w:tc>
+          <w:p/>
+        </w:tc>
+        <w:tc>
+          <w:p/>
+        </w:tc>
+        <w:tc>
+          <w:p/>
+        </w:tc>
+      </w:tr>
+      <w:tr>
+        <w:tc>
+          <w:p>
+            <w:r>
+              <w:t xml:space="preserve">๑๒)</w:t>
+            </w:r>
+          </w:p>
+        </w:tc>
+        <w:tc>
+          <w:p>
+            <w:r>
+              <w:t xml:space="preserve">ชั้น ๒๐ บริเวณช่องโถงลิฟต์ขนของ จำนวน ๑ จุด</w:t>
               <w:br/>
               <w:t xml:space="preserve">หรือจุดอื่น ๆ ตามที่ทางสำนักงานปลัดกระทรวงการคลังกำหนดตามแต่ละชั้นของ การติดตั้ง ที่มีมติเห็นชอบจากคณะกรรมการตรวจรับพัสดุ</w:t>
-              <w:br/>
-              <w:t xml:space="preserve">๒) รายละเอียดงานบริการการลงทะเบียนข้อมูลทรัพย์สิน การติดตั้ง RFID Tag การเชื่อมต่อข้อมูล เข้ากับ Software และ Database การลงทะเบียนทรัพย์สิน (Asset Inventory) โดยมีจำนวน ตามที่สำนักงานปลัดกระทรวงการคลังกำหนด และไม่เกิน ๓๐,๐๐๐ รายการ โดยรายละเอียดงาน มีดังนี้</w:t>
+            </w:r>
+          </w:p>
+        </w:tc>
+        <w:tc>
+          <w:p/>
+        </w:tc>
+        <w:tc>
+          <w:p/>
+        </w:tc>
+        <w:tc>
+          <w:p/>
+        </w:tc>
+      </w:tr>
+      <w:tr>
+        <w:tc>
+          <w:p>
+            <w:r>
+              <w:t xml:space="preserve">๒)</w:t>
+            </w:r>
+          </w:p>
+        </w:tc>
+        <w:tc>
+          <w:p>
+            <w:r>
+              <w:t xml:space="preserve">รายละเอียดงานบริการการลงทะเบียนข้อมูลทรัพย์สิน การติดตั้ง RFID Tag การเชื่อมต่อข้อมูล เข้ากับ Software และ Database การลงทะเบียนทรัพย์สิน (Asset Inventory) โดยมีจำนวน ตามที่สำนักงานปลัดกระทรวงการคลังกำหนด และไม่เกิน ๓๐,๐๐๐ รายการ โดยรายละเอียดงาน มีดังนี้</w:t>
               <w:br/>
               <w:t xml:space="preserve">๑๒</w:t>
               <w:br/>
               <w:t xml:space="preserve">๒.๑) การตรวจสอบข้อมูลทรัพย์สิน</w:t>
-              <w:br/>
-              <w:t xml:space="preserve">๑) การตรวจสอบทะเบียนทรัพย์สินของสำนักงานปลัดกระทรวงการคลัง โดยผู้ขายจะต้องดำเนินการตรวจสอบข้อมูลทรัพย์สินทั้งหมดของ สำนักงานปลัดกระทรวงการคลัง ที่ครอบคลุมทรัพย์สินประเภทต่าง ๆ (เช่น ครุภัณฑ์, อุปกรณ์สำนักงาน, เครื่องจักร, อุปกรณ์คอมพิวเตอร์) โดยทางสำนักงานปลัดกระทรวงการคลังเป็นผู้ติดตามอุปกรณ์วัสดุ ครุภัณฑ์ และส่งมอบให้กับผู้ขายในการติดป้ายระบุทรัพย์สิน</w:t>
-              <w:br/>
-              <w:t xml:space="preserve">๒) จัดเก็บข้อมูลรายละเอียดของทรัพย์สินแต่ละรายการที่ได้รับจากสำนักงานปลัดกระทรวงการคลัง เช่น รายการสินทรัพย์, ประเภททรัพย์สิน, รหัสทรัพย์สิน, คำอธิบาย(ถ้ามี), สถานที่ตั้ง(ถ้ามี), ผู้รับผิดชอบ(ถ้ามี), วันที่ได้มา และ/หรือ มูลค่า(ถ้ามี), ภาพถ่าย (ถ้ามี) ลงในรูปแบบของข้อมูลอิเล็กทรอนิกส์ที่เตรียมใช้สำหรับระบบ RFID</w:t>
-              <w:br/>
-              <w:t xml:space="preserve">๓) ในกรณีที่หน่วยงานที่รับผิดชอบ ไม่สามารถให้ข้อมูลรายละเอียดทะเบียนทรัพย์สินและหรือตำแหน่งสถานที่ตั้งจริงแก่ผู้ขายภายในเวลาที่กำหนด ทางผู้ขายจะอนุญาตให้ดำเนินการลงทะเบียนทรัพย์สินรายการถัดไปแทนที่ทรัพย์สินเดิมได้หรือส่งมอบงานตามจำนวนทรัพย์สินที่สามารถระบุรหัสครุภัณฑ์ และตำแหน่งสถานที่ตั้งจริงได้</w:t>
-              <w:br/>
-              <w:t xml:space="preserve">๔) สำนักงานปลัดกระทรวงการคลังจะส่งมอบข้อมูล ทะเบียนทรัพย์สิน เช่น รายการสินทรัพย์, ประเภททรัพย์สิน, รหัสทรัพย์สิน, คำอธิบาย(ถ้ามี), สถานที่ตั้ง(ถ้ามี), ผู้รับผิดชอบ(ถ้ามี), วันที่ได้มา และ/หรือ มูลค่า(ถ้ามี), ภาพถ่าย (ถ้ามี) ให้กับผู้ขายในการติดป้ายระบุทรัพย์สินภายในไม่เกิน ๙๐ วันนับจากที่ได้มีการลงนามในสัญญา</w:t>
+            </w:r>
+          </w:p>
+        </w:tc>
+        <w:tc>
+          <w:p/>
+        </w:tc>
+        <w:tc>
+          <w:p/>
+        </w:tc>
+        <w:tc>
+          <w:p/>
+        </w:tc>
+      </w:tr>
+      <w:tr>
+        <w:tc>
+          <w:p>
+            <w:r>
+              <w:t xml:space="preserve">๑)</w:t>
+            </w:r>
+          </w:p>
+        </w:tc>
+        <w:tc>
+          <w:p>
+            <w:r>
+              <w:t xml:space="preserve">การตรวจสอบทะเบียนทรัพย์สินของสำนักงานปลัดกระทรวงการคลัง โดยผู้ขายจะต้องดำเนินการตรวจสอบข้อมูลทรัพย์สินทั้งหมดของ สำนักงานปลัดกระทรวงการคลัง ที่ครอบคลุมทรัพย์สินประเภทต่าง ๆ (เช่น ครุภัณฑ์, อุปกรณ์สำนักงาน, เครื่องจักร, อุปกรณ์คอมพิวเตอร์) โดยทางสำนักงานปลัดกระทรวงการคลังเป็นผู้ติดตามอุปกรณ์วัสดุ ครุภัณฑ์ และส่งมอบให้กับผู้ขายในการติดป้ายระบุทรัพย์สิน</w:t>
+            </w:r>
+          </w:p>
+        </w:tc>
+        <w:tc>
+          <w:p/>
+        </w:tc>
+        <w:tc>
+          <w:p/>
+        </w:tc>
+        <w:tc>
+          <w:p/>
+        </w:tc>
+      </w:tr>
+      <w:tr>
+        <w:tc>
+          <w:p>
+            <w:r>
+              <w:t xml:space="preserve">๒)</w:t>
+            </w:r>
+          </w:p>
+        </w:tc>
+        <w:tc>
+          <w:p>
+            <w:r>
+              <w:t xml:space="preserve">จัดเก็บข้อมูลรายละเอียดของทรัพย์สินแต่ละรายการที่ได้รับจากสำนักงานปลัดกระทรวงการคลัง เช่น รายการสินทรัพย์, ประเภททรัพย์สิน, รหัสทรัพย์สิน, คำอธิบาย(ถ้ามี), สถานที่ตั้ง(ถ้ามี), ผู้รับผิดชอบ(ถ้ามี), วันที่ได้มา และ/หรือ มูลค่า(ถ้ามี), ภาพถ่าย (ถ้ามี) ลงในรูปแบบของข้อมูลอิเล็กทรอนิกส์ที่เตรียมใช้สำหรับระบบ RFID</w:t>
+            </w:r>
+          </w:p>
+        </w:tc>
+        <w:tc>
+          <w:p/>
+        </w:tc>
+        <w:tc>
+          <w:p/>
+        </w:tc>
+        <w:tc>
+          <w:p/>
+        </w:tc>
+      </w:tr>
+      <w:tr>
+        <w:tc>
+          <w:p>
+            <w:r>
+              <w:t xml:space="preserve">๓)</w:t>
+            </w:r>
+          </w:p>
+        </w:tc>
+        <w:tc>
+          <w:p>
+            <w:r>
+              <w:t xml:space="preserve">ในกรณีที่หน่วยงานที่รับผิดชอบ ไม่สามารถให้ข้อมูลรายละเอียดทะเบียนทรัพย์สินและหรือตำแหน่งสถานที่ตั้งจริงแก่ผู้ขายภายในเวลาที่กำหนด ทางผู้ขายจะอนุญาตให้ดำเนินการลงทะเบียนทรัพย์สินรายการถัดไปแทนที่ทรัพย์สินเดิมได้หรือส่งมอบงานตามจำนวนทรัพย์สินที่สามารถระบุรหัสครุภัณฑ์ และตำแหน่งสถานที่ตั้งจริงได้</w:t>
+            </w:r>
+          </w:p>
+        </w:tc>
+        <w:tc>
+          <w:p/>
+        </w:tc>
+        <w:tc>
+          <w:p/>
+        </w:tc>
+        <w:tc>
+          <w:p/>
+        </w:tc>
+      </w:tr>
+      <w:tr>
+        <w:tc>
+          <w:p>
+            <w:r>
+              <w:t xml:space="preserve">๔)</w:t>
+            </w:r>
+          </w:p>
+        </w:tc>
+        <w:tc>
+          <w:p>
+            <w:r>
+              <w:t xml:space="preserve">สำนักงานปลัดกระทรวงการคลังจะส่งมอบข้อมูล ทะเบียนทรัพย์สิน เช่น รายการสินทรัพย์, ประเภททรัพย์สิน, รหัสทรัพย์สิน, คำอธิบาย(ถ้ามี), สถานที่ตั้ง(ถ้ามี), ผู้รับผิดชอบ(ถ้ามี), วันที่ได้มา และ/หรือ มูลค่า(ถ้ามี), ภาพถ่าย (ถ้ามี) ให้กับผู้ขายในการติดป้ายระบุทรัพย์สินภายในไม่เกิน ๙๐ วันนับจากที่ได้มีการลงนามในสัญญา</w:t>
               <w:br/>
               <w:t xml:space="preserve">๒.๒) การจัดหาและติดป้ายระบุทรัพย์สิน</w:t>
-              <w:br/>
-              <w:t xml:space="preserve">๑) ผู้ขายจะต้องดำเนินการติดป้ายระบุทรัพย์สินที่เหมาะสมกับประเภททรัพย์สินและสภาพแวดล้อม เช่น ป้ายบาร์โค้ด (Barcode Label) หรือป้าย RFID (RFID Tag) โดยมีรูปแบบการติดป้าย ตามที่สำนักงานปลัดกระทรวงการคลังกำหนด</w:t>
-              <w:br/>
-              <w:t xml:space="preserve">๒) กรณีทรัพย์สินที่เป็นโลหะ ควรพิจารณาใช้ป้าย RFID ที่ออกแบบมา เพื่อติดบนโลหะโดยเฉพาะ (RFID On-metal Tag)</w:t>
-              <w:br/>
-              <w:t xml:space="preserve">๓) ผู้ขายจะต้องดำเนินการพิมพ์ หรือ เข้ารหัส (encode) ข้อมูลทรัพย์สินลงบน RFID Tag</w:t>
+            </w:r>
+          </w:p>
+        </w:tc>
+        <w:tc>
+          <w:p/>
+        </w:tc>
+        <w:tc>
+          <w:p/>
+        </w:tc>
+        <w:tc>
+          <w:p/>
+        </w:tc>
+      </w:tr>
+      <w:tr>
+        <w:tc>
+          <w:p>
+            <w:r>
+              <w:t xml:space="preserve">๑)</w:t>
+            </w:r>
+          </w:p>
+        </w:tc>
+        <w:tc>
+          <w:p>
+            <w:r>
+              <w:t xml:space="preserve">ผู้ขายจะต้องดำเนินการติดป้ายระบุทรัพย์สินที่เหมาะสมกับประเภททรัพย์สินและสภาพแวดล้อม เช่น ป้ายบาร์โค้ด (Barcode Label) หรือป้าย RFID (RFID Tag) โดยมีรูปแบบการติดป้าย ตามที่สำนักงานปลัดกระทรวงการคลังกำหนด</w:t>
+            </w:r>
+          </w:p>
+        </w:tc>
+        <w:tc>
+          <w:p/>
+        </w:tc>
+        <w:tc>
+          <w:p/>
+        </w:tc>
+        <w:tc>
+          <w:p/>
+        </w:tc>
+      </w:tr>
+      <w:tr>
+        <w:tc>
+          <w:p>
+            <w:r>
+              <w:t xml:space="preserve">๒)</w:t>
+            </w:r>
+          </w:p>
+        </w:tc>
+        <w:tc>
+          <w:p>
+            <w:r>
+              <w:t xml:space="preserve">กรณีทรัพย์สินที่เป็นโลหะ ควรพิจารณาใช้ป้าย RFID ที่ออกแบบมา เพื่อติดบนโลหะโดยเฉพาะ (RFID On-metal Tag)</w:t>
+            </w:r>
+          </w:p>
+        </w:tc>
+        <w:tc>
+          <w:p/>
+        </w:tc>
+        <w:tc>
+          <w:p/>
+        </w:tc>
+        <w:tc>
+          <w:p/>
+        </w:tc>
+      </w:tr>
+      <w:tr>
+        <w:tc>
+          <w:p>
+            <w:r>
+              <w:t xml:space="preserve">๓)</w:t>
+            </w:r>
+          </w:p>
+        </w:tc>
+        <w:tc>
+          <w:p>
+            <w:r>
+              <w:t xml:space="preserve">ผู้ขายจะต้องดำเนินการพิมพ์ หรือ เข้ารหัส (encode) ข้อมูลทรัพย์สินลงบน RFID Tag</w:t>
               <w:br/>
               <w:t xml:space="preserve">๒.๓) การประมวลผลและการจัดทำทะเบียนทรัพย์สิน</w:t>
-              <w:br/>
-              <w:t xml:space="preserve">๑) ผู้ขายต้องนำข้อมูลทรัพย์สินที่รวบรวมได้มาประมวลผลและบันทึกลงในระบบการจัดการทรัพย์สินที่เสนอ</w:t>
-              <w:br/>
-              <w:t xml:space="preserve">๒) ผู้ขายต้องเชื่อมโยงป้ายระบุทรัพย์สิน RFID Tag กับข้อมูลทรัพย์สินในระบบ โดยใช้ซอฟต์แวร์ที่เสนอมาในโครงการ</w:t>
-              <w:br/>
-              <w:t xml:space="preserve">๓) ผู้ขายต้องทำการทดสอบอ่านป้ายระบุทรัพย์สิน RFID Tag หลังจากที่ทำการเชื่อมโยงข้อมูลเพื่อตรวจสอบความถูกต้องของข้อมูลที่ลงเข้ารหัส ลงใน RFID Tag ว่าตรงกับข้อมูลทรัพย์สินที่บันทึกในระบบทะเบียนทรัพย์สินหรือไม่</w:t>
-              <w:br/>
-              <w:t xml:space="preserve">๔) จัดทำรายงานทะเบียนทรัพย์สินรูปแบบไฟล์ PDF หรือ Excel</w:t>
-              <w:br/>
-              <w:t xml:space="preserve">๓) รายละเอียดงานติดตั้งและการเชื่อมโยงระบบเข้ากับสำนักงานปลัดกระทรวงการคลัง มีคุณลักษณะเฉพาะอย่างน้อย ดังนี้</w:t>
+            </w:r>
+          </w:p>
+        </w:tc>
+        <w:tc>
+          <w:p/>
+        </w:tc>
+        <w:tc>
+          <w:p/>
+        </w:tc>
+        <w:tc>
+          <w:p/>
+        </w:tc>
+      </w:tr>
+      <w:tr>
+        <w:tc>
+          <w:p>
+            <w:r>
+              <w:t xml:space="preserve">๑)</w:t>
+            </w:r>
+          </w:p>
+        </w:tc>
+        <w:tc>
+          <w:p>
+            <w:r>
+              <w:t xml:space="preserve">ผู้ขายต้องนำข้อมูลทรัพย์สินที่รวบรวมได้มาประมวลผลและบันทึกลงในระบบการจัดการทรัพย์สินที่เสนอ</w:t>
+            </w:r>
+          </w:p>
+        </w:tc>
+        <w:tc>
+          <w:p/>
+        </w:tc>
+        <w:tc>
+          <w:p/>
+        </w:tc>
+        <w:tc>
+          <w:p/>
+        </w:tc>
+      </w:tr>
+      <w:tr>
+        <w:tc>
+          <w:p>
+            <w:r>
+              <w:t xml:space="preserve">๒)</w:t>
+            </w:r>
+          </w:p>
+        </w:tc>
+        <w:tc>
+          <w:p>
+            <w:r>
+              <w:t xml:space="preserve">ผู้ขายต้องเชื่อมโยงป้ายระบุทรัพย์สิน RFID Tag กับข้อมูลทรัพย์สินในระบบ โดยใช้ซอฟต์แวร์ที่เสนอมาในโครงการ</w:t>
+            </w:r>
+          </w:p>
+        </w:tc>
+        <w:tc>
+          <w:p/>
+        </w:tc>
+        <w:tc>
+          <w:p/>
+        </w:tc>
+        <w:tc>
+          <w:p/>
+        </w:tc>
+      </w:tr>
+      <w:tr>
+        <w:tc>
+          <w:p>
+            <w:r>
+              <w:t xml:space="preserve">๓)</w:t>
+            </w:r>
+          </w:p>
+        </w:tc>
+        <w:tc>
+          <w:p>
+            <w:r>
+              <w:t xml:space="preserve">ผู้ขายต้องทำการทดสอบอ่านป้ายระบุทรัพย์สิน RFID Tag หลังจากที่ทำการเชื่อมโยงข้อมูลเพื่อตรวจสอบความถูกต้องของข้อมูลที่ลงเข้ารหัส ลงใน RFID Tag ว่าตรงกับข้อมูลทรัพย์สินที่บันทึกในระบบทะเบียนทรัพย์สินหรือไม่</w:t>
+            </w:r>
+          </w:p>
+        </w:tc>
+        <w:tc>
+          <w:p/>
+        </w:tc>
+        <w:tc>
+          <w:p/>
+        </w:tc>
+        <w:tc>
+          <w:p/>
+        </w:tc>
+      </w:tr>
+      <w:tr>
+        <w:tc>
+          <w:p>
+            <w:r>
+              <w:t xml:space="preserve">๔)</w:t>
+            </w:r>
+          </w:p>
+        </w:tc>
+        <w:tc>
+          <w:p>
+            <w:r>
+              <w:t xml:space="preserve">จัดทำรายงานทะเบียนทรัพย์สินรูปแบบไฟล์ PDF หรือ Excel</w:t>
+            </w:r>
+          </w:p>
+        </w:tc>
+        <w:tc>
+          <w:p/>
+        </w:tc>
+        <w:tc>
+          <w:p/>
+        </w:tc>
+        <w:tc>
+          <w:p/>
+        </w:tc>
+      </w:tr>
+      <w:tr>
+        <w:tc>
+          <w:p>
+            <w:r>
+              <w:t xml:space="preserve">๓)</w:t>
+            </w:r>
+          </w:p>
+        </w:tc>
+        <w:tc>
+          <w:p>
+            <w:r>
+              <w:t xml:space="preserve">รายละเอียดงานติดตั้งและการเชื่อมโยงระบบเข้ากับสำนักงานปลัดกระทรวงการคลัง มีคุณลักษณะเฉพาะอย่างน้อย ดังนี้</w:t>
               <w:br/>
               <w:t xml:space="preserve">๓.๑ ) ด้านการเตรียมข้อมูลทรัพย์สิน</w:t>
-              <w:br/>
-              <w:t xml:space="preserve">๑) สำนักงานปลัดกระทรวงการคลังจะจัดเตรียมข้อมูล และเป็นผู้ติดตาม ตรวจสอบ การลงทะเบียนข้อมูลทรัพย์สิน อุปกรณ์ วัสดุ ครุภัณฑ์ และส่งมอบรายการพร้อม ตำแหน่งที่ตั้งประกอบการติดป้ายระบุทรัพย์สินให้ผู้ขายภายใน ๙๐ วันหลังจาก ลงนามในสัญญา</w:t>
-              <w:br/>
-              <w:t xml:space="preserve">๒) สำนักงานปลัดกระทรวงการคลังจะอำนวยความสะดวกหรือนำทางไปยังตำแหน่ง ต่าง ๆ ของทรัพย์สินตามรายการที่ระบุนั้น</w:t>
+            </w:r>
+          </w:p>
+        </w:tc>
+        <w:tc>
+          <w:p/>
+        </w:tc>
+        <w:tc>
+          <w:p/>
+        </w:tc>
+        <w:tc>
+          <w:p/>
+        </w:tc>
+      </w:tr>
+      <w:tr>
+        <w:tc>
+          <w:p>
+            <w:r>
+              <w:t xml:space="preserve">๑)</w:t>
+            </w:r>
+          </w:p>
+        </w:tc>
+        <w:tc>
+          <w:p>
+            <w:r>
+              <w:t xml:space="preserve">สำนักงานปลัดกระทรวงการคลังจะจัดเตรียมข้อมูล และเป็นผู้ติดตาม ตรวจสอบ การลงทะเบียนข้อมูลทรัพย์สิน อุปกรณ์ วัสดุ ครุภัณฑ์ และส่งมอบรายการพร้อม ตำแหน่งที่ตั้งประกอบการติดป้ายระบุทรัพย์สินให้ผู้ขายภายใน ๙๐ วันหลังจาก ลงนามในสัญญา</w:t>
+            </w:r>
+          </w:p>
+        </w:tc>
+        <w:tc>
+          <w:p/>
+        </w:tc>
+        <w:tc>
+          <w:p/>
+        </w:tc>
+        <w:tc>
+          <w:p/>
+        </w:tc>
+      </w:tr>
+      <w:tr>
+        <w:tc>
+          <w:p>
+            <w:r>
+              <w:t xml:space="preserve">๒)</w:t>
+            </w:r>
+          </w:p>
+        </w:tc>
+        <w:tc>
+          <w:p>
+            <w:r>
+              <w:t xml:space="preserve">สำนักงานปลัดกระทรวงการคลังจะอำนวยความสะดวกหรือนำทางไปยังตำแหน่ง ต่าง ๆ ของทรัพย์สินตามรายการที่ระบุนั้น</w:t>
               <w:br/>
               <w:t xml:space="preserve">๓.๒) การติดตั้งและสถานที่ติดตั้งอุปกรณ์ระบบคอมพิวเตอร์และเครือข่ายสื่อสาร</w:t>
-              <w:br/>
-              <w:t xml:space="preserve">๑) ต้องดำเนินการส่งมอบอุปกรณ์และติดตั้งพร้อมเดินสายสัญญาณหรือระบบไฟฟ้าใน โครงการพัฒนาระบบการติดตามสินทรัพย์ผ่านระบบ RFID (RFID Asset Tracking)</w:t>
-              <w:br/>
-              <w:t xml:space="preserve">๒) ต้องส่งมอบอุปกรณ์หรืองานทั้งหมดตามโครงการ ณ อาคาร ๑๕๐ ปี กระทรวงการคลัง และนำไปติดตั้งที่อาคาร ๑๕๐ ปี กระทรวงการคลัง หรือตามที่ คณะกรรมการตรวจรับพัสดุกำหนด</w:t>
-              <w:br/>
-              <w:t xml:space="preserve">๓) การเดินสายสัญญาณหรือสายไฟฟ้า (Cabling) ณ สถานที่ติดตั้ง ผู้ขายต้องจัดหา ราง หรือท่อ หรือเฟล็กซ์ หรืออุปกรณ์อื่น ๆ ตามความจำเป็น สำหรับใช้ติดตั้ง สายสัญญาณหรือสายไฟฟ้าตามโครงการและจัดให้เป็นระเบียบเรียบร้อย หรือ เป็นไปตามมาตรฐานสากล</w:t>
-              <w:br/>
-              <w:t xml:space="preserve">๔) ผู้ขายต้องติดตั้งและต่อเชื่อมระบบเครือข่ายตามการออกแบบที่คณะกรรมการ ตรวจรับพัสดุพิจารณา รวมทั้งต้อง Configuration และทดสอบให้ระบบทำงานได้ ตามที่กำหนด หรือออกแบบ หากอุปกรณ์ Transceiver Module ตามที่เสนอ ไม่เพียงพอหรือเหมาะสมกับการใช้งานจริง ผู้ขายต้องจัดหาเพิ่มเติมโดยไม่คิด ค่าใช้จ่าย และต้องเสนอรายละเอียดของอุปกรณ์ให้คณะกรรมการตรวจรับพัสดุ ร่วมพิจารณาก่อนนำมาใช้</w:t>
+            </w:r>
+          </w:p>
+        </w:tc>
+        <w:tc>
+          <w:p/>
+        </w:tc>
+        <w:tc>
+          <w:p/>
+        </w:tc>
+        <w:tc>
+          <w:p/>
+        </w:tc>
+      </w:tr>
+      <w:tr>
+        <w:tc>
+          <w:p>
+            <w:r>
+              <w:t xml:space="preserve">๑)</w:t>
+            </w:r>
+          </w:p>
+        </w:tc>
+        <w:tc>
+          <w:p>
+            <w:r>
+              <w:t xml:space="preserve">ต้องดำเนินการส่งมอบอุปกรณ์และติดตั้งพร้อมเดินสายสัญญาณหรือระบบไฟฟ้าใน โครงการพัฒนาระบบการติดตามสินทรัพย์ผ่านระบบ RFID (RFID Asset Tracking)</w:t>
+            </w:r>
+          </w:p>
+        </w:tc>
+        <w:tc>
+          <w:p/>
+        </w:tc>
+        <w:tc>
+          <w:p/>
+        </w:tc>
+        <w:tc>
+          <w:p/>
+        </w:tc>
+      </w:tr>
+      <w:tr>
+        <w:tc>
+          <w:p>
+            <w:r>
+              <w:t xml:space="preserve">๒)</w:t>
+            </w:r>
+          </w:p>
+        </w:tc>
+        <w:tc>
+          <w:p>
+            <w:r>
+              <w:t xml:space="preserve">ต้องส่งมอบอุปกรณ์หรืองานทั้งหมดตามโครงการ ณ อาคาร ๑๕๐ ปี กระทรวงการคลัง และนำไปติดตั้งที่อาคาร ๑๕๐ ปี กระทรวงการคลัง หรือตามที่ คณะกรรมการตรวจรับพัสดุกำหนด</w:t>
+            </w:r>
+          </w:p>
+        </w:tc>
+        <w:tc>
+          <w:p/>
+        </w:tc>
+        <w:tc>
+          <w:p/>
+        </w:tc>
+        <w:tc>
+          <w:p/>
+        </w:tc>
+      </w:tr>
+      <w:tr>
+        <w:tc>
+          <w:p>
+            <w:r>
+              <w:t xml:space="preserve">๓)</w:t>
+            </w:r>
+          </w:p>
+        </w:tc>
+        <w:tc>
+          <w:p>
+            <w:r>
+              <w:t xml:space="preserve">การเดินสายสัญญาณหรือสายไฟฟ้า (Cabling) ณ สถานที่ติดตั้ง ผู้ขายต้องจัดหา ราง หรือท่อ หรือเฟล็กซ์ หรืออุปกรณ์อื่น ๆ ตามความจำเป็น สำหรับใช้ติดตั้ง สายสัญญาณหรือสายไฟฟ้าตามโครงการและจัดให้เป็นระเบียบเรียบร้อย หรือ เป็นไปตามมาตรฐานสากล</w:t>
+            </w:r>
+          </w:p>
+        </w:tc>
+        <w:tc>
+          <w:p/>
+        </w:tc>
+        <w:tc>
+          <w:p/>
+        </w:tc>
+        <w:tc>
+          <w:p/>
+        </w:tc>
+      </w:tr>
+      <w:tr>
+        <w:tc>
+          <w:p>
+            <w:r>
+              <w:t xml:space="preserve">๔)</w:t>
+            </w:r>
+          </w:p>
+        </w:tc>
+        <w:tc>
+          <w:p>
+            <w:r>
+              <w:t xml:space="preserve">ผู้ขายต้องติดตั้งและต่อเชื่อมระบบเครือข่ายตามการออกแบบที่คณะกรรมการ ตรวจรับพัสดุพิจารณา รวมทั้งต้อง Configuration และทดสอบให้ระบบทำงานได้ ตามที่กำหนด หรือออกแบบ หากอุปกรณ์ Transceiver Module ตามที่เสนอ ไม่เพียงพอหรือเหมาะสมกับการใช้งานจริง ผู้ขายต้องจัดหาเพิ่มเติมโดยไม่คิด ค่าใช้จ่าย และต้องเสนอรายละเอียดของอุปกรณ์ให้คณะกรรมการตรวจรับพัสดุ ร่วมพิจารณาก่อนนำมาใช้</w:t>
             </w:r>
           </w:p>
         </w:tc>
@@ -1622,16 +4953,77 @@
           <w:p>
             <w:r>
               <w:t xml:space="preserve">รายละเอียดการฝึกอบรมและคู่มือการใช้งาน</w:t>
-              <w:br/>
-              <w:t xml:space="preserve">๑) รายละเอียดการฝึกอบรม</w:t>
+            </w:r>
+          </w:p>
+        </w:tc>
+        <w:tc>
+          <w:p/>
+        </w:tc>
+        <w:tc>
+          <w:p/>
+        </w:tc>
+        <w:tc>
+          <w:p/>
+        </w:tc>
+      </w:tr>
+      <w:tr>
+        <w:tc>
+          <w:p>
+            <w:r>
+              <w:t xml:space="preserve">๑)</w:t>
+            </w:r>
+          </w:p>
+        </w:tc>
+        <w:tc>
+          <w:p>
+            <w:r>
+              <w:t xml:space="preserve">รายละเอียดการฝึกอบรม</w:t>
               <w:br/>
               <w:t xml:space="preserve">ผู้ขายจะต้องจัดให้การฝึกอบรมทั้งภาคทฤษฎีและภาคปฏิบัติให้กับบุคลากรด้านต่าง ๆ ของ สำนักบริหารกลาง สำนักงานปลัดกระทรวงการคลัง เพื่อรองรับการปฏิบัติงานได้อย่างมีประสิทธิภาพ โดยต้อง ทำตามข้อกำหนดอย่างน้อย ดังนี้</w:t>
               <w:br/>
               <w:t xml:space="preserve">๑.๑) ผู้ขายต้องจัดฝึกอบรม เกี่ยวกับอุปกรณ์ที่ส่งมอบตามโครงการ และการบริหารระบบ สำหรับผู้ดูแลระบบ โดยมีผู้เข้าอบรมอย่างน้อย ๕ คน ให้ผู้เข้าอบรมได้ใช้อุปกรณ์แบบ Hands on และมี เนื้อหาในด้านการทำงานของระบบ การใช้งาน การบำรุงรักษา เพื่อให้ผู้เข้าอบรมสามารถใช้งานอุปกรณ์ได้เป็น อย่างดี ดังนี้</w:t>
-              <w:br/>
-              <w:t xml:space="preserve">- ความรู้พื้นฐานเกี่ยวกับระบบการติดตามสินทรัพย์ผ่านระบบ RFID (RFID Asset Tracking) และอุปกรณ์ ต่าง ๆ ที่ส่งมอบในโครงการหรือตามที่คณะกรรมการตรวจรับพัสดุพิจารณา</w:t>
-              <w:br/>
-              <w:t xml:space="preserve">- การใช้งาน การตรวจสอบแก้ไขปัญหาเบื้องต้น และการดูแลรักษาระบบการติดตาม สินทรัพย์ผ่านระบบ RFID (RFID Asset Tracking) สำนักงานปลัดกระทรวงการคลัง</w:t>
+            </w:r>
+          </w:p>
+        </w:tc>
+        <w:tc>
+          <w:p/>
+        </w:tc>
+        <w:tc>
+          <w:p/>
+        </w:tc>
+        <w:tc>
+          <w:p/>
+        </w:tc>
+      </w:tr>
+      <w:tr>
+        <w:tc>
+          <w:p/>
+        </w:tc>
+        <w:tc>
+          <w:p>
+            <w:r>
+              <w:t xml:space="preserve">ความรู้พื้นฐานเกี่ยวกับระบบการติดตามสินทรัพย์ผ่านระบบ RFID (RFID Asset Tracking) และอุปกรณ์ ต่าง ๆ ที่ส่งมอบในโครงการหรือตามที่คณะกรรมการตรวจรับพัสดุพิจารณา</w:t>
+            </w:r>
+          </w:p>
+        </w:tc>
+        <w:tc>
+          <w:p/>
+        </w:tc>
+        <w:tc>
+          <w:p/>
+        </w:tc>
+        <w:tc>
+          <w:p/>
+        </w:tc>
+      </w:tr>
+      <w:tr>
+        <w:tc>
+          <w:p/>
+        </w:tc>
+        <w:tc>
+          <w:p>
+            <w:r>
+              <w:t xml:space="preserve">การใช้งาน การตรวจสอบแก้ไขปัญหาเบื้องต้น และการดูแลรักษาระบบการติดตาม สินทรัพย์ผ่านระบบ RFID (RFID Asset Tracking) สำนักงานปลัดกระทรวงการคลัง</w:t>
               <w:br/>
               <w:t xml:space="preserve">๑.๒) ผู้ขายต้องจัดทำแผนการฝึกอบรมเจ้าหน้าที่ของสำนักบริหารกลาง สำนักงานปลัดกระทรวงการคลัง พร้อมหัวข้อการฝึกอบรมแต่ละหลักสูตร ให้คณะกรรมการตรวจรับพัสดุพิจารณาก่อนดำเนินการ โดยที่หัวข้อการฝึกอบรมต้องครอบคลุมเนื้อหาทั้งหมดที่เกี่ยวกับการใช้งานระบบและการดูแลรักษาอย่างละเอียด ซึ่งผู้เข้าอบรมจะสามารถใช้งานระบบดังกล่าวได้เป็นอย่างดี และเนื้อหาในเอกสารการฝึกอบรมต้องเป็นของอุปกรณ์ที่ส่งมอบตามโครงการ</w:t>
               <w:br/>
@@ -1642,8 +5034,31 @@
               <w:t xml:space="preserve">๑.๕) ผู้ขายต้องรับผิดชอบในการจัดการฝึกอบรมในหลักสูตรเดิมหรือหลักสูตรใหม่ ทั้งหมดหรือบางส่วนของหลักสูตรอีกครั้ง หากคณะกรรมการตรวจรับพัสดุ หรือผู้แทนจากสำนักบริหารกลาง สำนักงานปลัดกระทรวงการคลัง เห็นว่าผลการฝึกอบรมที่ผ่านมานั้นมีเนื้อหาไม่ครอบคลุมเพียงพอหรือการถ่ายทอดไม่ครบถ้วนตรงตามหลักสูตรที่ได้ตกลงไว้</w:t>
               <w:br/>
               <w:t xml:space="preserve">๑.๖) การจัดฝึกอบรมต้องดำเนินการให้แล้วเสร็จภายในระยะเวลาส่งมอบงานหรือระยะเวลาการรับประกันผลงาน ตามความเหมาะสมที่คณะกรรมการตรวจรับพัสดุพิจารณา</w:t>
-              <w:br/>
-              <w:t xml:space="preserve">๒) คู่มือการใช้งาน</w:t>
+            </w:r>
+          </w:p>
+        </w:tc>
+        <w:tc>
+          <w:p/>
+        </w:tc>
+        <w:tc>
+          <w:p/>
+        </w:tc>
+        <w:tc>
+          <w:p/>
+        </w:tc>
+      </w:tr>
+      <w:tr>
+        <w:tc>
+          <w:p>
+            <w:r>
+              <w:t xml:space="preserve">๒)</w:t>
+            </w:r>
+          </w:p>
+        </w:tc>
+        <w:tc>
+          <w:p>
+            <w:r>
+              <w:t xml:space="preserve">คู่มือการใช้งาน</w:t>
               <w:br/>
               <w:t xml:space="preserve">๒.๑) ผู้ขายต้องจัดหาหรือจัดทำและส่งมอบคู่มือการใช้งานอุปกรณ์หรือระบบที่มีการติดตั้งและใช้งานในโครงการทั้งหมด ให้กับผู้ซื้อในวันที่ส่งมอบโครงการหรืองานงวดสุดท้าย</w:t>
               <w:br/>
@@ -1675,8 +5090,31 @@
               <w:t xml:space="preserve">เงื่อนไขการรับประกันผลงานและความชำรุดบกพร่องและการบำรุงรักษาและซ่อมแซมแก้ไข</w:t>
               <w:br/>
               <w:t xml:space="preserve">ผู้ขายต้องบำรุงรักษา ซ่อมแซมแก้ไขหรือเปลี่ยนทดแทนอุปกรณ์ที่ส่งมอบในโครงการทั้งหมด เป็นระยะเวลา ๒ ปี นับตั้งแต่คณะกรรมการตรวจรับพัสดุได้ตรวจรับงานงวดสุดท้ายเสร็จสมบูรณ์ โดยต้องปฏิบัติตามเงื่อนไขดังต่อไปนี้</w:t>
-              <w:br/>
-              <w:t xml:space="preserve">๑) การบำรุงรักษาแบบป้องกัน (Preventive Maintenance)</w:t>
+            </w:r>
+          </w:p>
+        </w:tc>
+        <w:tc>
+          <w:p/>
+        </w:tc>
+        <w:tc>
+          <w:p/>
+        </w:tc>
+        <w:tc>
+          <w:p/>
+        </w:tc>
+      </w:tr>
+      <w:tr>
+        <w:tc>
+          <w:p>
+            <w:r>
+              <w:t xml:space="preserve">๑)</w:t>
+            </w:r>
+          </w:p>
+        </w:tc>
+        <w:tc>
+          <w:p>
+            <w:r>
+              <w:t xml:space="preserve">การบำรุงรักษาแบบป้องกัน (Preventive Maintenance)</w:t>
               <w:br/>
               <w:t xml:space="preserve">ผู้ขายต้องเสนอแผน และทำการบำรุงรักษา (Preventive Maintenance) ดังนี้</w:t>
               <w:br/>
@@ -1691,8 +5129,31 @@
               <w:t xml:space="preserve">ปลัดกระทรวงการคลัง ถ้าเป็นสิ่งที่กระทบกับสภาพการดำเนินงานหรือมีผลให้</w:t>
               <w:br/>
               <w:t xml:space="preserve">การปฏิบัติงานเปลี่ยนไป</w:t>
-              <w:br/>
-              <w:t xml:space="preserve">๒) การซ่อมแซมแก้ไข</w:t>
+            </w:r>
+          </w:p>
+        </w:tc>
+        <w:tc>
+          <w:p/>
+        </w:tc>
+        <w:tc>
+          <w:p/>
+        </w:tc>
+        <w:tc>
+          <w:p/>
+        </w:tc>
+      </w:tr>
+      <w:tr>
+        <w:tc>
+          <w:p>
+            <w:r>
+              <w:t xml:space="preserve">๒)</w:t>
+            </w:r>
+          </w:p>
+        </w:tc>
+        <w:tc>
+          <w:p>
+            <w:r>
+              <w:t xml:space="preserve">การซ่อมแซมแก้ไข</w:t>
               <w:br/>
               <w:t xml:space="preserve">๒.๑) หากอุปกรณ์หรือระบบชำรุด บกพร่อง หรือใช้งานไม่ได้ ถึงแม้ว่าจะติดตั้งอยู่ ณ สถานที่ใด</w:t>
               <w:br/>
@@ -1725,8 +5186,31 @@
               <w:t xml:space="preserve">ที่กำหนด ผู้ขายต้องถูกปรับในอัตราร้อยละ ๐.๐๒๕ (ศูนย์จุดศูนย์สองห้า) ของราคาตาม</w:t>
               <w:br/>
               <w:t xml:space="preserve">สัญญาต่อชั่วโมง เศษของชั่วโมง ให้นับเป็น ๑ ชั่วโมง</w:t>
-              <w:br/>
-              <w:t xml:space="preserve">๓) การบริการและการสนับสนุน</w:t>
+            </w:r>
+          </w:p>
+        </w:tc>
+        <w:tc>
+          <w:p/>
+        </w:tc>
+        <w:tc>
+          <w:p/>
+        </w:tc>
+        <w:tc>
+          <w:p/>
+        </w:tc>
+      </w:tr>
+      <w:tr>
+        <w:tc>
+          <w:p>
+            <w:r>
+              <w:t xml:space="preserve">๓)</w:t>
+            </w:r>
+          </w:p>
+        </w:tc>
+        <w:tc>
+          <w:p>
+            <w:r>
+              <w:t xml:space="preserve">การบริการและการสนับสนุน</w:t>
               <w:br/>
               <w:t xml:space="preserve">ผู้ขายจะต้องดำเนินการบริการและการสนับสนุน ตลอดระยะเวลารับประกัน โดยต้องปฏิบัติ</w:t>
               <w:br/>
@@ -1872,32 +5356,262 @@
               <w:t xml:space="preserve">ผู้ขายต้องดำเนินการส่งมอบตามรายละเอียดและระยะเวลาที่กำหนด โดยสำนักงานปลัดกระทรวงการคลังจะชำระเงินหลังจากที่คณะกรรมการตรวจรับพัสดุได้ดำเนินการตรวจรับงานเสร็จแล้ว ดังนี้</w:t>
               <w:br/>
               <w:t xml:space="preserve">**งานงวดที่ ๑ ส่งมอบงาน ภายใน ๓๐ วัน นับถัดจากวันลงนามในสัญญา ดังนี้**</w:t>
-              <w:br/>
-              <w:t xml:space="preserve">๑) แผนการดำเนินงานโครงการ</w:t>
-              <w:br/>
-              <w:t xml:space="preserve">๒) รายละเอียดบุคลากรที่ปฏิบัติงานในโครงการ</w:t>
-              <w:br/>
-              <w:t xml:space="preserve">๓) แบบการติดตั้งระบบ</w:t>
-              <w:br/>
-              <w:t xml:space="preserve">๔) เอกสารส่งมอบงาน จำนวน ๒ ชุด และในรูปแบบอิเล็กทรอนิกส์ซึ่งบันทึกลงใน Thumb Drive จำนวน ๕ ชุด</w:t>
+            </w:r>
+          </w:p>
+        </w:tc>
+        <w:tc>
+          <w:p/>
+        </w:tc>
+        <w:tc>
+          <w:p/>
+        </w:tc>
+        <w:tc>
+          <w:p/>
+        </w:tc>
+      </w:tr>
+      <w:tr>
+        <w:tc>
+          <w:p>
+            <w:r>
+              <w:t xml:space="preserve">๑)</w:t>
+            </w:r>
+          </w:p>
+        </w:tc>
+        <w:tc>
+          <w:p>
+            <w:r>
+              <w:t xml:space="preserve">แผนการดำเนินงานโครงการ</w:t>
+            </w:r>
+          </w:p>
+        </w:tc>
+        <w:tc>
+          <w:p/>
+        </w:tc>
+        <w:tc>
+          <w:p/>
+        </w:tc>
+        <w:tc>
+          <w:p/>
+        </w:tc>
+      </w:tr>
+      <w:tr>
+        <w:tc>
+          <w:p>
+            <w:r>
+              <w:t xml:space="preserve">๒)</w:t>
+            </w:r>
+          </w:p>
+        </w:tc>
+        <w:tc>
+          <w:p>
+            <w:r>
+              <w:t xml:space="preserve">รายละเอียดบุคลากรที่ปฏิบัติงานในโครงการ</w:t>
+            </w:r>
+          </w:p>
+        </w:tc>
+        <w:tc>
+          <w:p/>
+        </w:tc>
+        <w:tc>
+          <w:p/>
+        </w:tc>
+        <w:tc>
+          <w:p/>
+        </w:tc>
+      </w:tr>
+      <w:tr>
+        <w:tc>
+          <w:p>
+            <w:r>
+              <w:t xml:space="preserve">๓)</w:t>
+            </w:r>
+          </w:p>
+        </w:tc>
+        <w:tc>
+          <w:p>
+            <w:r>
+              <w:t xml:space="preserve">แบบการติดตั้งระบบ</w:t>
+            </w:r>
+          </w:p>
+        </w:tc>
+        <w:tc>
+          <w:p/>
+        </w:tc>
+        <w:tc>
+          <w:p/>
+        </w:tc>
+        <w:tc>
+          <w:p/>
+        </w:tc>
+      </w:tr>
+      <w:tr>
+        <w:tc>
+          <w:p>
+            <w:r>
+              <w:t xml:space="preserve">๔)</w:t>
+            </w:r>
+          </w:p>
+        </w:tc>
+        <w:tc>
+          <w:p>
+            <w:r>
+              <w:t xml:space="preserve">เอกสารส่งมอบงาน จำนวน ๒ ชุด และในรูปแบบอิเล็กทรอนิกส์ซึ่งบันทึกลงใน Thumb Drive จำนวน ๕ ชุด</w:t>
               <w:br/>
               <w:t xml:space="preserve">**งานงวดที่ ๒ ส่งมอบงาน ภายใน ๙๐ วัน นับถัดจากวันลงนามในสัญญา ดังนี้**</w:t>
-              <w:br/>
-              <w:t xml:space="preserve">๑) ส่งมอบอุปกรณ์ในโครงการ ตามข้อ ๕.๑ - ๕.๑๑</w:t>
-              <w:br/>
-              <w:t xml:space="preserve">๒) เอกสารส่งมอบงาน จำนวน ๒ ชุด และในรูปแบบอิเล็กทรอนิกส์ซึ่งบันทึกลงใน Thumb Drive จำนวน ๕ ชุด</w:t>
+            </w:r>
+          </w:p>
+        </w:tc>
+        <w:tc>
+          <w:p/>
+        </w:tc>
+        <w:tc>
+          <w:p/>
+        </w:tc>
+        <w:tc>
+          <w:p/>
+        </w:tc>
+      </w:tr>
+      <w:tr>
+        <w:tc>
+          <w:p>
+            <w:r>
+              <w:t xml:space="preserve">๑)</w:t>
+            </w:r>
+          </w:p>
+        </w:tc>
+        <w:tc>
+          <w:p>
+            <w:r>
+              <w:t xml:space="preserve">ส่งมอบอุปกรณ์ในโครงการ ตามข้อ ๕.๑ - ๕.๑๑</w:t>
+            </w:r>
+          </w:p>
+        </w:tc>
+        <w:tc>
+          <w:p/>
+        </w:tc>
+        <w:tc>
+          <w:p/>
+        </w:tc>
+        <w:tc>
+          <w:p/>
+        </w:tc>
+      </w:tr>
+      <w:tr>
+        <w:tc>
+          <w:p>
+            <w:r>
+              <w:t xml:space="preserve">๒)</w:t>
+            </w:r>
+          </w:p>
+        </w:tc>
+        <w:tc>
+          <w:p>
+            <w:r>
+              <w:t xml:space="preserve">เอกสารส่งมอบงาน จำนวน ๒ ชุด และในรูปแบบอิเล็กทรอนิกส์ซึ่งบันทึกลงใน Thumb Drive จำนวน ๕ ชุด</w:t>
               <w:br/>
               <w:t xml:space="preserve">**งานงวดที่ ๓ ส่งมอบงาน ภายใน ๑๒๐ วัน นับถัดจากวันลงนามในสัญญา ดังนี้**</w:t>
-              <w:br/>
-              <w:t xml:space="preserve">๑) ส่งมอบงานติดตั้งอุปกรณ์และบริการนำเข้าข้อมูล ตามข้อ ๕.๑๒</w:t>
-              <w:br/>
-              <w:t xml:space="preserve">๒) เอกสารส่งมอบงาน จำนวน ๒ ชุด และในรูปแบบอิเล็กทรอนิกส์ซึ่งบันทึกลงใน Thumb Drive จำนวน ๕ ชุด</w:t>
+            </w:r>
+          </w:p>
+        </w:tc>
+        <w:tc>
+          <w:p/>
+        </w:tc>
+        <w:tc>
+          <w:p/>
+        </w:tc>
+        <w:tc>
+          <w:p/>
+        </w:tc>
+      </w:tr>
+      <w:tr>
+        <w:tc>
+          <w:p>
+            <w:r>
+              <w:t xml:space="preserve">๑)</w:t>
+            </w:r>
+          </w:p>
+        </w:tc>
+        <w:tc>
+          <w:p>
+            <w:r>
+              <w:t xml:space="preserve">ส่งมอบงานติดตั้งอุปกรณ์และบริการนำเข้าข้อมูล ตามข้อ ๕.๑๒</w:t>
+            </w:r>
+          </w:p>
+        </w:tc>
+        <w:tc>
+          <w:p/>
+        </w:tc>
+        <w:tc>
+          <w:p/>
+        </w:tc>
+        <w:tc>
+          <w:p/>
+        </w:tc>
+      </w:tr>
+      <w:tr>
+        <w:tc>
+          <w:p>
+            <w:r>
+              <w:t xml:space="preserve">๒)</w:t>
+            </w:r>
+          </w:p>
+        </w:tc>
+        <w:tc>
+          <w:p>
+            <w:r>
+              <w:t xml:space="preserve">เอกสารส่งมอบงาน จำนวน ๒ ชุด และในรูปแบบอิเล็กทรอนิกส์ซึ่งบันทึกลงใน Thumb Drive จำนวน ๕ ชุด</w:t>
               <w:br/>
               <w:t xml:space="preserve">**งานงวดสุดท้าย ส่งมอบงาน ภายใน ๑๖๐ วัน นับถัดจากวันลงนามในสัญญา ดังนี้**</w:t>
-              <w:br/>
-              <w:t xml:space="preserve">๑) ส่งมอบงานการฝึกอบรมและคู่มือการใช้งาน ตามข้อ ๕.๑๓</w:t>
-              <w:br/>
-              <w:t xml:space="preserve">๒) เอกสารส่งมอบงาน จำนวน ๒ ชุด และในรูปแบบอิเล็กทรอนิกส์ซึ่งบันทึกลงใน Thumb Drive จำนวน ๕ ชุด</w:t>
+            </w:r>
+          </w:p>
+        </w:tc>
+        <w:tc>
+          <w:p/>
+        </w:tc>
+        <w:tc>
+          <w:p/>
+        </w:tc>
+        <w:tc>
+          <w:p/>
+        </w:tc>
+      </w:tr>
+      <w:tr>
+        <w:tc>
+          <w:p>
+            <w:r>
+              <w:t xml:space="preserve">๑)</w:t>
+            </w:r>
+          </w:p>
+        </w:tc>
+        <w:tc>
+          <w:p>
+            <w:r>
+              <w:t xml:space="preserve">ส่งมอบงานการฝึกอบรมและคู่มือการใช้งาน ตามข้อ ๕.๑๓</w:t>
+            </w:r>
+          </w:p>
+        </w:tc>
+        <w:tc>
+          <w:p/>
+        </w:tc>
+        <w:tc>
+          <w:p/>
+        </w:tc>
+        <w:tc>
+          <w:p/>
+        </w:tc>
+      </w:tr>
+      <w:tr>
+        <w:tc>
+          <w:p>
+            <w:r>
+              <w:t xml:space="preserve">๒)</w:t>
+            </w:r>
+          </w:p>
+        </w:tc>
+        <w:tc>
+          <w:p>
+            <w:r>
+              <w:t xml:space="preserve">เอกสารส่งมอบงาน จำนวน ๒ ชุด และในรูปแบบอิเล็กทรอนิกส์ซึ่งบันทึกลงใน Thumb Drive จำนวน ๕ ชุด</w:t>
               <w:br/>
               <w:t xml:space="preserve">สำนักงานปลัดกระทรวงการคลังจะจ่ายเงินเป็นงวด ๆ รวมทั้งหมด ๔ งวด ให้แก่ผู้ขายเมื่อคณะกรรมการตรวจรับพัสดุได้ตรวจรับงานเรียบร้อยแล้ว ดังนี้</w:t>
               <w:br/>
@@ -1980,16 +5694,85 @@
               <w:t xml:space="preserve">หลักเกณฑ์ในการพิจารณาคัดเลือกข้อเสนอ</w:t>
               <w:br/>
               <w:t xml:space="preserve">ใช้เกณฑ์ราคาในการคัดเลือกผู้ที่เสนอราคาต่ำสุดและผ่านคุณสมบัติการจัดหาทั้งหมด เป็นผู้ชนะการซื้อ หรือจ้างหรือเป็นผู้ได้รับการคัดเลือก ดังนี้</w:t>
-              <w:br/>
-              <w:t xml:space="preserve">(๑) หากผู้ยื่นข้อเสนอซึ่งเป็นผู้ประกอบการ SMEs เสนอราคาสูงกว่าราคาต่ำสุดของผู้ยื่นข้อเสนอรายอื่น ที่ไม่เกินร้อยละ ๑๐ ให้หน่วยงานจัดซื้อจัดจ้างจากผู้ประกอบการ SMEs ดังกล่าว โดยจัดเรียงลำดับผู้ยื่นข้อเสนอ ซึ่งเป็นผู้ประกอบการ SMEs ซึ่งเสนอราคาสูงกว่าราคาต่ำสุดของผู้ยื่นข้อเสนอรายอื่นไม่เกินร้อยละ ๑๐ ที่จะ เรียกมาทำสัญญาไม่เกิน ๓ ราย</w:t>
-              <w:br/>
-              <w:t xml:space="preserve">(๒) หากผู้ยื่นข้อเสนอได้เสนอพัสดุที่เป็นพัสดุที่ผลิตภายในประเทศ ที่ได้รับการรับรองและ ออกเครื่องหมายทรัพย์สินที่ผลิตภายในประเทศไทย (Made in Thailand) จากสภาอุตสาหกรรมแห่ง ประเทศไทย เสนอราคาสูงกว่าราคาต่ำสุดของผู้ยื่นข้อเสนอรายอื่นไม่เกินร้อยละ ๕ ให้จัดซื้อจัดจ้างจากผู้ยื่น ข้อเสนอที่เสนอพัสดุที่เป็นพัสดุที่ผลิตภายในประเทศที่ได้รับการรับรองและออกเครื่องหมายทรัพย์สิน ที่ผลิตภายในประเทศไทยฯ</w:t>
+            </w:r>
+          </w:p>
+        </w:tc>
+        <w:tc>
+          <w:p/>
+        </w:tc>
+        <w:tc>
+          <w:p/>
+        </w:tc>
+        <w:tc>
+          <w:p/>
+        </w:tc>
+      </w:tr>
+      <w:tr>
+        <w:tc>
+          <w:p>
+            <w:r>
+              <w:t xml:space="preserve">(๑)</w:t>
+            </w:r>
+          </w:p>
+        </w:tc>
+        <w:tc>
+          <w:p>
+            <w:r>
+              <w:t xml:space="preserve">หากผู้ยื่นข้อเสนอซึ่งเป็นผู้ประกอบการ SMEs เสนอราคาสูงกว่าราคาต่ำสุดของผู้ยื่นข้อเสนอรายอื่น ที่ไม่เกินร้อยละ ๑๐ ให้หน่วยงานจัดซื้อจัดจ้างจากผู้ประกอบการ SMEs ดังกล่าว โดยจัดเรียงลำดับผู้ยื่นข้อเสนอ ซึ่งเป็นผู้ประกอบการ SMEs ซึ่งเสนอราคาสูงกว่าราคาต่ำสุดของผู้ยื่นข้อเสนอรายอื่นไม่เกินร้อยละ ๑๐ ที่จะ เรียกมาทำสัญญาไม่เกิน ๓ ราย</w:t>
+            </w:r>
+          </w:p>
+        </w:tc>
+        <w:tc>
+          <w:p/>
+        </w:tc>
+        <w:tc>
+          <w:p/>
+        </w:tc>
+        <w:tc>
+          <w:p/>
+        </w:tc>
+      </w:tr>
+      <w:tr>
+        <w:tc>
+          <w:p>
+            <w:r>
+              <w:t xml:space="preserve">(๒)</w:t>
+            </w:r>
+          </w:p>
+        </w:tc>
+        <w:tc>
+          <w:p>
+            <w:r>
+              <w:t xml:space="preserve">หากผู้ยื่นข้อเสนอได้เสนอพัสดุที่เป็นพัสดุที่ผลิตภายในประเทศ ที่ได้รับการรับรองและ ออกเครื่องหมายทรัพย์สินที่ผลิตภายในประเทศไทย (Made in Thailand) จากสภาอุตสาหกรรมแห่ง ประเทศไทย เสนอราคาสูงกว่าราคาต่ำสุดของผู้ยื่นข้อเสนอรายอื่นไม่เกินร้อยละ ๕ ให้จัดซื้อจัดจ้างจากผู้ยื่น ข้อเสนอที่เสนอพัสดุที่เป็นพัสดุที่ผลิตภายในประเทศที่ได้รับการรับรองและออกเครื่องหมายทรัพย์สิน ที่ผลิตภายในประเทศไทยฯ</w:t>
               <w:br/>
               <w:t xml:space="preserve">กรณีมีการเสนอราคาหลายรายการและกำหนดเงื่อนไขการพิจารณาราคารวม หากผู้ยื่นข้อเสนอ ได้เสนอพัสดุที่เป็นพัสดุที่ผลิตภายในประเทศ ที่ได้รับการรับรองและออกเครื่องหมายทรัพย์สินที่ผลิต ภายในประเทศไทยฯ ที่สัดส่วนมูลค่าตั้งแต่ร้อยละ ๖๐ ขึ้นไป ให้ได้แต้มต่อในการเสนอราคาตามวรรคหนึ่ง</w:t>
               <w:br/>
               <w:t xml:space="preserve">อนึ่ง หากในการเสนอราคาครั้งนั้น ผู้ยื่นข้อเสนอรายใดมีคุณสมบัติเป็นผู้ประกอบการ SMEs และ เสนอพัสดุที่ได้รับการรับรองและออกเครื่องหมายทรัพย์สินที่ผลิตภายในประเทศ (Made in Thailand) จากสภาอุตสาหกรรมแห่งประเทศไทย ให้ผู้เสนอราคารายนั้นได้แต้มต่อในการเสนอราคาสูงกว่าผู้ประกอบการ รายอื่นไม่เกินร้อยละ ๑๕</w:t>
-              <w:br/>
-              <w:t xml:space="preserve">(๓) หากผู้ยื่นข้อเสนอซึ่งมิใช่ผู้ประกอบการ SMEs แต่เป็นบุคคลธรรมดาที่ถือสัญชาติไทยหรือ นิติบุคคลที่จัดตั้งขึ้นตามกฎหมายไทยเสนอราคาสูงกว่าราคาต่ำสุดของผู้ยื่นข้อเสนอซึ่งเป็นบุคคลธรรมดาที่มิได้ ถือสัญชาติไทยหรือนิติบุคคลที่จัดตั้งขึ้นตามกฎหมายของต่างประเทศไม่เกินร้อยละ ๓ ให้หน่วยงานจัดซื้อหรือ จัดจ้างจากผู้ยื่นข้อเสนอซึ่งเป็นบุคคลธรรมดาที่ถือสัญชาติไทยหรือนิติบุคคลที่จัดตั้งขึ้นตามกฎหมายไทย ดังกล่าว</w:t>
+            </w:r>
+          </w:p>
+        </w:tc>
+        <w:tc>
+          <w:p/>
+        </w:tc>
+        <w:tc>
+          <w:p/>
+        </w:tc>
+        <w:tc>
+          <w:p/>
+        </w:tc>
+      </w:tr>
+      <w:tr>
+        <w:tc>
+          <w:p>
+            <w:r>
+              <w:t xml:space="preserve">(๓)</w:t>
+            </w:r>
+          </w:p>
+        </w:tc>
+        <w:tc>
+          <w:p>
+            <w:r>
+              <w:t xml:space="preserve">หากผู้ยื่นข้อเสนอซึ่งมิใช่ผู้ประกอบการ SMEs แต่เป็นบุคคลธรรมดาที่ถือสัญชาติไทยหรือ นิติบุคคลที่จัดตั้งขึ้นตามกฎหมายไทยเสนอราคาสูงกว่าราคาต่ำสุดของผู้ยื่นข้อเสนอซึ่งเป็นบุคคลธรรมดาที่มิได้ ถือสัญชาติไทยหรือนิติบุคคลที่จัดตั้งขึ้นตามกฎหมายของต่างประเทศไม่เกินร้อยละ ๓ ให้หน่วยงานจัดซื้อหรือ จัดจ้างจากผู้ยื่นข้อเสนอซึ่งเป็นบุคคลธรรมดาที่ถือสัญชาติไทยหรือนิติบุคคลที่จัดตั้งขึ้นตามกฎหมายไทย ดังกล่าว</w:t>
               <w:br/>
               <w:t xml:space="preserve">ผู้ยื่นข้อเสนอที่เป็นกิจการร่วมค้าที่จะได้สิทธิตามวรรคหนึ่ง ผู้เข้าร่วมค้าทุกราย จะต้องเป็น ผู้ประกอบการที่เป็นบุคคลธรรมดาที่ถือสัญชาติไทยหรือนิติบุคคลที่จัดตั้งขึ้นตามกฎหมายไทย</w:t>
               <w:br/>
@@ -2171,12 +5954,81 @@
               <w:t xml:space="preserve">ข้อเสนอแนะ</w:t>
               <w:br/>
               <w:t xml:space="preserve">ท่านสามารถเสนอแนะวิจารณ์ หรือแสดงความคิดเห็นโดยเปิดเผย ดังนี้</w:t>
-              <w:br/>
-              <w:t xml:space="preserve">(๑) ทางไปรษณีย์ ส่งให้ คณะกรรมการจัดทำร่างขอบเขตของงานหรือรายละเอียดคุณลักษณะเฉพาะของ พัสดุที่จะจัดซื้อและกำหนดราคากลาง โครงการพัฒนาระบบการติดตามสินทรัพย์ผ่านระบบ RFID (RFID Asset Tracking) สำนักงานปลัดกระทรวงการคลัง อาคาร ๑๕๐ ปี กระทรวงการคลัง ถนนพระรามที่ ๖ แขวงพญาไท เขตพญาไท กทม. ๑๐๔๐๐</w:t>
-              <w:br/>
-              <w:t xml:space="preserve">(๒) ทาง e-Mail : rfid2026@mof.go.th</w:t>
-              <w:br/>
-              <w:t xml:space="preserve">(๓) ทางโทรศัพท์ หมายเลข ๐ ๒๑๒๖ ๕๘๐๐ ต่อ ๒๘๙๒๐, ๓๐๒๒๕, ๓๐๓๐๓, ๒๘๘๗๒</w:t>
+            </w:r>
+          </w:p>
+        </w:tc>
+        <w:tc>
+          <w:p/>
+        </w:tc>
+        <w:tc>
+          <w:p/>
+        </w:tc>
+        <w:tc>
+          <w:p/>
+        </w:tc>
+      </w:tr>
+      <w:tr>
+        <w:tc>
+          <w:p>
+            <w:r>
+              <w:t xml:space="preserve">(๑)</w:t>
+            </w:r>
+          </w:p>
+        </w:tc>
+        <w:tc>
+          <w:p>
+            <w:r>
+              <w:t xml:space="preserve">ทางไปรษณีย์ ส่งให้ คณะกรรมการจัดทำร่างขอบเขตของงานหรือรายละเอียดคุณลักษณะเฉพาะของ พัสดุที่จะจัดซื้อและกำหนดราคากลาง โครงการพัฒนาระบบการติดตามสินทรัพย์ผ่านระบบ RFID (RFID Asset Tracking) สำนักงานปลัดกระทรวงการคลัง อาคาร ๑๕๐ ปี กระทรวงการคลัง ถนนพระรามที่ ๖ แขวงพญาไท เขตพญาไท กทม. ๑๐๔๐๐</w:t>
+            </w:r>
+          </w:p>
+        </w:tc>
+        <w:tc>
+          <w:p/>
+        </w:tc>
+        <w:tc>
+          <w:p/>
+        </w:tc>
+        <w:tc>
+          <w:p/>
+        </w:tc>
+      </w:tr>
+      <w:tr>
+        <w:tc>
+          <w:p>
+            <w:r>
+              <w:t xml:space="preserve">(๒)</w:t>
+            </w:r>
+          </w:p>
+        </w:tc>
+        <w:tc>
+          <w:p>
+            <w:r>
+              <w:t xml:space="preserve">ทาง e-Mail : rfid2026@mof.go.th</w:t>
+            </w:r>
+          </w:p>
+        </w:tc>
+        <w:tc>
+          <w:p/>
+        </w:tc>
+        <w:tc>
+          <w:p/>
+        </w:tc>
+        <w:tc>
+          <w:p/>
+        </w:tc>
+      </w:tr>
+      <w:tr>
+        <w:tc>
+          <w:p>
+            <w:r>
+              <w:t xml:space="preserve">(๓)</w:t>
+            </w:r>
+          </w:p>
+        </w:tc>
+        <w:tc>
+          <w:p>
+            <w:r>
+              <w:t xml:space="preserve">ทางโทรศัพท์ หมายเลข ๐ ๒๑๒๖ ๕๘๐๐ ต่อ ๒๘๙๒๐, ๓๐๒๒๕, ๓๐๓๐๓, ๒๘๘๗๒</w:t>
               <w:br/>
               <w:t xml:space="preserve">สาธารณชนที่ต้องการเสนอแนะ วิจารณ์ หรือมีความเห็นต้องเปิดเผยชื่อและที่อยู่ ของผู้ให้ข้อเสนอแนะ วิจารณ์ หรือมีความเห็นที่สามารถติดต่อได้ด้วย</w:t>
             </w:r>
